--- a/Practicas Preprofesionales/Editables/02MerinoEdnanControlAvanceActividades.docx
+++ b/Practicas Preprofesionales/Editables/02MerinoEdnanControlAvanceActividades.docx
@@ -1,6 +1,6 @@
 
 <file path=word/document.xml><?xml version="1.0" encoding="utf-8"?>
-<w:document xmlns:wpc="http://schemas.microsoft.com/office/word/2010/wordprocessingCanvas" xmlns:cx="http://schemas.microsoft.com/office/drawing/2014/chartex" xmlns:cx1="http://schemas.microsoft.com/office/drawing/2015/9/8/chartex" xmlns:cx2="http://schemas.microsoft.com/office/drawing/2015/10/21/chartex" xmlns:cx3="http://schemas.microsoft.com/office/drawing/2016/5/9/chartex" xmlns:cx4="http://schemas.microsoft.com/office/drawing/2016/5/10/chartex" xmlns:cx5="http://schemas.microsoft.com/office/drawing/2016/5/11/chartex" xmlns:cx6="http://schemas.microsoft.com/office/drawing/2016/5/12/chartex" xmlns:cx7="http://schemas.microsoft.com/office/drawing/2016/5/13/chartex" xmlns:cx8="http://schemas.microsoft.com/office/drawing/2016/5/14/chartex" xmlns:mc="http://schemas.openxmlformats.org/markup-compatibility/2006" xmlns:aink="http://schemas.microsoft.com/office/drawing/2016/ink" xmlns:am3d="http://schemas.microsoft.com/office/drawing/2017/model3d" xmlns:o="urn:schemas-microsoft-com:office:office" xmlns:oel="http://schemas.microsoft.com/office/2019/extlst" xmlns:r="http://schemas.openxmlformats.org/officeDocument/2006/relationships" xmlns:m="http://schemas.openxmlformats.org/officeDocument/2006/math" xmlns:v="urn:schemas-microsoft-com:vml" xmlns:wp14="http://schemas.microsoft.com/office/word/2010/wordprocessingDrawing" xmlns:wp="http://schemas.openxmlformats.org/drawingml/2006/wordprocessingDrawing" xmlns:w10="urn:schemas-microsoft-com:office:word" xmlns:w="http://schemas.openxmlformats.org/wordprocessingml/2006/main" xmlns:w14="http://schemas.microsoft.com/office/word/2010/wordml" xmlns:w15="http://schemas.microsoft.com/office/word/2012/wordml" xmlns:w16cex="http://schemas.microsoft.com/office/word/2018/wordml/cex" xmlns:w16cid="http://schemas.microsoft.com/office/word/2016/wordml/cid" xmlns:w16="http://schemas.microsoft.com/office/word/2018/wordml" xmlns:w16du="http://schemas.microsoft.com/office/word/2023/wordml/word16du" xmlns:w16sdtdh="http://schemas.microsoft.com/office/word/2020/wordml/sdtdatahash" xmlns:w16sdtfl="http://schemas.microsoft.com/office/word/2024/wordml/sdtformatlock" xmlns:w16se="http://schemas.microsoft.com/office/word/2015/wordml/symex" xmlns:wpg="http://schemas.microsoft.com/office/word/2010/wordprocessingGroup" xmlns:wpi="http://schemas.microsoft.com/office/word/2010/wordprocessingInk" xmlns:wne="http://schemas.microsoft.com/office/word/2006/wordml" xmlns:wps="http://schemas.microsoft.com/office/word/2010/wordprocessingShape" mc:Ignorable="w14 w15 w16se w16cid w16 w16cex w16sdtdh w16sdtfl w16du wp14">
+<w:document xmlns:wpc="http://schemas.microsoft.com/office/word/2010/wordprocessingCanvas" xmlns:mc="http://schemas.openxmlformats.org/markup-compatibility/2006" xmlns:o="urn:schemas-microsoft-com:office:office" xmlns:r="http://schemas.openxmlformats.org/officeDocument/2006/relationships" xmlns:m="http://schemas.openxmlformats.org/officeDocument/2006/math" xmlns:v="urn:schemas-microsoft-com:vml" xmlns:wp14="http://schemas.microsoft.com/office/word/2010/wordprocessingDrawing" xmlns:wp="http://schemas.openxmlformats.org/drawingml/2006/wordprocessingDrawing" xmlns:w10="urn:schemas-microsoft-com:office:word" xmlns:w="http://schemas.openxmlformats.org/wordprocessingml/2006/main" xmlns:w14="http://schemas.microsoft.com/office/word/2010/wordml" xmlns:w15="http://schemas.microsoft.com/office/word/2012/wordml" xmlns:wpg="http://schemas.microsoft.com/office/word/2010/wordprocessingGroup" xmlns:wpi="http://schemas.microsoft.com/office/word/2010/wordprocessingInk" xmlns:wne="http://schemas.microsoft.com/office/word/2006/wordml" xmlns:wps="http://schemas.microsoft.com/office/word/2010/wordprocessingShape" mc:Ignorable="w14 w15 wp14">
   <w:body>
     <w:p>
       <w:pPr>
@@ -580,7 +580,61 @@
           <w:sz w:val="18"/>
           <w:szCs w:val="18"/>
         </w:rPr>
-        <w:t>S1-2025 (ABRIL – AGOSTO 2025)</w:t>
+        <w:t>S1</w:t>
+      </w:r>
+      <w:r>
+        <w:rPr>
+          <w:rFonts w:ascii="Times New Roman" w:hAnsi="Times New Roman"/>
+          <w:b/>
+          <w:sz w:val="18"/>
+          <w:szCs w:val="18"/>
+        </w:rPr>
+        <w:t xml:space="preserve">I-2025 (OCTUBRE 2025 </w:t>
+      </w:r>
+      <w:r>
+        <w:rPr>
+          <w:rFonts w:ascii="Times New Roman" w:hAnsi="Times New Roman"/>
+          <w:b/>
+          <w:sz w:val="18"/>
+          <w:szCs w:val="18"/>
+        </w:rPr>
+        <w:t xml:space="preserve">– </w:t>
+      </w:r>
+      <w:r>
+        <w:rPr>
+          <w:rFonts w:ascii="Times New Roman" w:hAnsi="Times New Roman"/>
+          <w:b/>
+          <w:sz w:val="18"/>
+          <w:szCs w:val="18"/>
+        </w:rPr>
+        <w:t>MARZO</w:t>
+      </w:r>
+      <w:r>
+        <w:rPr>
+          <w:rFonts w:ascii="Times New Roman" w:hAnsi="Times New Roman"/>
+          <w:b/>
+          <w:sz w:val="18"/>
+          <w:szCs w:val="18"/>
+        </w:rPr>
+        <w:t xml:space="preserve"> 202</w:t>
+      </w:r>
+      <w:r>
+        <w:rPr>
+          <w:rFonts w:ascii="Times New Roman" w:hAnsi="Times New Roman"/>
+          <w:b/>
+          <w:sz w:val="18"/>
+          <w:szCs w:val="18"/>
+        </w:rPr>
+        <w:t>6</w:t>
+      </w:r>
+      <w:r>
+        <w:rPr>
+          <w:rFonts w:ascii="Times New Roman" w:hAnsi="Times New Roman"/>
+          <w:b/>
+          <w:sz w:val="18"/>
+          <w:szCs w:val="18"/>
+        </w:rPr>
+        <w:t>)</w:t>
       </w:r>
     </w:p>
     <w:p>
@@ -709,14 +763,25 @@
         </w:rPr>
         <w:t xml:space="preserve"> </w:t>
       </w:r>
-      <w:r>
-        <w:rPr>
-          <w:rFonts w:ascii="Times New Roman" w:hAnsi="Times New Roman"/>
-          <w:sz w:val="18"/>
-          <w:szCs w:val="18"/>
-          <w:lang w:val="es-EC"/>
-        </w:rPr>
-        <w:t>Vanessa Noemi Zurita Montaguano</w:t>
+      <w:proofErr w:type="spellStart"/>
+      <w:r>
+        <w:rPr>
+          <w:rFonts w:ascii="Times New Roman" w:hAnsi="Times New Roman"/>
+          <w:sz w:val="18"/>
+          <w:szCs w:val="18"/>
+          <w:lang w:val="es-EC"/>
+        </w:rPr>
+        <w:t>Ednan</w:t>
+      </w:r>
+      <w:proofErr w:type="spellEnd"/>
+      <w:r>
+        <w:rPr>
+          <w:rFonts w:ascii="Times New Roman" w:hAnsi="Times New Roman"/>
+          <w:sz w:val="18"/>
+          <w:szCs w:val="18"/>
+          <w:lang w:val="es-EC"/>
+        </w:rPr>
+        <w:t xml:space="preserve"> Josué Merino Calderón</w:t>
       </w:r>
     </w:p>
     <w:p>
@@ -758,7 +823,7 @@
           <w:szCs w:val="18"/>
           <w:lang w:val="es-EC"/>
         </w:rPr>
-        <w:t>1751399161</w:t>
+        <w:t>1718972597</w:t>
       </w:r>
       <w:r>
         <w:rPr>
@@ -814,7 +879,16 @@
           <w:szCs w:val="18"/>
           <w:lang w:val="es-EC"/>
         </w:rPr>
-        <w:t xml:space="preserve"> L00400575</w:t>
+        <w:t xml:space="preserve"> L00</w:t>
+      </w:r>
+      <w:r>
+        <w:rPr>
+          <w:rFonts w:ascii="Times New Roman" w:hAnsi="Times New Roman"/>
+          <w:sz w:val="18"/>
+          <w:szCs w:val="18"/>
+          <w:lang w:val="es-EC"/>
+        </w:rPr>
+        <w:t>387286</w:t>
       </w:r>
     </w:p>
     <w:p>
@@ -852,7 +926,7 @@
           <w:szCs w:val="18"/>
           <w:lang w:val="es-EC"/>
         </w:rPr>
-        <w:t>0958644915</w:t>
+        <w:t>0987800233</w:t>
       </w:r>
       <w:r>
         <w:rPr>
@@ -921,7 +995,17 @@
           <w:szCs w:val="18"/>
           <w:lang w:val="es-EC"/>
         </w:rPr>
-        <w:t>vnzurita@espe.edu.ec</w:t>
+        <w:t>ejmerino</w:t>
+      </w:r>
+      <w:r>
+        <w:rPr>
+          <w:rFonts w:ascii="Times New Roman" w:hAnsi="Times New Roman"/>
+          <w:iCs/>
+          <w:sz w:val="18"/>
+          <w:szCs w:val="18"/>
+          <w:lang w:val="es-EC"/>
+        </w:rPr>
+        <w:t>@espe.edu.ec</w:t>
       </w:r>
     </w:p>
     <w:p>
@@ -1816,6 +1900,8 @@
         </w:rPr>
         <w:t>:</w:t>
       </w:r>
+      <w:bookmarkStart w:id="0" w:name="_GoBack"/>
+      <w:bookmarkEnd w:id="0"/>
     </w:p>
     <w:p>
       <w:pPr>
@@ -1931,7 +2017,31 @@
                       <w:sz w:val="16"/>
                       <w:szCs w:val="16"/>
                     </w:rPr>
-                    <w:t xml:space="preserve"> Fabricio Riofrio Jaramillo</w:t>
+                    <w:t xml:space="preserve"> </w:t>
+                  </w:r>
+                  <w:r>
+                    <w:rPr>
+                      <w:b/>
+                      <w:sz w:val="16"/>
+                      <w:szCs w:val="16"/>
+                    </w:rPr>
+                    <w:t>Fernando</w:t>
+                  </w:r>
+                  <w:r>
+                    <w:rPr>
+                      <w:b/>
+                      <w:sz w:val="16"/>
+                      <w:szCs w:val="16"/>
+                    </w:rPr>
+                    <w:t xml:space="preserve"> Sandino</w:t>
+                  </w:r>
+                  <w:r>
+                    <w:rPr>
+                      <w:b/>
+                      <w:sz w:val="16"/>
+                      <w:szCs w:val="16"/>
+                    </w:rPr>
+                    <w:t xml:space="preserve"> Jaramillo Cartagena</w:t>
                   </w:r>
                 </w:p>
                 <w:p>
@@ -1956,7 +2066,15 @@
                       <w:sz w:val="16"/>
                       <w:szCs w:val="16"/>
                     </w:rPr>
-                    <w:t xml:space="preserve"> 1102063144</w:t>
+                    <w:t xml:space="preserve"> </w:t>
+                  </w:r>
+                  <w:r>
+                    <w:rPr>
+                      <w:b/>
+                      <w:sz w:val="16"/>
+                      <w:szCs w:val="16"/>
+                    </w:rPr>
+                    <w:t>1715957609</w:t>
                   </w:r>
                 </w:p>
                 <w:p>
@@ -2046,7 +2164,25 @@
                       <w:sz w:val="16"/>
                       <w:szCs w:val="16"/>
                     </w:rPr>
-                    <w:t xml:space="preserve"> Vanessa Noemi Zurita Montaguano</w:t>
+                    <w:t xml:space="preserve"> </w:t>
+                  </w:r>
+                  <w:proofErr w:type="spellStart"/>
+                  <w:r>
+                    <w:rPr>
+                      <w:b/>
+                      <w:sz w:val="16"/>
+                      <w:szCs w:val="16"/>
+                    </w:rPr>
+                    <w:t>Ednan</w:t>
+                  </w:r>
+                  <w:proofErr w:type="spellEnd"/>
+                  <w:r>
+                    <w:rPr>
+                      <w:b/>
+                      <w:sz w:val="16"/>
+                      <w:szCs w:val="16"/>
+                    </w:rPr>
+                    <w:t xml:space="preserve"> Josué Merino Calderón</w:t>
                   </w:r>
                 </w:p>
                 <w:p>
@@ -2071,7 +2207,7 @@
                       <w:sz w:val="16"/>
                       <w:szCs w:val="16"/>
                     </w:rPr>
-                    <w:t xml:space="preserve"> 1751399161</w:t>
+                    <w:t xml:space="preserve"> 1718972597</w:t>
                   </w:r>
                 </w:p>
                 <w:p>
@@ -2202,7 +2338,7 @@
                       <w:sz w:val="16"/>
                       <w:szCs w:val="16"/>
                     </w:rPr>
-                    <w:t>Tatiana Marisol Gualotuña Alvarez</w:t>
+                    <w:t>Washington Eduardo Loza Herrera</w:t>
                   </w:r>
                 </w:p>
                 <w:p>
@@ -2237,7 +2373,7 @@
                       <w:sz w:val="16"/>
                       <w:szCs w:val="16"/>
                     </w:rPr>
-                    <w:t>1711498418</w:t>
+                    <w:t>1713756524</w:t>
                   </w:r>
                 </w:p>
                 <w:p>
@@ -2318,7 +2454,7 @@
 </file>
 
 <file path=word/endnotes.xml><?xml version="1.0" encoding="utf-8"?>
-<w:endnotes xmlns:wpc="http://schemas.microsoft.com/office/word/2010/wordprocessingCanvas" xmlns:cx="http://schemas.microsoft.com/office/drawing/2014/chartex" xmlns:cx1="http://schemas.microsoft.com/office/drawing/2015/9/8/chartex" xmlns:cx2="http://schemas.microsoft.com/office/drawing/2015/10/21/chartex" xmlns:cx3="http://schemas.microsoft.com/office/drawing/2016/5/9/chartex" xmlns:cx4="http://schemas.microsoft.com/office/drawing/2016/5/10/chartex" xmlns:cx5="http://schemas.microsoft.com/office/drawing/2016/5/11/chartex" xmlns:cx6="http://schemas.microsoft.com/office/drawing/2016/5/12/chartex" xmlns:cx7="http://schemas.microsoft.com/office/drawing/2016/5/13/chartex" xmlns:cx8="http://schemas.microsoft.com/office/drawing/2016/5/14/chartex" xmlns:mc="http://schemas.openxmlformats.org/markup-compatibility/2006" xmlns:aink="http://schemas.microsoft.com/office/drawing/2016/ink" xmlns:am3d="http://schemas.microsoft.com/office/drawing/2017/model3d" xmlns:o="urn:schemas-microsoft-com:office:office" xmlns:oel="http://schemas.microsoft.com/office/2019/extlst" xmlns:r="http://schemas.openxmlformats.org/officeDocument/2006/relationships" xmlns:m="http://schemas.openxmlformats.org/officeDocument/2006/math" xmlns:v="urn:schemas-microsoft-com:vml" xmlns:wp14="http://schemas.microsoft.com/office/word/2010/wordprocessingDrawing" xmlns:wp="http://schemas.openxmlformats.org/drawingml/2006/wordprocessingDrawing" xmlns:w10="urn:schemas-microsoft-com:office:word" xmlns:w="http://schemas.openxmlformats.org/wordprocessingml/2006/main" xmlns:w14="http://schemas.microsoft.com/office/word/2010/wordml" xmlns:w15="http://schemas.microsoft.com/office/word/2012/wordml" xmlns:w16cex="http://schemas.microsoft.com/office/word/2018/wordml/cex" xmlns:w16cid="http://schemas.microsoft.com/office/word/2016/wordml/cid" xmlns:w16="http://schemas.microsoft.com/office/word/2018/wordml" xmlns:w16du="http://schemas.microsoft.com/office/word/2023/wordml/word16du" xmlns:w16sdtdh="http://schemas.microsoft.com/office/word/2020/wordml/sdtdatahash" xmlns:w16sdtfl="http://schemas.microsoft.com/office/word/2024/wordml/sdtformatlock" xmlns:w16se="http://schemas.microsoft.com/office/word/2015/wordml/symex" xmlns:wpg="http://schemas.microsoft.com/office/word/2010/wordprocessingGroup" xmlns:wpi="http://schemas.microsoft.com/office/word/2010/wordprocessingInk" xmlns:wne="http://schemas.microsoft.com/office/word/2006/wordml" xmlns:wps="http://schemas.microsoft.com/office/word/2010/wordprocessingShape" mc:Ignorable="w14 w15 w16se w16cid w16 w16cex w16sdtdh w16sdtfl w16du wp14">
+<w:endnotes xmlns:wpc="http://schemas.microsoft.com/office/word/2010/wordprocessingCanvas" xmlns:mc="http://schemas.openxmlformats.org/markup-compatibility/2006" xmlns:o="urn:schemas-microsoft-com:office:office" xmlns:r="http://schemas.openxmlformats.org/officeDocument/2006/relationships" xmlns:m="http://schemas.openxmlformats.org/officeDocument/2006/math" xmlns:v="urn:schemas-microsoft-com:vml" xmlns:wp14="http://schemas.microsoft.com/office/word/2010/wordprocessingDrawing" xmlns:wp="http://schemas.openxmlformats.org/drawingml/2006/wordprocessingDrawing" xmlns:w10="urn:schemas-microsoft-com:office:word" xmlns:w="http://schemas.openxmlformats.org/wordprocessingml/2006/main" xmlns:w14="http://schemas.microsoft.com/office/word/2010/wordml" xmlns:w15="http://schemas.microsoft.com/office/word/2012/wordml" xmlns:wpg="http://schemas.microsoft.com/office/word/2010/wordprocessingGroup" xmlns:wpi="http://schemas.microsoft.com/office/word/2010/wordprocessingInk" xmlns:wne="http://schemas.microsoft.com/office/word/2006/wordml" xmlns:wps="http://schemas.microsoft.com/office/word/2010/wordprocessingShape" mc:Ignorable="w14 w15 wp14">
   <w:endnote w:type="separator" w:id="-1">
     <w:p>
       <w:r>
@@ -2337,7 +2473,7 @@
 </file>
 
 <file path=word/footer1.xml><?xml version="1.0" encoding="utf-8"?>
-<w:ftr xmlns:wpc="http://schemas.microsoft.com/office/word/2010/wordprocessingCanvas" xmlns:cx="http://schemas.microsoft.com/office/drawing/2014/chartex" xmlns:cx1="http://schemas.microsoft.com/office/drawing/2015/9/8/chartex" xmlns:cx2="http://schemas.microsoft.com/office/drawing/2015/10/21/chartex" xmlns:cx3="http://schemas.microsoft.com/office/drawing/2016/5/9/chartex" xmlns:cx4="http://schemas.microsoft.com/office/drawing/2016/5/10/chartex" xmlns:cx5="http://schemas.microsoft.com/office/drawing/2016/5/11/chartex" xmlns:cx6="http://schemas.microsoft.com/office/drawing/2016/5/12/chartex" xmlns:cx7="http://schemas.microsoft.com/office/drawing/2016/5/13/chartex" xmlns:cx8="http://schemas.microsoft.com/office/drawing/2016/5/14/chartex" xmlns:mc="http://schemas.openxmlformats.org/markup-compatibility/2006" xmlns:aink="http://schemas.microsoft.com/office/drawing/2016/ink" xmlns:am3d="http://schemas.microsoft.com/office/drawing/2017/model3d" xmlns:o="urn:schemas-microsoft-com:office:office" xmlns:oel="http://schemas.microsoft.com/office/2019/extlst" xmlns:r="http://schemas.openxmlformats.org/officeDocument/2006/relationships" xmlns:m="http://schemas.openxmlformats.org/officeDocument/2006/math" xmlns:v="urn:schemas-microsoft-com:vml" xmlns:wp14="http://schemas.microsoft.com/office/word/2010/wordprocessingDrawing" xmlns:wp="http://schemas.openxmlformats.org/drawingml/2006/wordprocessingDrawing" xmlns:w10="urn:schemas-microsoft-com:office:word" xmlns:w="http://schemas.openxmlformats.org/wordprocessingml/2006/main" xmlns:w14="http://schemas.microsoft.com/office/word/2010/wordml" xmlns:w15="http://schemas.microsoft.com/office/word/2012/wordml" xmlns:w16cex="http://schemas.microsoft.com/office/word/2018/wordml/cex" xmlns:w16cid="http://schemas.microsoft.com/office/word/2016/wordml/cid" xmlns:w16="http://schemas.microsoft.com/office/word/2018/wordml" xmlns:w16du="http://schemas.microsoft.com/office/word/2023/wordml/word16du" xmlns:w16sdtdh="http://schemas.microsoft.com/office/word/2020/wordml/sdtdatahash" xmlns:w16sdtfl="http://schemas.microsoft.com/office/word/2024/wordml/sdtformatlock" xmlns:w16se="http://schemas.microsoft.com/office/word/2015/wordml/symex" xmlns:wpg="http://schemas.microsoft.com/office/word/2010/wordprocessingGroup" xmlns:wpi="http://schemas.microsoft.com/office/word/2010/wordprocessingInk" xmlns:wne="http://schemas.microsoft.com/office/word/2006/wordml" xmlns:wps="http://schemas.microsoft.com/office/word/2010/wordprocessingShape" mc:Ignorable="w14 w15 w16se w16cid w16 w16cex w16sdtdh w16sdtfl w16du wp14">
+<w:ftr xmlns:wpc="http://schemas.microsoft.com/office/word/2010/wordprocessingCanvas" xmlns:mc="http://schemas.openxmlformats.org/markup-compatibility/2006" xmlns:o="urn:schemas-microsoft-com:office:office" xmlns:r="http://schemas.openxmlformats.org/officeDocument/2006/relationships" xmlns:m="http://schemas.openxmlformats.org/officeDocument/2006/math" xmlns:v="urn:schemas-microsoft-com:vml" xmlns:wp14="http://schemas.microsoft.com/office/word/2010/wordprocessingDrawing" xmlns:wp="http://schemas.openxmlformats.org/drawingml/2006/wordprocessingDrawing" xmlns:w10="urn:schemas-microsoft-com:office:word" xmlns:w="http://schemas.openxmlformats.org/wordprocessingml/2006/main" xmlns:w14="http://schemas.microsoft.com/office/word/2010/wordml" xmlns:w15="http://schemas.microsoft.com/office/word/2012/wordml" xmlns:wpg="http://schemas.microsoft.com/office/word/2010/wordprocessingGroup" xmlns:wpi="http://schemas.microsoft.com/office/word/2010/wordprocessingInk" xmlns:wne="http://schemas.microsoft.com/office/word/2006/wordml" xmlns:wps="http://schemas.microsoft.com/office/word/2010/wordprocessingShape" mc:Ignorable="w14 w15 wp14">
   <w:p>
     <w:pPr>
       <w:pStyle w:val="Textoindependiente"/>
@@ -2505,7 +2641,7 @@
 </file>
 
 <file path=word/footnotes.xml><?xml version="1.0" encoding="utf-8"?>
-<w:footnotes xmlns:wpc="http://schemas.microsoft.com/office/word/2010/wordprocessingCanvas" xmlns:cx="http://schemas.microsoft.com/office/drawing/2014/chartex" xmlns:cx1="http://schemas.microsoft.com/office/drawing/2015/9/8/chartex" xmlns:cx2="http://schemas.microsoft.com/office/drawing/2015/10/21/chartex" xmlns:cx3="http://schemas.microsoft.com/office/drawing/2016/5/9/chartex" xmlns:cx4="http://schemas.microsoft.com/office/drawing/2016/5/10/chartex" xmlns:cx5="http://schemas.microsoft.com/office/drawing/2016/5/11/chartex" xmlns:cx6="http://schemas.microsoft.com/office/drawing/2016/5/12/chartex" xmlns:cx7="http://schemas.microsoft.com/office/drawing/2016/5/13/chartex" xmlns:cx8="http://schemas.microsoft.com/office/drawing/2016/5/14/chartex" xmlns:mc="http://schemas.openxmlformats.org/markup-compatibility/2006" xmlns:aink="http://schemas.microsoft.com/office/drawing/2016/ink" xmlns:am3d="http://schemas.microsoft.com/office/drawing/2017/model3d" xmlns:o="urn:schemas-microsoft-com:office:office" xmlns:oel="http://schemas.microsoft.com/office/2019/extlst" xmlns:r="http://schemas.openxmlformats.org/officeDocument/2006/relationships" xmlns:m="http://schemas.openxmlformats.org/officeDocument/2006/math" xmlns:v="urn:schemas-microsoft-com:vml" xmlns:wp14="http://schemas.microsoft.com/office/word/2010/wordprocessingDrawing" xmlns:wp="http://schemas.openxmlformats.org/drawingml/2006/wordprocessingDrawing" xmlns:w10="urn:schemas-microsoft-com:office:word" xmlns:w="http://schemas.openxmlformats.org/wordprocessingml/2006/main" xmlns:w14="http://schemas.microsoft.com/office/word/2010/wordml" xmlns:w15="http://schemas.microsoft.com/office/word/2012/wordml" xmlns:w16cex="http://schemas.microsoft.com/office/word/2018/wordml/cex" xmlns:w16cid="http://schemas.microsoft.com/office/word/2016/wordml/cid" xmlns:w16="http://schemas.microsoft.com/office/word/2018/wordml" xmlns:w16du="http://schemas.microsoft.com/office/word/2023/wordml/word16du" xmlns:w16sdtdh="http://schemas.microsoft.com/office/word/2020/wordml/sdtdatahash" xmlns:w16sdtfl="http://schemas.microsoft.com/office/word/2024/wordml/sdtformatlock" xmlns:w16se="http://schemas.microsoft.com/office/word/2015/wordml/symex" xmlns:wpg="http://schemas.microsoft.com/office/word/2010/wordprocessingGroup" xmlns:wpi="http://schemas.microsoft.com/office/word/2010/wordprocessingInk" xmlns:wne="http://schemas.microsoft.com/office/word/2006/wordml" xmlns:wps="http://schemas.microsoft.com/office/word/2010/wordprocessingShape" mc:Ignorable="w14 w15 w16se w16cid w16 w16cex w16sdtdh w16sdtfl w16du wp14">
+<w:footnotes xmlns:wpc="http://schemas.microsoft.com/office/word/2010/wordprocessingCanvas" xmlns:mc="http://schemas.openxmlformats.org/markup-compatibility/2006" xmlns:o="urn:schemas-microsoft-com:office:office" xmlns:r="http://schemas.openxmlformats.org/officeDocument/2006/relationships" xmlns:m="http://schemas.openxmlformats.org/officeDocument/2006/math" xmlns:v="urn:schemas-microsoft-com:vml" xmlns:wp14="http://schemas.microsoft.com/office/word/2010/wordprocessingDrawing" xmlns:wp="http://schemas.openxmlformats.org/drawingml/2006/wordprocessingDrawing" xmlns:w10="urn:schemas-microsoft-com:office:word" xmlns:w="http://schemas.openxmlformats.org/wordprocessingml/2006/main" xmlns:w14="http://schemas.microsoft.com/office/word/2010/wordml" xmlns:w15="http://schemas.microsoft.com/office/word/2012/wordml" xmlns:wpg="http://schemas.microsoft.com/office/word/2010/wordprocessingGroup" xmlns:wpi="http://schemas.microsoft.com/office/word/2010/wordprocessingInk" xmlns:wne="http://schemas.microsoft.com/office/word/2006/wordml" xmlns:wps="http://schemas.microsoft.com/office/word/2010/wordprocessingShape" mc:Ignorable="w14 w15 wp14">
   <w:footnote w:type="separator" w:id="-1">
     <w:p>
       <w:r>
@@ -2692,7 +2828,7 @@
 </file>
 
 <file path=word/header1.xml><?xml version="1.0" encoding="utf-8"?>
-<w:hdr xmlns:wpc="http://schemas.microsoft.com/office/word/2010/wordprocessingCanvas" xmlns:cx="http://schemas.microsoft.com/office/drawing/2014/chartex" xmlns:cx1="http://schemas.microsoft.com/office/drawing/2015/9/8/chartex" xmlns:cx2="http://schemas.microsoft.com/office/drawing/2015/10/21/chartex" xmlns:cx3="http://schemas.microsoft.com/office/drawing/2016/5/9/chartex" xmlns:cx4="http://schemas.microsoft.com/office/drawing/2016/5/10/chartex" xmlns:cx5="http://schemas.microsoft.com/office/drawing/2016/5/11/chartex" xmlns:cx6="http://schemas.microsoft.com/office/drawing/2016/5/12/chartex" xmlns:cx7="http://schemas.microsoft.com/office/drawing/2016/5/13/chartex" xmlns:cx8="http://schemas.microsoft.com/office/drawing/2016/5/14/chartex" xmlns:mc="http://schemas.openxmlformats.org/markup-compatibility/2006" xmlns:aink="http://schemas.microsoft.com/office/drawing/2016/ink" xmlns:am3d="http://schemas.microsoft.com/office/drawing/2017/model3d" xmlns:o="urn:schemas-microsoft-com:office:office" xmlns:oel="http://schemas.microsoft.com/office/2019/extlst" xmlns:r="http://schemas.openxmlformats.org/officeDocument/2006/relationships" xmlns:m="http://schemas.openxmlformats.org/officeDocument/2006/math" xmlns:v="urn:schemas-microsoft-com:vml" xmlns:wp14="http://schemas.microsoft.com/office/word/2010/wordprocessingDrawing" xmlns:wp="http://schemas.openxmlformats.org/drawingml/2006/wordprocessingDrawing" xmlns:w10="urn:schemas-microsoft-com:office:word" xmlns:w="http://schemas.openxmlformats.org/wordprocessingml/2006/main" xmlns:w14="http://schemas.microsoft.com/office/word/2010/wordml" xmlns:w15="http://schemas.microsoft.com/office/word/2012/wordml" xmlns:w16cex="http://schemas.microsoft.com/office/word/2018/wordml/cex" xmlns:w16cid="http://schemas.microsoft.com/office/word/2016/wordml/cid" xmlns:w16="http://schemas.microsoft.com/office/word/2018/wordml" xmlns:w16du="http://schemas.microsoft.com/office/word/2023/wordml/word16du" xmlns:w16sdtdh="http://schemas.microsoft.com/office/word/2020/wordml/sdtdatahash" xmlns:w16sdtfl="http://schemas.microsoft.com/office/word/2024/wordml/sdtformatlock" xmlns:w16se="http://schemas.microsoft.com/office/word/2015/wordml/symex" xmlns:wpg="http://schemas.microsoft.com/office/word/2010/wordprocessingGroup" xmlns:wpi="http://schemas.microsoft.com/office/word/2010/wordprocessingInk" xmlns:wne="http://schemas.microsoft.com/office/word/2006/wordml" xmlns:wps="http://schemas.microsoft.com/office/word/2010/wordprocessingShape" mc:Ignorable="w14 w15 w16se w16cid w16 w16cex w16sdtdh w16sdtfl w16du wp14">
+<w:hdr xmlns:wpc="http://schemas.microsoft.com/office/word/2010/wordprocessingCanvas" xmlns:mc="http://schemas.openxmlformats.org/markup-compatibility/2006" xmlns:o="urn:schemas-microsoft-com:office:office" xmlns:r="http://schemas.openxmlformats.org/officeDocument/2006/relationships" xmlns:m="http://schemas.openxmlformats.org/officeDocument/2006/math" xmlns:v="urn:schemas-microsoft-com:vml" xmlns:wp14="http://schemas.microsoft.com/office/word/2010/wordprocessingDrawing" xmlns:wp="http://schemas.openxmlformats.org/drawingml/2006/wordprocessingDrawing" xmlns:w10="urn:schemas-microsoft-com:office:word" xmlns:w="http://schemas.openxmlformats.org/wordprocessingml/2006/main" xmlns:w14="http://schemas.microsoft.com/office/word/2010/wordml" xmlns:w15="http://schemas.microsoft.com/office/word/2012/wordml" xmlns:wpg="http://schemas.microsoft.com/office/word/2010/wordprocessingGroup" xmlns:wpi="http://schemas.microsoft.com/office/word/2010/wordprocessingInk" xmlns:wne="http://schemas.microsoft.com/office/word/2006/wordml" xmlns:wps="http://schemas.microsoft.com/office/word/2010/wordprocessingShape" mc:Ignorable="w14 w15 wp14">
   <w:p>
     <w:pPr>
       <w:pStyle w:val="Encabezado"/>
@@ -2762,7 +2898,7 @@
 </file>
 
 <file path=word/numbering.xml><?xml version="1.0" encoding="utf-8"?>
-<w:numbering xmlns:wpc="http://schemas.microsoft.com/office/word/2010/wordprocessingCanvas" xmlns:cx="http://schemas.microsoft.com/office/drawing/2014/chartex" xmlns:cx1="http://schemas.microsoft.com/office/drawing/2015/9/8/chartex" xmlns:cx2="http://schemas.microsoft.com/office/drawing/2015/10/21/chartex" xmlns:cx3="http://schemas.microsoft.com/office/drawing/2016/5/9/chartex" xmlns:cx4="http://schemas.microsoft.com/office/drawing/2016/5/10/chartex" xmlns:cx5="http://schemas.microsoft.com/office/drawing/2016/5/11/chartex" xmlns:cx6="http://schemas.microsoft.com/office/drawing/2016/5/12/chartex" xmlns:cx7="http://schemas.microsoft.com/office/drawing/2016/5/13/chartex" xmlns:cx8="http://schemas.microsoft.com/office/drawing/2016/5/14/chartex" xmlns:mc="http://schemas.openxmlformats.org/markup-compatibility/2006" xmlns:aink="http://schemas.microsoft.com/office/drawing/2016/ink" xmlns:am3d="http://schemas.microsoft.com/office/drawing/2017/model3d" xmlns:o="urn:schemas-microsoft-com:office:office" xmlns:oel="http://schemas.microsoft.com/office/2019/extlst" xmlns:r="http://schemas.openxmlformats.org/officeDocument/2006/relationships" xmlns:m="http://schemas.openxmlformats.org/officeDocument/2006/math" xmlns:v="urn:schemas-microsoft-com:vml" xmlns:wp14="http://schemas.microsoft.com/office/word/2010/wordprocessingDrawing" xmlns:wp="http://schemas.openxmlformats.org/drawingml/2006/wordprocessingDrawing" xmlns:w10="urn:schemas-microsoft-com:office:word" xmlns:w="http://schemas.openxmlformats.org/wordprocessingml/2006/main" xmlns:w14="http://schemas.microsoft.com/office/word/2010/wordml" xmlns:w15="http://schemas.microsoft.com/office/word/2012/wordml" xmlns:w16cex="http://schemas.microsoft.com/office/word/2018/wordml/cex" xmlns:w16cid="http://schemas.microsoft.com/office/word/2016/wordml/cid" xmlns:w16="http://schemas.microsoft.com/office/word/2018/wordml" xmlns:w16du="http://schemas.microsoft.com/office/word/2023/wordml/word16du" xmlns:w16sdtdh="http://schemas.microsoft.com/office/word/2020/wordml/sdtdatahash" xmlns:w16sdtfl="http://schemas.microsoft.com/office/word/2024/wordml/sdtformatlock" xmlns:w16se="http://schemas.microsoft.com/office/word/2015/wordml/symex" xmlns:wpg="http://schemas.microsoft.com/office/word/2010/wordprocessingGroup" xmlns:wpi="http://schemas.microsoft.com/office/word/2010/wordprocessingInk" xmlns:wne="http://schemas.microsoft.com/office/word/2006/wordml" xmlns:wps="http://schemas.microsoft.com/office/word/2010/wordprocessingShape" mc:Ignorable="w14 w15 w16se w16cid w16 w16cex w16sdtdh w16sdtfl w16du wp14">
+<w:numbering xmlns:wpc="http://schemas.microsoft.com/office/word/2010/wordprocessingCanvas" xmlns:mc="http://schemas.openxmlformats.org/markup-compatibility/2006" xmlns:o="urn:schemas-microsoft-com:office:office" xmlns:r="http://schemas.openxmlformats.org/officeDocument/2006/relationships" xmlns:m="http://schemas.openxmlformats.org/officeDocument/2006/math" xmlns:v="urn:schemas-microsoft-com:vml" xmlns:wp14="http://schemas.microsoft.com/office/word/2010/wordprocessingDrawing" xmlns:wp="http://schemas.openxmlformats.org/drawingml/2006/wordprocessingDrawing" xmlns:w10="urn:schemas-microsoft-com:office:word" xmlns:w="http://schemas.openxmlformats.org/wordprocessingml/2006/main" xmlns:w14="http://schemas.microsoft.com/office/word/2010/wordml" xmlns:w15="http://schemas.microsoft.com/office/word/2012/wordml" xmlns:wpg="http://schemas.microsoft.com/office/word/2010/wordprocessingGroup" xmlns:wpi="http://schemas.microsoft.com/office/word/2010/wordprocessingInk" xmlns:wne="http://schemas.microsoft.com/office/word/2006/wordml" xmlns:wps="http://schemas.microsoft.com/office/word/2010/wordprocessingShape" mc:Ignorable="w14 w15 wp14">
   <w:abstractNum w:abstractNumId="0" w15:restartNumberingAfterBreak="0">
     <w:nsid w:val="014E4A2D"/>
     <w:multiLevelType w:val="multilevel"/>
@@ -3170,23 +3306,23 @@
       </w:pPr>
     </w:lvl>
   </w:abstractNum>
-  <w:num w:numId="1" w16cid:durableId="1078286644">
+  <w:num w:numId="1">
     <w:abstractNumId w:val="3"/>
   </w:num>
-  <w:num w:numId="2" w16cid:durableId="968360150">
+  <w:num w:numId="2">
     <w:abstractNumId w:val="0"/>
   </w:num>
-  <w:num w:numId="3" w16cid:durableId="1080641793">
+  <w:num w:numId="3">
     <w:abstractNumId w:val="2"/>
   </w:num>
-  <w:num w:numId="4" w16cid:durableId="1339842702">
+  <w:num w:numId="4">
     <w:abstractNumId w:val="1"/>
   </w:num>
 </w:numbering>
 </file>
 
 <file path=word/styles.xml><?xml version="1.0" encoding="utf-8"?>
-<w:styles xmlns:mc="http://schemas.openxmlformats.org/markup-compatibility/2006" xmlns:r="http://schemas.openxmlformats.org/officeDocument/2006/relationships" xmlns:w="http://schemas.openxmlformats.org/wordprocessingml/2006/main" xmlns:w14="http://schemas.microsoft.com/office/word/2010/wordml" xmlns:w15="http://schemas.microsoft.com/office/word/2012/wordml" xmlns:w16cex="http://schemas.microsoft.com/office/word/2018/wordml/cex" xmlns:w16cid="http://schemas.microsoft.com/office/word/2016/wordml/cid" xmlns:w16="http://schemas.microsoft.com/office/word/2018/wordml" xmlns:w16du="http://schemas.microsoft.com/office/word/2023/wordml/word16du" xmlns:w16sdtdh="http://schemas.microsoft.com/office/word/2020/wordml/sdtdatahash" xmlns:w16sdtfl="http://schemas.microsoft.com/office/word/2024/wordml/sdtformatlock" xmlns:w16se="http://schemas.microsoft.com/office/word/2015/wordml/symex" mc:Ignorable="w14 w15 w16se w16cid w16 w16cex w16sdtdh w16sdtfl w16du">
+<w:styles xmlns:mc="http://schemas.openxmlformats.org/markup-compatibility/2006" xmlns:r="http://schemas.openxmlformats.org/officeDocument/2006/relationships" xmlns:w="http://schemas.openxmlformats.org/wordprocessingml/2006/main" xmlns:w14="http://schemas.microsoft.com/office/word/2010/wordml" xmlns:w15="http://schemas.microsoft.com/office/word/2012/wordml" mc:Ignorable="w14 w15">
   <w:docDefaults>
     <w:rPrDefault>
       <w:rPr>
@@ -3202,7 +3338,7 @@
       </w:pPr>
     </w:pPrDefault>
   </w:docDefaults>
-  <w:latentStyles w:defLockedState="0" w:defUIPriority="99" w:defSemiHidden="0" w:defUnhideWhenUsed="0" w:defQFormat="0" w:count="376">
+  <w:latentStyles w:defLockedState="0" w:defUIPriority="99" w:defSemiHidden="0" w:defUnhideWhenUsed="0" w:defQFormat="0" w:count="371">
     <w:lsdException w:name="Normal" w:uiPriority="0" w:qFormat="1"/>
     <w:lsdException w:name="heading 1" w:uiPriority="9" w:qFormat="1"/>
     <w:lsdException w:name="heading 2" w:semiHidden="1" w:uiPriority="9" w:unhideWhenUsed="1" w:qFormat="1"/>
@@ -3574,11 +3710,6 @@
     <w:lsdException w:name="List Table 5 Dark Accent 6" w:uiPriority="50"/>
     <w:lsdException w:name="List Table 6 Colorful Accent 6" w:uiPriority="51"/>
     <w:lsdException w:name="List Table 7 Colorful Accent 6" w:uiPriority="52"/>
-    <w:lsdException w:name="Mention" w:semiHidden="1" w:unhideWhenUsed="1"/>
-    <w:lsdException w:name="Smart Hyperlink" w:semiHidden="1" w:unhideWhenUsed="1"/>
-    <w:lsdException w:name="Hashtag" w:semiHidden="1" w:unhideWhenUsed="1"/>
-    <w:lsdException w:name="Unresolved Mention" w:semiHidden="1" w:unhideWhenUsed="1"/>
-    <w:lsdException w:name="Smart Link" w:semiHidden="1" w:unhideWhenUsed="1"/>
   </w:latentStyles>
   <w:style w:type="paragraph" w:default="1" w:styleId="Normal">
     <w:name w:val="Normal"/>
@@ -4178,7 +4309,7 @@
 </file>
 
 <file path=customXml/itemProps1.xml><?xml version="1.0" encoding="utf-8"?>
-<ds:datastoreItem xmlns:ds="http://schemas.openxmlformats.org/officeDocument/2006/customXml" ds:itemID="{37F10A5D-DC89-43A0-A48D-F2DEEF3769F7}">
+<ds:datastoreItem xmlns:ds="http://schemas.openxmlformats.org/officeDocument/2006/customXml" ds:itemID="{416EF1C9-4AA6-4957-A904-5D7A0D18292A}">
   <ds:schemaRefs>
     <ds:schemaRef ds:uri="http://schemas.openxmlformats.org/officeDocument/2006/bibliography"/>
   </ds:schemaRefs>

--- a/Practicas Preprofesionales/Editables/02MerinoEdnanControlAvanceActividades.docx
+++ b/Practicas Preprofesionales/Editables/02MerinoEdnanControlAvanceActividades.docx
@@ -1080,665 +1080,4511 @@
         <w:t xml:space="preserve"> </w:t>
       </w:r>
     </w:p>
+    <w:p>
+      <w:pPr>
+        <w:pStyle w:val="Textoindependiente"/>
+        <w:spacing w:line="360" w:lineRule="auto"/>
+        <w:ind w:left="360"/>
+        <w:jc w:val="left"/>
+        <w:rPr>
+          <w:rFonts w:ascii="Times New Roman" w:hAnsi="Times New Roman"/>
+          <w:b/>
+          <w:sz w:val="20"/>
+          <w:szCs w:val="20"/>
+          <w:u w:val="single"/>
+        </w:rPr>
+      </w:pPr>
+    </w:p>
     <w:tbl>
       <w:tblPr>
-        <w:tblW w:w="8931" w:type="dxa"/>
-        <w:jc w:val="center"/>
-        <w:tblBorders>
-          <w:top w:val="single" w:sz="4" w:space="0" w:color="auto"/>
-          <w:left w:val="single" w:sz="4" w:space="0" w:color="auto"/>
-          <w:bottom w:val="single" w:sz="4" w:space="0" w:color="auto"/>
-          <w:right w:val="single" w:sz="4" w:space="0" w:color="auto"/>
-          <w:insideH w:val="single" w:sz="4" w:space="0" w:color="auto"/>
-          <w:insideV w:val="single" w:sz="4" w:space="0" w:color="auto"/>
-        </w:tblBorders>
+        <w:tblStyle w:val="Tablaconcuadrcula"/>
+        <w:tblW w:w="0" w:type="auto"/>
+        <w:tblInd w:w="360" w:type="dxa"/>
         <w:tblLook w:val="04A0" w:firstRow="1" w:lastRow="0" w:firstColumn="1" w:lastColumn="0" w:noHBand="0" w:noVBand="1"/>
       </w:tblPr>
       <w:tblGrid>
-        <w:gridCol w:w="1418"/>
-        <w:gridCol w:w="3685"/>
-        <w:gridCol w:w="1276"/>
-        <w:gridCol w:w="2552"/>
+        <w:gridCol w:w="1361"/>
+        <w:gridCol w:w="4057"/>
+        <w:gridCol w:w="1134"/>
+        <w:gridCol w:w="2375"/>
       </w:tblGrid>
       <w:tr>
-        <w:trPr>
-          <w:trHeight w:val="424"/>
-          <w:jc w:val="center"/>
-        </w:trPr>
-        <w:tc>
-          <w:tcPr>
-            <w:tcW w:w="1418" w:type="dxa"/>
+        <w:tc>
+          <w:tcPr>
+            <w:tcW w:w="1361" w:type="dxa"/>
             <w:vAlign w:val="center"/>
           </w:tcPr>
           <w:p>
             <w:pPr>
-              <w:pStyle w:val="Textoindependiente2"/>
-              <w:spacing w:after="0" w:line="240" w:lineRule="auto"/>
+              <w:pStyle w:val="Textoindependiente"/>
+              <w:spacing w:line="360" w:lineRule="auto"/>
               <w:jc w:val="center"/>
               <w:rPr>
+                <w:rFonts w:ascii="Times New Roman" w:hAnsi="Times New Roman"/>
+                <w:b/>
+                <w:sz w:val="20"/>
+                <w:szCs w:val="20"/>
+                <w:u w:val="single"/>
+              </w:rPr>
+            </w:pPr>
+            <w:r>
+              <w:rPr>
+                <w:rFonts w:ascii="Times New Roman" w:hAnsi="Times New Roman"/>
                 <w:b/>
                 <w:color w:val="333333"/>
                 <w:sz w:val="16"/>
                 <w:szCs w:val="18"/>
               </w:rPr>
-            </w:pPr>
-            <w:r>
-              <w:rPr>
+              <w:t>FECHA</w:t>
+            </w:r>
+          </w:p>
+        </w:tc>
+        <w:tc>
+          <w:tcPr>
+            <w:tcW w:w="4057" w:type="dxa"/>
+            <w:vAlign w:val="center"/>
+          </w:tcPr>
+          <w:p>
+            <w:pPr>
+              <w:pStyle w:val="Textoindependiente"/>
+              <w:spacing w:line="360" w:lineRule="auto"/>
+              <w:jc w:val="center"/>
+              <w:rPr>
+                <w:rFonts w:ascii="Times New Roman" w:hAnsi="Times New Roman"/>
+                <w:b/>
+                <w:sz w:val="20"/>
+                <w:szCs w:val="20"/>
+                <w:u w:val="single"/>
+              </w:rPr>
+            </w:pPr>
+            <w:r>
+              <w:rPr>
+                <w:rFonts w:ascii="Times New Roman" w:hAnsi="Times New Roman"/>
                 <w:b/>
                 <w:color w:val="333333"/>
                 <w:sz w:val="16"/>
                 <w:szCs w:val="18"/>
               </w:rPr>
-              <w:t>FECHA</w:t>
-            </w:r>
-          </w:p>
-        </w:tc>
-        <w:tc>
-          <w:tcPr>
-            <w:tcW w:w="3685" w:type="dxa"/>
+              <w:t>ACTIVIDADES REALIZADAS</w:t>
+            </w:r>
+          </w:p>
+        </w:tc>
+        <w:tc>
+          <w:tcPr>
+            <w:tcW w:w="1134" w:type="dxa"/>
             <w:vAlign w:val="center"/>
           </w:tcPr>
           <w:p>
             <w:pPr>
-              <w:pStyle w:val="Textoindependiente2"/>
-              <w:spacing w:after="0" w:line="240" w:lineRule="auto"/>
+              <w:pStyle w:val="Textoindependiente"/>
+              <w:spacing w:line="360" w:lineRule="auto"/>
               <w:jc w:val="center"/>
               <w:rPr>
+                <w:rFonts w:ascii="Times New Roman" w:hAnsi="Times New Roman"/>
+                <w:b/>
+                <w:sz w:val="20"/>
+                <w:szCs w:val="20"/>
+                <w:u w:val="single"/>
+              </w:rPr>
+            </w:pPr>
+            <w:r>
+              <w:rPr>
+                <w:rFonts w:ascii="Times New Roman" w:hAnsi="Times New Roman"/>
                 <w:b/>
                 <w:color w:val="333333"/>
                 <w:sz w:val="16"/>
                 <w:szCs w:val="18"/>
               </w:rPr>
-            </w:pPr>
-            <w:r>
-              <w:rPr>
+              <w:t>NÚMERO DE HORAS</w:t>
+            </w:r>
+          </w:p>
+        </w:tc>
+        <w:tc>
+          <w:tcPr>
+            <w:tcW w:w="2375" w:type="dxa"/>
+            <w:vAlign w:val="center"/>
+          </w:tcPr>
+          <w:p>
+            <w:pPr>
+              <w:pStyle w:val="Textoindependiente"/>
+              <w:spacing w:line="360" w:lineRule="auto"/>
+              <w:jc w:val="center"/>
+              <w:rPr>
+                <w:rFonts w:ascii="Times New Roman" w:hAnsi="Times New Roman"/>
+                <w:b/>
+                <w:sz w:val="20"/>
+                <w:szCs w:val="20"/>
+                <w:u w:val="single"/>
+              </w:rPr>
+            </w:pPr>
+            <w:r>
+              <w:rPr>
+                <w:rFonts w:ascii="Times New Roman" w:hAnsi="Times New Roman"/>
                 <w:b/>
                 <w:color w:val="333333"/>
                 <w:sz w:val="16"/>
                 <w:szCs w:val="18"/>
               </w:rPr>
-              <w:t>A</w:t>
-            </w:r>
-            <w:r>
-              <w:rPr>
+              <w:t>OBSERVACIONES</w:t>
+            </w:r>
+          </w:p>
+        </w:tc>
+      </w:tr>
+      <w:tr>
+        <w:tc>
+          <w:tcPr>
+            <w:tcW w:w="1361" w:type="dxa"/>
+          </w:tcPr>
+          <w:p>
+            <w:pPr>
+              <w:pStyle w:val="Textoindependiente"/>
+              <w:spacing w:line="360" w:lineRule="auto"/>
+              <w:jc w:val="left"/>
+              <w:rPr>
+                <w:rFonts w:ascii="Times New Roman" w:hAnsi="Times New Roman"/>
+                <w:sz w:val="18"/>
+                <w:szCs w:val="18"/>
+              </w:rPr>
+            </w:pPr>
+            <w:r>
+              <w:rPr>
+                <w:rFonts w:ascii="Times New Roman" w:hAnsi="Times New Roman"/>
+                <w:sz w:val="18"/>
+                <w:szCs w:val="18"/>
+              </w:rPr>
+              <w:t>25/08/2025</w:t>
+            </w:r>
+          </w:p>
+        </w:tc>
+        <w:tc>
+          <w:tcPr>
+            <w:tcW w:w="4057" w:type="dxa"/>
+          </w:tcPr>
+          <w:p>
+            <w:pPr>
+              <w:pStyle w:val="Textoindependiente"/>
+              <w:spacing w:line="360" w:lineRule="auto"/>
+              <w:jc w:val="left"/>
+              <w:rPr>
+                <w:rFonts w:ascii="Times New Roman" w:hAnsi="Times New Roman"/>
+                <w:sz w:val="18"/>
+                <w:szCs w:val="18"/>
+              </w:rPr>
+            </w:pPr>
+            <w:r>
+              <w:rPr>
+                <w:rFonts w:ascii="Times New Roman" w:hAnsi="Times New Roman"/>
+                <w:sz w:val="18"/>
+                <w:szCs w:val="18"/>
+              </w:rPr>
+              <w:t>Inducción a la empresa: Revisión de misión, visión, servicios y estructura organizacional de la empresa. Presentación general de la plataforma y su propósito educativo.</w:t>
+            </w:r>
+          </w:p>
+        </w:tc>
+        <w:tc>
+          <w:tcPr>
+            <w:tcW w:w="1134" w:type="dxa"/>
+            <w:vAlign w:val="center"/>
+          </w:tcPr>
+          <w:p>
+            <w:pPr>
+              <w:pStyle w:val="Textoindependiente"/>
+              <w:spacing w:line="360" w:lineRule="auto"/>
+              <w:jc w:val="center"/>
+              <w:rPr>
+                <w:rFonts w:ascii="Times New Roman" w:hAnsi="Times New Roman"/>
+                <w:sz w:val="18"/>
+                <w:szCs w:val="18"/>
+              </w:rPr>
+            </w:pPr>
+            <w:r>
+              <w:rPr>
+                <w:rFonts w:ascii="Times New Roman" w:hAnsi="Times New Roman"/>
+                <w:color w:val="333333"/>
+                <w:sz w:val="18"/>
+                <w:szCs w:val="18"/>
+              </w:rPr>
+              <w:t>6</w:t>
+            </w:r>
+          </w:p>
+        </w:tc>
+        <w:tc>
+          <w:tcPr>
+            <w:tcW w:w="2375" w:type="dxa"/>
+          </w:tcPr>
+          <w:p>
+            <w:pPr>
+              <w:pStyle w:val="Textoindependiente"/>
+              <w:spacing w:line="360" w:lineRule="auto"/>
+              <w:jc w:val="left"/>
+              <w:rPr>
+                <w:rFonts w:ascii="Times New Roman" w:hAnsi="Times New Roman"/>
+                <w:sz w:val="18"/>
+                <w:szCs w:val="18"/>
+              </w:rPr>
+            </w:pPr>
+          </w:p>
+        </w:tc>
+      </w:tr>
+      <w:tr>
+        <w:tc>
+          <w:tcPr>
+            <w:tcW w:w="1361" w:type="dxa"/>
+          </w:tcPr>
+          <w:p>
+            <w:pPr>
+              <w:pStyle w:val="Textoindependiente"/>
+              <w:spacing w:line="360" w:lineRule="auto"/>
+              <w:jc w:val="left"/>
+              <w:rPr>
+                <w:rFonts w:ascii="Times New Roman" w:hAnsi="Times New Roman"/>
+                <w:sz w:val="18"/>
+                <w:szCs w:val="18"/>
+              </w:rPr>
+            </w:pPr>
+            <w:r>
+              <w:rPr>
+                <w:rFonts w:ascii="Times New Roman" w:hAnsi="Times New Roman"/>
+                <w:sz w:val="18"/>
+                <w:szCs w:val="18"/>
+              </w:rPr>
+              <w:t>26/08/2025</w:t>
+            </w:r>
+          </w:p>
+        </w:tc>
+        <w:tc>
+          <w:tcPr>
+            <w:tcW w:w="4057" w:type="dxa"/>
+          </w:tcPr>
+          <w:p>
+            <w:pPr>
+              <w:pStyle w:val="Textoindependiente"/>
+              <w:spacing w:line="360" w:lineRule="auto"/>
+              <w:jc w:val="left"/>
+              <w:rPr>
+                <w:rFonts w:ascii="Times New Roman" w:hAnsi="Times New Roman"/>
+                <w:sz w:val="18"/>
+                <w:szCs w:val="18"/>
+              </w:rPr>
+            </w:pPr>
+            <w:r>
+              <w:rPr>
+                <w:rFonts w:ascii="Times New Roman" w:hAnsi="Times New Roman"/>
+                <w:sz w:val="18"/>
+                <w:szCs w:val="18"/>
+              </w:rPr>
+              <w:t>Análisis del modelo de negocio de la empresa, identificación de roles principales (estudiantes, docentes, administradores) y su interacción.</w:t>
+            </w:r>
+          </w:p>
+        </w:tc>
+        <w:tc>
+          <w:tcPr>
+            <w:tcW w:w="1134" w:type="dxa"/>
+            <w:vAlign w:val="center"/>
+          </w:tcPr>
+          <w:p>
+            <w:pPr>
+              <w:pStyle w:val="Textoindependiente"/>
+              <w:spacing w:line="360" w:lineRule="auto"/>
+              <w:jc w:val="center"/>
+              <w:rPr>
+                <w:rFonts w:ascii="Times New Roman" w:hAnsi="Times New Roman"/>
+                <w:sz w:val="18"/>
+                <w:szCs w:val="18"/>
+              </w:rPr>
+            </w:pPr>
+            <w:r>
+              <w:rPr>
+                <w:rFonts w:ascii="Times New Roman" w:hAnsi="Times New Roman"/>
+                <w:color w:val="333333"/>
+                <w:sz w:val="18"/>
+                <w:szCs w:val="18"/>
+              </w:rPr>
+              <w:t>6</w:t>
+            </w:r>
+          </w:p>
+        </w:tc>
+        <w:tc>
+          <w:tcPr>
+            <w:tcW w:w="2375" w:type="dxa"/>
+          </w:tcPr>
+          <w:p>
+            <w:pPr>
+              <w:pStyle w:val="Textoindependiente"/>
+              <w:spacing w:line="360" w:lineRule="auto"/>
+              <w:jc w:val="left"/>
+              <w:rPr>
+                <w:rFonts w:ascii="Times New Roman" w:hAnsi="Times New Roman"/>
+                <w:sz w:val="18"/>
+                <w:szCs w:val="18"/>
+              </w:rPr>
+            </w:pPr>
+          </w:p>
+        </w:tc>
+      </w:tr>
+      <w:tr>
+        <w:tc>
+          <w:tcPr>
+            <w:tcW w:w="1361" w:type="dxa"/>
+          </w:tcPr>
+          <w:p>
+            <w:pPr>
+              <w:pStyle w:val="Textoindependiente"/>
+              <w:spacing w:line="360" w:lineRule="auto"/>
+              <w:jc w:val="left"/>
+              <w:rPr>
+                <w:rFonts w:ascii="Times New Roman" w:hAnsi="Times New Roman"/>
+                <w:sz w:val="18"/>
+                <w:szCs w:val="18"/>
+              </w:rPr>
+            </w:pPr>
+            <w:r>
+              <w:rPr>
+                <w:rFonts w:ascii="Times New Roman" w:hAnsi="Times New Roman"/>
+                <w:sz w:val="18"/>
+                <w:szCs w:val="18"/>
+              </w:rPr>
+              <w:t>27/08/2025</w:t>
+            </w:r>
+          </w:p>
+        </w:tc>
+        <w:tc>
+          <w:tcPr>
+            <w:tcW w:w="4057" w:type="dxa"/>
+          </w:tcPr>
+          <w:p>
+            <w:pPr>
+              <w:pStyle w:val="Textoindependiente"/>
+              <w:spacing w:line="360" w:lineRule="auto"/>
+              <w:jc w:val="left"/>
+              <w:rPr>
+                <w:rFonts w:ascii="Times New Roman" w:hAnsi="Times New Roman"/>
+                <w:sz w:val="18"/>
+                <w:szCs w:val="18"/>
+              </w:rPr>
+            </w:pPr>
+            <w:r>
+              <w:rPr>
+                <w:rFonts w:ascii="Times New Roman" w:hAnsi="Times New Roman"/>
+                <w:sz w:val="18"/>
+                <w:szCs w:val="18"/>
+              </w:rPr>
+              <w:t>Navegación por el sistema actual, registro de funcionalidades principales y primeras observaciones de usabilidad.</w:t>
+            </w:r>
+          </w:p>
+        </w:tc>
+        <w:tc>
+          <w:tcPr>
+            <w:tcW w:w="1134" w:type="dxa"/>
+            <w:vAlign w:val="center"/>
+          </w:tcPr>
+          <w:p>
+            <w:pPr>
+              <w:pStyle w:val="Textoindependiente"/>
+              <w:spacing w:line="360" w:lineRule="auto"/>
+              <w:jc w:val="center"/>
+              <w:rPr>
+                <w:rFonts w:ascii="Times New Roman" w:hAnsi="Times New Roman"/>
+                <w:sz w:val="18"/>
+                <w:szCs w:val="18"/>
+              </w:rPr>
+            </w:pPr>
+            <w:r>
+              <w:rPr>
+                <w:rFonts w:ascii="Times New Roman" w:hAnsi="Times New Roman"/>
+                <w:color w:val="333333"/>
+                <w:sz w:val="18"/>
+                <w:szCs w:val="18"/>
+              </w:rPr>
+              <w:t>6</w:t>
+            </w:r>
+          </w:p>
+        </w:tc>
+        <w:tc>
+          <w:tcPr>
+            <w:tcW w:w="2375" w:type="dxa"/>
+          </w:tcPr>
+          <w:p>
+            <w:pPr>
+              <w:pStyle w:val="Textoindependiente"/>
+              <w:spacing w:line="360" w:lineRule="auto"/>
+              <w:jc w:val="left"/>
+              <w:rPr>
+                <w:rFonts w:ascii="Times New Roman" w:hAnsi="Times New Roman"/>
+                <w:sz w:val="18"/>
+                <w:szCs w:val="18"/>
+              </w:rPr>
+            </w:pPr>
+          </w:p>
+        </w:tc>
+      </w:tr>
+      <w:tr>
+        <w:tc>
+          <w:tcPr>
+            <w:tcW w:w="1361" w:type="dxa"/>
+          </w:tcPr>
+          <w:p>
+            <w:pPr>
+              <w:pStyle w:val="Textoindependiente"/>
+              <w:spacing w:line="360" w:lineRule="auto"/>
+              <w:jc w:val="left"/>
+              <w:rPr>
+                <w:rFonts w:ascii="Times New Roman" w:hAnsi="Times New Roman"/>
+                <w:sz w:val="18"/>
+                <w:szCs w:val="18"/>
+              </w:rPr>
+            </w:pPr>
+            <w:r>
+              <w:rPr>
+                <w:rFonts w:ascii="Times New Roman" w:hAnsi="Times New Roman"/>
+                <w:sz w:val="18"/>
+                <w:szCs w:val="18"/>
+              </w:rPr>
+              <w:t>28/08/2025</w:t>
+            </w:r>
+          </w:p>
+        </w:tc>
+        <w:tc>
+          <w:tcPr>
+            <w:tcW w:w="4057" w:type="dxa"/>
+          </w:tcPr>
+          <w:p>
+            <w:pPr>
+              <w:pStyle w:val="Textoindependiente"/>
+              <w:spacing w:line="360" w:lineRule="auto"/>
+              <w:jc w:val="left"/>
+              <w:rPr>
+                <w:rFonts w:ascii="Times New Roman" w:hAnsi="Times New Roman"/>
+                <w:sz w:val="18"/>
+                <w:szCs w:val="18"/>
+              </w:rPr>
+            </w:pPr>
+            <w:r>
+              <w:rPr>
+                <w:rFonts w:ascii="Times New Roman" w:hAnsi="Times New Roman"/>
+                <w:sz w:val="18"/>
+                <w:szCs w:val="18"/>
+              </w:rPr>
+              <w:t xml:space="preserve">Revisión de módulos clave como </w:t>
+            </w:r>
+            <w:proofErr w:type="spellStart"/>
+            <w:r>
+              <w:rPr>
+                <w:rFonts w:ascii="Times New Roman" w:hAnsi="Times New Roman"/>
+                <w:sz w:val="18"/>
+                <w:szCs w:val="18"/>
+              </w:rPr>
+              <w:t>login</w:t>
+            </w:r>
+            <w:proofErr w:type="spellEnd"/>
+            <w:r>
+              <w:rPr>
+                <w:rFonts w:ascii="Times New Roman" w:hAnsi="Times New Roman"/>
+                <w:sz w:val="18"/>
+                <w:szCs w:val="18"/>
+              </w:rPr>
+              <w:t>, inscripción a cursos y gestión de contenidos. Documentación inicial de funcionamiento.</w:t>
+            </w:r>
+          </w:p>
+        </w:tc>
+        <w:tc>
+          <w:tcPr>
+            <w:tcW w:w="1134" w:type="dxa"/>
+            <w:vAlign w:val="center"/>
+          </w:tcPr>
+          <w:p>
+            <w:pPr>
+              <w:pStyle w:val="Textoindependiente"/>
+              <w:spacing w:line="360" w:lineRule="auto"/>
+              <w:jc w:val="center"/>
+              <w:rPr>
+                <w:rFonts w:ascii="Times New Roman" w:hAnsi="Times New Roman"/>
+                <w:sz w:val="18"/>
+                <w:szCs w:val="18"/>
+              </w:rPr>
+            </w:pPr>
+            <w:r>
+              <w:rPr>
+                <w:rFonts w:ascii="Times New Roman" w:hAnsi="Times New Roman"/>
+                <w:color w:val="333333"/>
+                <w:sz w:val="18"/>
+                <w:szCs w:val="18"/>
+              </w:rPr>
+              <w:t>6</w:t>
+            </w:r>
+          </w:p>
+        </w:tc>
+        <w:tc>
+          <w:tcPr>
+            <w:tcW w:w="2375" w:type="dxa"/>
+          </w:tcPr>
+          <w:p>
+            <w:pPr>
+              <w:pStyle w:val="Textoindependiente"/>
+              <w:spacing w:line="360" w:lineRule="auto"/>
+              <w:jc w:val="left"/>
+              <w:rPr>
+                <w:rFonts w:ascii="Times New Roman" w:hAnsi="Times New Roman"/>
+                <w:sz w:val="18"/>
+                <w:szCs w:val="18"/>
+              </w:rPr>
+            </w:pPr>
+          </w:p>
+        </w:tc>
+      </w:tr>
+      <w:tr>
+        <w:tc>
+          <w:tcPr>
+            <w:tcW w:w="1361" w:type="dxa"/>
+          </w:tcPr>
+          <w:p>
+            <w:pPr>
+              <w:pStyle w:val="Textoindependiente"/>
+              <w:spacing w:line="360" w:lineRule="auto"/>
+              <w:jc w:val="left"/>
+              <w:rPr>
+                <w:rFonts w:ascii="Times New Roman" w:hAnsi="Times New Roman"/>
+                <w:sz w:val="18"/>
+                <w:szCs w:val="18"/>
+              </w:rPr>
+            </w:pPr>
+            <w:r>
+              <w:rPr>
+                <w:rFonts w:ascii="Times New Roman" w:hAnsi="Times New Roman"/>
+                <w:sz w:val="18"/>
+                <w:szCs w:val="18"/>
+              </w:rPr>
+              <w:t>29/08/2025</w:t>
+            </w:r>
+          </w:p>
+        </w:tc>
+        <w:tc>
+          <w:tcPr>
+            <w:tcW w:w="4057" w:type="dxa"/>
+          </w:tcPr>
+          <w:p>
+            <w:pPr>
+              <w:pStyle w:val="Textoindependiente"/>
+              <w:spacing w:line="360" w:lineRule="auto"/>
+              <w:jc w:val="left"/>
+              <w:rPr>
+                <w:rFonts w:ascii="Times New Roman" w:hAnsi="Times New Roman"/>
+                <w:sz w:val="18"/>
+                <w:szCs w:val="18"/>
+              </w:rPr>
+            </w:pPr>
+            <w:r>
+              <w:rPr>
+                <w:rFonts w:ascii="Times New Roman" w:hAnsi="Times New Roman"/>
+                <w:sz w:val="18"/>
+                <w:szCs w:val="18"/>
+              </w:rPr>
+              <w:t>Registro de hallazgos y observaciones del sistema actual</w:t>
+            </w:r>
+          </w:p>
+        </w:tc>
+        <w:tc>
+          <w:tcPr>
+            <w:tcW w:w="1134" w:type="dxa"/>
+            <w:vAlign w:val="center"/>
+          </w:tcPr>
+          <w:p>
+            <w:pPr>
+              <w:pStyle w:val="Textoindependiente"/>
+              <w:spacing w:line="360" w:lineRule="auto"/>
+              <w:jc w:val="center"/>
+              <w:rPr>
+                <w:rFonts w:ascii="Times New Roman" w:hAnsi="Times New Roman"/>
+                <w:sz w:val="18"/>
+                <w:szCs w:val="18"/>
+              </w:rPr>
+            </w:pPr>
+            <w:r>
+              <w:rPr>
+                <w:rFonts w:ascii="Times New Roman" w:hAnsi="Times New Roman"/>
+                <w:color w:val="333333"/>
+                <w:sz w:val="18"/>
+                <w:szCs w:val="18"/>
+              </w:rPr>
+              <w:t>6</w:t>
+            </w:r>
+          </w:p>
+        </w:tc>
+        <w:tc>
+          <w:tcPr>
+            <w:tcW w:w="2375" w:type="dxa"/>
+          </w:tcPr>
+          <w:p>
+            <w:pPr>
+              <w:pStyle w:val="Textoindependiente"/>
+              <w:spacing w:line="360" w:lineRule="auto"/>
+              <w:jc w:val="left"/>
+              <w:rPr>
+                <w:rFonts w:ascii="Times New Roman" w:hAnsi="Times New Roman"/>
+                <w:sz w:val="18"/>
+                <w:szCs w:val="18"/>
+              </w:rPr>
+            </w:pPr>
+            <w:r>
+              <w:rPr>
+                <w:rFonts w:ascii="Times New Roman" w:hAnsi="Times New Roman"/>
+                <w:sz w:val="18"/>
+                <w:szCs w:val="18"/>
+              </w:rPr>
+              <w:t>Se realiza una reunión con el equipo de trabajo</w:t>
+            </w:r>
+          </w:p>
+        </w:tc>
+      </w:tr>
+      <w:tr>
+        <w:tc>
+          <w:tcPr>
+            <w:tcW w:w="1361" w:type="dxa"/>
+          </w:tcPr>
+          <w:p>
+            <w:pPr>
+              <w:pStyle w:val="Textoindependiente"/>
+              <w:spacing w:line="360" w:lineRule="auto"/>
+              <w:jc w:val="left"/>
+              <w:rPr>
+                <w:rFonts w:ascii="Times New Roman" w:hAnsi="Times New Roman"/>
+                <w:sz w:val="18"/>
+                <w:szCs w:val="18"/>
+              </w:rPr>
+            </w:pPr>
+            <w:r>
+              <w:rPr>
+                <w:rFonts w:ascii="Times New Roman" w:hAnsi="Times New Roman"/>
+                <w:sz w:val="18"/>
+                <w:szCs w:val="18"/>
+              </w:rPr>
+              <w:t>01/09/2025</w:t>
+            </w:r>
+          </w:p>
+        </w:tc>
+        <w:tc>
+          <w:tcPr>
+            <w:tcW w:w="4057" w:type="dxa"/>
+          </w:tcPr>
+          <w:p>
+            <w:pPr>
+              <w:pStyle w:val="Textoindependiente"/>
+              <w:spacing w:line="360" w:lineRule="auto"/>
+              <w:jc w:val="left"/>
+              <w:rPr>
+                <w:rFonts w:ascii="Times New Roman" w:hAnsi="Times New Roman"/>
+                <w:sz w:val="18"/>
+                <w:szCs w:val="18"/>
+              </w:rPr>
+            </w:pPr>
+            <w:r>
+              <w:rPr>
+                <w:rFonts w:ascii="Times New Roman" w:hAnsi="Times New Roman"/>
+                <w:sz w:val="18"/>
+                <w:szCs w:val="18"/>
+              </w:rPr>
+              <w:t>Revisión de los hallazgos documentados en la Semana 1 y definición de prioridades para el prototipo.</w:t>
+            </w:r>
+          </w:p>
+        </w:tc>
+        <w:tc>
+          <w:tcPr>
+            <w:tcW w:w="1134" w:type="dxa"/>
+            <w:vAlign w:val="center"/>
+          </w:tcPr>
+          <w:p>
+            <w:pPr>
+              <w:pStyle w:val="Textoindependiente"/>
+              <w:spacing w:line="360" w:lineRule="auto"/>
+              <w:jc w:val="center"/>
+              <w:rPr>
+                <w:rFonts w:ascii="Times New Roman" w:hAnsi="Times New Roman"/>
+                <w:sz w:val="18"/>
+                <w:szCs w:val="18"/>
+              </w:rPr>
+            </w:pPr>
+            <w:r>
+              <w:rPr>
+                <w:rFonts w:ascii="Times New Roman" w:hAnsi="Times New Roman"/>
+                <w:color w:val="333333"/>
+                <w:sz w:val="18"/>
+                <w:szCs w:val="18"/>
+              </w:rPr>
+              <w:t>6</w:t>
+            </w:r>
+          </w:p>
+        </w:tc>
+        <w:tc>
+          <w:tcPr>
+            <w:tcW w:w="2375" w:type="dxa"/>
+          </w:tcPr>
+          <w:p>
+            <w:pPr>
+              <w:pStyle w:val="Textoindependiente"/>
+              <w:spacing w:line="360" w:lineRule="auto"/>
+              <w:jc w:val="left"/>
+              <w:rPr>
+                <w:rFonts w:ascii="Times New Roman" w:hAnsi="Times New Roman"/>
+                <w:sz w:val="18"/>
+                <w:szCs w:val="18"/>
+              </w:rPr>
+            </w:pPr>
+          </w:p>
+        </w:tc>
+      </w:tr>
+      <w:tr>
+        <w:tc>
+          <w:tcPr>
+            <w:tcW w:w="1361" w:type="dxa"/>
+          </w:tcPr>
+          <w:p>
+            <w:pPr>
+              <w:pStyle w:val="Textoindependiente"/>
+              <w:spacing w:line="360" w:lineRule="auto"/>
+              <w:jc w:val="left"/>
+              <w:rPr>
+                <w:rFonts w:ascii="Times New Roman" w:hAnsi="Times New Roman"/>
+                <w:sz w:val="18"/>
+                <w:szCs w:val="18"/>
+              </w:rPr>
+            </w:pPr>
+            <w:r>
+              <w:rPr>
+                <w:rFonts w:ascii="Times New Roman" w:hAnsi="Times New Roman"/>
+                <w:sz w:val="18"/>
+                <w:szCs w:val="18"/>
+              </w:rPr>
+              <w:t>02/09/2025</w:t>
+            </w:r>
+          </w:p>
+        </w:tc>
+        <w:tc>
+          <w:tcPr>
+            <w:tcW w:w="4057" w:type="dxa"/>
+          </w:tcPr>
+          <w:p>
+            <w:pPr>
+              <w:pStyle w:val="Textoindependiente"/>
+              <w:spacing w:line="360" w:lineRule="auto"/>
+              <w:jc w:val="left"/>
+              <w:rPr>
+                <w:rFonts w:ascii="Times New Roman" w:hAnsi="Times New Roman"/>
+                <w:sz w:val="18"/>
+                <w:szCs w:val="18"/>
+              </w:rPr>
+            </w:pPr>
+            <w:r>
+              <w:rPr>
+                <w:rFonts w:ascii="Times New Roman" w:hAnsi="Times New Roman"/>
+                <w:sz w:val="18"/>
+                <w:szCs w:val="18"/>
+              </w:rPr>
+              <w:t>Elaboración de lista de mejoras a implementar en el prototipo, identificando módulos clave y funcionalidades críticas.</w:t>
+            </w:r>
+          </w:p>
+        </w:tc>
+        <w:tc>
+          <w:tcPr>
+            <w:tcW w:w="1134" w:type="dxa"/>
+            <w:vAlign w:val="center"/>
+          </w:tcPr>
+          <w:p>
+            <w:pPr>
+              <w:pStyle w:val="Textoindependiente"/>
+              <w:spacing w:line="360" w:lineRule="auto"/>
+              <w:jc w:val="center"/>
+              <w:rPr>
+                <w:rFonts w:ascii="Times New Roman" w:hAnsi="Times New Roman"/>
+                <w:sz w:val="18"/>
+                <w:szCs w:val="18"/>
+              </w:rPr>
+            </w:pPr>
+            <w:r>
+              <w:rPr>
+                <w:rFonts w:ascii="Times New Roman" w:hAnsi="Times New Roman"/>
+                <w:color w:val="333333"/>
+                <w:sz w:val="18"/>
+                <w:szCs w:val="18"/>
+              </w:rPr>
+              <w:t>6</w:t>
+            </w:r>
+          </w:p>
+        </w:tc>
+        <w:tc>
+          <w:tcPr>
+            <w:tcW w:w="2375" w:type="dxa"/>
+          </w:tcPr>
+          <w:p>
+            <w:pPr>
+              <w:pStyle w:val="Textoindependiente"/>
+              <w:spacing w:line="360" w:lineRule="auto"/>
+              <w:jc w:val="left"/>
+              <w:rPr>
+                <w:rFonts w:ascii="Times New Roman" w:hAnsi="Times New Roman"/>
+                <w:sz w:val="18"/>
+                <w:szCs w:val="18"/>
+              </w:rPr>
+            </w:pPr>
+          </w:p>
+        </w:tc>
+      </w:tr>
+      <w:tr>
+        <w:tc>
+          <w:tcPr>
+            <w:tcW w:w="1361" w:type="dxa"/>
+          </w:tcPr>
+          <w:p>
+            <w:pPr>
+              <w:pStyle w:val="Textoindependiente"/>
+              <w:spacing w:line="360" w:lineRule="auto"/>
+              <w:jc w:val="left"/>
+              <w:rPr>
+                <w:rFonts w:ascii="Times New Roman" w:hAnsi="Times New Roman"/>
+                <w:sz w:val="18"/>
+                <w:szCs w:val="18"/>
+              </w:rPr>
+            </w:pPr>
+            <w:r>
+              <w:rPr>
+                <w:rFonts w:ascii="Times New Roman" w:hAnsi="Times New Roman"/>
+                <w:sz w:val="18"/>
+                <w:szCs w:val="18"/>
+              </w:rPr>
+              <w:t>03/09/2025</w:t>
+            </w:r>
+          </w:p>
+        </w:tc>
+        <w:tc>
+          <w:tcPr>
+            <w:tcW w:w="4057" w:type="dxa"/>
+          </w:tcPr>
+          <w:p>
+            <w:pPr>
+              <w:pStyle w:val="Textoindependiente"/>
+              <w:spacing w:line="360" w:lineRule="auto"/>
+              <w:jc w:val="left"/>
+              <w:rPr>
+                <w:rFonts w:ascii="Times New Roman" w:hAnsi="Times New Roman"/>
+                <w:sz w:val="18"/>
+                <w:szCs w:val="18"/>
+              </w:rPr>
+            </w:pPr>
+            <w:r>
+              <w:rPr>
+                <w:rFonts w:ascii="Times New Roman" w:hAnsi="Times New Roman"/>
+                <w:sz w:val="18"/>
+                <w:szCs w:val="18"/>
+              </w:rPr>
+              <w:t xml:space="preserve">Diseño preliminar de la arquitectura del sistema, indicando cómo se integrarán los módulos en el </w:t>
+            </w:r>
+            <w:r>
+              <w:rPr>
+                <w:rFonts w:ascii="Times New Roman" w:hAnsi="Times New Roman"/>
+                <w:sz w:val="18"/>
+                <w:szCs w:val="18"/>
+              </w:rPr>
+              <w:lastRenderedPageBreak/>
+              <w:t>prototipo sin detallar flujos reales.</w:t>
+            </w:r>
+          </w:p>
+        </w:tc>
+        <w:tc>
+          <w:tcPr>
+            <w:tcW w:w="1134" w:type="dxa"/>
+            <w:vAlign w:val="center"/>
+          </w:tcPr>
+          <w:p>
+            <w:pPr>
+              <w:pStyle w:val="Textoindependiente"/>
+              <w:spacing w:line="360" w:lineRule="auto"/>
+              <w:jc w:val="center"/>
+              <w:rPr>
+                <w:rFonts w:ascii="Times New Roman" w:hAnsi="Times New Roman"/>
+                <w:sz w:val="18"/>
+                <w:szCs w:val="18"/>
+              </w:rPr>
+            </w:pPr>
+            <w:r>
+              <w:rPr>
+                <w:rFonts w:ascii="Times New Roman" w:hAnsi="Times New Roman"/>
+                <w:color w:val="333333"/>
+                <w:sz w:val="18"/>
+                <w:szCs w:val="18"/>
+              </w:rPr>
+              <w:lastRenderedPageBreak/>
+              <w:t>6</w:t>
+            </w:r>
+          </w:p>
+        </w:tc>
+        <w:tc>
+          <w:tcPr>
+            <w:tcW w:w="2375" w:type="dxa"/>
+          </w:tcPr>
+          <w:p>
+            <w:pPr>
+              <w:pStyle w:val="Textoindependiente"/>
+              <w:spacing w:line="360" w:lineRule="auto"/>
+              <w:jc w:val="left"/>
+              <w:rPr>
+                <w:rFonts w:ascii="Times New Roman" w:hAnsi="Times New Roman"/>
+                <w:sz w:val="18"/>
+                <w:szCs w:val="18"/>
+              </w:rPr>
+            </w:pPr>
+          </w:p>
+        </w:tc>
+      </w:tr>
+      <w:tr>
+        <w:tc>
+          <w:tcPr>
+            <w:tcW w:w="1361" w:type="dxa"/>
+          </w:tcPr>
+          <w:p>
+            <w:pPr>
+              <w:pStyle w:val="Textoindependiente"/>
+              <w:spacing w:line="360" w:lineRule="auto"/>
+              <w:jc w:val="left"/>
+              <w:rPr>
+                <w:rFonts w:ascii="Times New Roman" w:hAnsi="Times New Roman"/>
+                <w:sz w:val="18"/>
+                <w:szCs w:val="18"/>
+              </w:rPr>
+            </w:pPr>
+            <w:r>
+              <w:rPr>
+                <w:rFonts w:ascii="Times New Roman" w:hAnsi="Times New Roman"/>
+                <w:sz w:val="18"/>
+                <w:szCs w:val="18"/>
+              </w:rPr>
+              <w:t>04/09/2025</w:t>
+            </w:r>
+          </w:p>
+        </w:tc>
+        <w:tc>
+          <w:tcPr>
+            <w:tcW w:w="4057" w:type="dxa"/>
+          </w:tcPr>
+          <w:p>
+            <w:pPr>
+              <w:pStyle w:val="Textoindependiente"/>
+              <w:spacing w:line="360" w:lineRule="auto"/>
+              <w:jc w:val="left"/>
+              <w:rPr>
+                <w:rFonts w:ascii="Times New Roman" w:hAnsi="Times New Roman"/>
+                <w:sz w:val="18"/>
+                <w:szCs w:val="18"/>
+              </w:rPr>
+            </w:pPr>
+            <w:r>
+              <w:rPr>
+                <w:rFonts w:ascii="Times New Roman" w:hAnsi="Times New Roman"/>
+                <w:sz w:val="18"/>
+                <w:szCs w:val="18"/>
+              </w:rPr>
+              <w:t xml:space="preserve">Creación de bocetos o </w:t>
+            </w:r>
+            <w:proofErr w:type="spellStart"/>
+            <w:r>
+              <w:rPr>
+                <w:rFonts w:ascii="Times New Roman" w:hAnsi="Times New Roman"/>
+                <w:sz w:val="18"/>
+                <w:szCs w:val="18"/>
+              </w:rPr>
+              <w:t>mockups</w:t>
+            </w:r>
+            <w:proofErr w:type="spellEnd"/>
+            <w:r>
+              <w:rPr>
+                <w:rFonts w:ascii="Times New Roman" w:hAnsi="Times New Roman"/>
+                <w:sz w:val="18"/>
+                <w:szCs w:val="18"/>
+              </w:rPr>
+              <w:t xml:space="preserve"> de las pantallas principales del prototipo (</w:t>
+            </w:r>
+            <w:proofErr w:type="spellStart"/>
+            <w:r>
+              <w:rPr>
+                <w:rFonts w:ascii="Times New Roman" w:hAnsi="Times New Roman"/>
+                <w:sz w:val="18"/>
+                <w:szCs w:val="18"/>
+              </w:rPr>
+              <w:t>login</w:t>
+            </w:r>
+            <w:proofErr w:type="spellEnd"/>
+            <w:r>
+              <w:rPr>
+                <w:rFonts w:ascii="Times New Roman" w:hAnsi="Times New Roman"/>
+                <w:sz w:val="18"/>
+                <w:szCs w:val="18"/>
+              </w:rPr>
+              <w:t>, registro, listado de cursos).</w:t>
+            </w:r>
+          </w:p>
+        </w:tc>
+        <w:tc>
+          <w:tcPr>
+            <w:tcW w:w="1134" w:type="dxa"/>
+            <w:vAlign w:val="center"/>
+          </w:tcPr>
+          <w:p>
+            <w:pPr>
+              <w:pStyle w:val="Textoindependiente"/>
+              <w:spacing w:line="360" w:lineRule="auto"/>
+              <w:jc w:val="center"/>
+              <w:rPr>
+                <w:rFonts w:ascii="Times New Roman" w:hAnsi="Times New Roman"/>
+                <w:sz w:val="18"/>
+                <w:szCs w:val="18"/>
+              </w:rPr>
+            </w:pPr>
+            <w:r>
+              <w:rPr>
+                <w:rFonts w:ascii="Times New Roman" w:hAnsi="Times New Roman"/>
+                <w:color w:val="333333"/>
+                <w:sz w:val="18"/>
+                <w:szCs w:val="18"/>
+              </w:rPr>
+              <w:t>6</w:t>
+            </w:r>
+          </w:p>
+        </w:tc>
+        <w:tc>
+          <w:tcPr>
+            <w:tcW w:w="2375" w:type="dxa"/>
+          </w:tcPr>
+          <w:p>
+            <w:pPr>
+              <w:pStyle w:val="Textoindependiente"/>
+              <w:spacing w:line="360" w:lineRule="auto"/>
+              <w:jc w:val="left"/>
+              <w:rPr>
+                <w:rFonts w:ascii="Times New Roman" w:hAnsi="Times New Roman"/>
+                <w:sz w:val="18"/>
+                <w:szCs w:val="18"/>
+              </w:rPr>
+            </w:pPr>
+          </w:p>
+        </w:tc>
+      </w:tr>
+      <w:tr>
+        <w:tc>
+          <w:tcPr>
+            <w:tcW w:w="1361" w:type="dxa"/>
+          </w:tcPr>
+          <w:p>
+            <w:pPr>
+              <w:pStyle w:val="Textoindependiente"/>
+              <w:spacing w:line="360" w:lineRule="auto"/>
+              <w:jc w:val="left"/>
+              <w:rPr>
+                <w:rFonts w:ascii="Times New Roman" w:hAnsi="Times New Roman"/>
+                <w:sz w:val="18"/>
+                <w:szCs w:val="18"/>
+              </w:rPr>
+            </w:pPr>
+            <w:r>
+              <w:rPr>
+                <w:rFonts w:ascii="Times New Roman" w:hAnsi="Times New Roman"/>
+                <w:sz w:val="18"/>
+                <w:szCs w:val="18"/>
+              </w:rPr>
+              <w:t>05/09/2025</w:t>
+            </w:r>
+          </w:p>
+        </w:tc>
+        <w:tc>
+          <w:tcPr>
+            <w:tcW w:w="4057" w:type="dxa"/>
+          </w:tcPr>
+          <w:p>
+            <w:pPr>
+              <w:pStyle w:val="Textoindependiente"/>
+              <w:spacing w:line="360" w:lineRule="auto"/>
+              <w:jc w:val="left"/>
+              <w:rPr>
+                <w:rFonts w:ascii="Times New Roman" w:hAnsi="Times New Roman"/>
+                <w:sz w:val="18"/>
+                <w:szCs w:val="18"/>
+              </w:rPr>
+            </w:pPr>
+            <w:r>
+              <w:rPr>
+                <w:rFonts w:ascii="Times New Roman" w:hAnsi="Times New Roman"/>
+                <w:sz w:val="18"/>
+                <w:szCs w:val="18"/>
+              </w:rPr>
+              <w:t>Registro de decisiones tomadas, módulos seleccionados y descripción de la estructura del prototipo para guiar el desarrollo.</w:t>
+            </w:r>
+          </w:p>
+        </w:tc>
+        <w:tc>
+          <w:tcPr>
+            <w:tcW w:w="1134" w:type="dxa"/>
+            <w:vAlign w:val="center"/>
+          </w:tcPr>
+          <w:p>
+            <w:pPr>
+              <w:pStyle w:val="Textoindependiente"/>
+              <w:spacing w:line="360" w:lineRule="auto"/>
+              <w:jc w:val="center"/>
+              <w:rPr>
+                <w:rFonts w:ascii="Times New Roman" w:hAnsi="Times New Roman"/>
+                <w:sz w:val="18"/>
+                <w:szCs w:val="18"/>
+              </w:rPr>
+            </w:pPr>
+            <w:r>
+              <w:rPr>
+                <w:rFonts w:ascii="Times New Roman" w:hAnsi="Times New Roman"/>
+                <w:color w:val="333333"/>
+                <w:sz w:val="18"/>
+                <w:szCs w:val="18"/>
+              </w:rPr>
+              <w:t>6</w:t>
+            </w:r>
+          </w:p>
+        </w:tc>
+        <w:tc>
+          <w:tcPr>
+            <w:tcW w:w="2375" w:type="dxa"/>
+          </w:tcPr>
+          <w:p>
+            <w:pPr>
+              <w:pStyle w:val="Textoindependiente"/>
+              <w:spacing w:line="360" w:lineRule="auto"/>
+              <w:jc w:val="left"/>
+              <w:rPr>
+                <w:rFonts w:ascii="Times New Roman" w:hAnsi="Times New Roman"/>
+                <w:sz w:val="18"/>
+                <w:szCs w:val="18"/>
+              </w:rPr>
+            </w:pPr>
+          </w:p>
+        </w:tc>
+      </w:tr>
+      <w:tr>
+        <w:tc>
+          <w:tcPr>
+            <w:tcW w:w="1361" w:type="dxa"/>
+          </w:tcPr>
+          <w:p>
+            <w:pPr>
+              <w:pStyle w:val="Textoindependiente"/>
+              <w:spacing w:line="360" w:lineRule="auto"/>
+              <w:jc w:val="left"/>
+              <w:rPr>
+                <w:rFonts w:ascii="Times New Roman" w:hAnsi="Times New Roman"/>
+                <w:sz w:val="18"/>
+                <w:szCs w:val="18"/>
+              </w:rPr>
+            </w:pPr>
+            <w:r>
+              <w:rPr>
+                <w:rFonts w:ascii="Times New Roman" w:hAnsi="Times New Roman"/>
+                <w:sz w:val="18"/>
+                <w:szCs w:val="18"/>
+              </w:rPr>
+              <w:t>08/09/2025</w:t>
+            </w:r>
+          </w:p>
+        </w:tc>
+        <w:tc>
+          <w:tcPr>
+            <w:tcW w:w="4057" w:type="dxa"/>
+          </w:tcPr>
+          <w:p>
+            <w:pPr>
+              <w:pStyle w:val="Textoindependiente"/>
+              <w:spacing w:line="360" w:lineRule="auto"/>
+              <w:jc w:val="left"/>
+              <w:rPr>
+                <w:rFonts w:ascii="Times New Roman" w:hAnsi="Times New Roman"/>
+                <w:sz w:val="18"/>
+                <w:szCs w:val="18"/>
+              </w:rPr>
+            </w:pPr>
+            <w:r>
+              <w:rPr>
+                <w:rFonts w:ascii="Times New Roman" w:hAnsi="Times New Roman"/>
+                <w:sz w:val="18"/>
+                <w:szCs w:val="18"/>
+              </w:rPr>
+              <w:t>Selección de módulos esenciales para el prototipo (</w:t>
+            </w:r>
+            <w:proofErr w:type="spellStart"/>
+            <w:r>
+              <w:rPr>
+                <w:rFonts w:ascii="Times New Roman" w:hAnsi="Times New Roman"/>
+                <w:sz w:val="18"/>
+                <w:szCs w:val="18"/>
+              </w:rPr>
+              <w:t>login</w:t>
+            </w:r>
+            <w:proofErr w:type="spellEnd"/>
+            <w:r>
+              <w:rPr>
+                <w:rFonts w:ascii="Times New Roman" w:hAnsi="Times New Roman"/>
+                <w:sz w:val="18"/>
+                <w:szCs w:val="18"/>
+              </w:rPr>
+              <w:t>, registro, cursos, panel de administración) y documentación de sus objetivos.</w:t>
+            </w:r>
+          </w:p>
+        </w:tc>
+        <w:tc>
+          <w:tcPr>
+            <w:tcW w:w="1134" w:type="dxa"/>
+            <w:vAlign w:val="center"/>
+          </w:tcPr>
+          <w:p>
+            <w:pPr>
+              <w:pStyle w:val="Textoindependiente"/>
+              <w:spacing w:line="360" w:lineRule="auto"/>
+              <w:jc w:val="center"/>
+              <w:rPr>
+                <w:rFonts w:ascii="Times New Roman" w:hAnsi="Times New Roman"/>
+                <w:sz w:val="18"/>
+                <w:szCs w:val="18"/>
+              </w:rPr>
+            </w:pPr>
+            <w:r>
+              <w:rPr>
+                <w:rFonts w:ascii="Times New Roman" w:hAnsi="Times New Roman"/>
+                <w:color w:val="333333"/>
+                <w:sz w:val="18"/>
+                <w:szCs w:val="18"/>
+              </w:rPr>
+              <w:t>6</w:t>
+            </w:r>
+          </w:p>
+        </w:tc>
+        <w:tc>
+          <w:tcPr>
+            <w:tcW w:w="2375" w:type="dxa"/>
+          </w:tcPr>
+          <w:p>
+            <w:pPr>
+              <w:pStyle w:val="Textoindependiente"/>
+              <w:spacing w:line="360" w:lineRule="auto"/>
+              <w:jc w:val="left"/>
+              <w:rPr>
+                <w:rFonts w:ascii="Times New Roman" w:hAnsi="Times New Roman"/>
+                <w:sz w:val="18"/>
+                <w:szCs w:val="18"/>
+              </w:rPr>
+            </w:pPr>
+          </w:p>
+        </w:tc>
+      </w:tr>
+      <w:tr>
+        <w:tc>
+          <w:tcPr>
+            <w:tcW w:w="1361" w:type="dxa"/>
+          </w:tcPr>
+          <w:p>
+            <w:pPr>
+              <w:pStyle w:val="Textoindependiente"/>
+              <w:spacing w:line="360" w:lineRule="auto"/>
+              <w:jc w:val="left"/>
+              <w:rPr>
+                <w:rFonts w:ascii="Times New Roman" w:hAnsi="Times New Roman"/>
+                <w:sz w:val="18"/>
+                <w:szCs w:val="18"/>
+              </w:rPr>
+            </w:pPr>
+            <w:r>
+              <w:rPr>
+                <w:rFonts w:ascii="Times New Roman" w:hAnsi="Times New Roman"/>
+                <w:sz w:val="18"/>
+                <w:szCs w:val="18"/>
+              </w:rPr>
+              <w:t>09/09/2025</w:t>
+            </w:r>
+          </w:p>
+        </w:tc>
+        <w:tc>
+          <w:tcPr>
+            <w:tcW w:w="4057" w:type="dxa"/>
+          </w:tcPr>
+          <w:p>
+            <w:pPr>
+              <w:pStyle w:val="Textoindependiente"/>
+              <w:spacing w:line="360" w:lineRule="auto"/>
+              <w:jc w:val="left"/>
+              <w:rPr>
+                <w:rFonts w:ascii="Times New Roman" w:hAnsi="Times New Roman"/>
+                <w:sz w:val="18"/>
+                <w:szCs w:val="18"/>
+              </w:rPr>
+            </w:pPr>
+            <w:r>
+              <w:rPr>
+                <w:rFonts w:ascii="Times New Roman" w:hAnsi="Times New Roman"/>
+                <w:sz w:val="18"/>
+                <w:szCs w:val="18"/>
+              </w:rPr>
+              <w:t>Creación del modelo entidad–relación del prototipo y asignación de campos principales para cada módulo.</w:t>
+            </w:r>
+          </w:p>
+        </w:tc>
+        <w:tc>
+          <w:tcPr>
+            <w:tcW w:w="1134" w:type="dxa"/>
+            <w:vAlign w:val="center"/>
+          </w:tcPr>
+          <w:p>
+            <w:pPr>
+              <w:pStyle w:val="Textoindependiente"/>
+              <w:spacing w:line="360" w:lineRule="auto"/>
+              <w:jc w:val="center"/>
+              <w:rPr>
+                <w:rFonts w:ascii="Times New Roman" w:hAnsi="Times New Roman"/>
+                <w:sz w:val="18"/>
+                <w:szCs w:val="18"/>
+              </w:rPr>
+            </w:pPr>
+            <w:r>
+              <w:rPr>
+                <w:rFonts w:ascii="Times New Roman" w:hAnsi="Times New Roman"/>
+                <w:color w:val="333333"/>
+                <w:sz w:val="18"/>
+                <w:szCs w:val="18"/>
+              </w:rPr>
+              <w:t>6</w:t>
+            </w:r>
+          </w:p>
+        </w:tc>
+        <w:tc>
+          <w:tcPr>
+            <w:tcW w:w="2375" w:type="dxa"/>
+          </w:tcPr>
+          <w:p>
+            <w:pPr>
+              <w:pStyle w:val="Textoindependiente"/>
+              <w:spacing w:line="360" w:lineRule="auto"/>
+              <w:jc w:val="left"/>
+              <w:rPr>
+                <w:rFonts w:ascii="Times New Roman" w:hAnsi="Times New Roman"/>
+                <w:sz w:val="18"/>
+                <w:szCs w:val="18"/>
+              </w:rPr>
+            </w:pPr>
+          </w:p>
+        </w:tc>
+      </w:tr>
+      <w:tr>
+        <w:tc>
+          <w:tcPr>
+            <w:tcW w:w="1361" w:type="dxa"/>
+          </w:tcPr>
+          <w:p>
+            <w:pPr>
+              <w:pStyle w:val="Textoindependiente"/>
+              <w:spacing w:line="360" w:lineRule="auto"/>
+              <w:jc w:val="left"/>
+              <w:rPr>
+                <w:rFonts w:ascii="Times New Roman" w:hAnsi="Times New Roman"/>
+                <w:sz w:val="18"/>
+                <w:szCs w:val="18"/>
+              </w:rPr>
+            </w:pPr>
+            <w:r>
+              <w:rPr>
+                <w:rFonts w:ascii="Times New Roman" w:hAnsi="Times New Roman"/>
+                <w:sz w:val="18"/>
+                <w:szCs w:val="18"/>
+              </w:rPr>
+              <w:t>10/09/2025</w:t>
+            </w:r>
+          </w:p>
+        </w:tc>
+        <w:tc>
+          <w:tcPr>
+            <w:tcW w:w="4057" w:type="dxa"/>
+          </w:tcPr>
+          <w:p>
+            <w:pPr>
+              <w:pStyle w:val="Textoindependiente"/>
+              <w:spacing w:line="360" w:lineRule="auto"/>
+              <w:jc w:val="left"/>
+              <w:rPr>
+                <w:rFonts w:ascii="Times New Roman" w:hAnsi="Times New Roman"/>
+                <w:sz w:val="18"/>
+                <w:szCs w:val="18"/>
+              </w:rPr>
+            </w:pPr>
+            <w:r>
+              <w:rPr>
+                <w:rFonts w:ascii="Times New Roman" w:hAnsi="Times New Roman"/>
+                <w:sz w:val="18"/>
+                <w:szCs w:val="18"/>
+              </w:rPr>
+              <w:t>Creación del modelo entidad–relación del prototipo y asignación de campos principales para cada módulo.</w:t>
+            </w:r>
+          </w:p>
+        </w:tc>
+        <w:tc>
+          <w:tcPr>
+            <w:tcW w:w="1134" w:type="dxa"/>
+            <w:vAlign w:val="center"/>
+          </w:tcPr>
+          <w:p>
+            <w:pPr>
+              <w:pStyle w:val="Textoindependiente"/>
+              <w:spacing w:line="360" w:lineRule="auto"/>
+              <w:jc w:val="center"/>
+              <w:rPr>
+                <w:rFonts w:ascii="Times New Roman" w:hAnsi="Times New Roman"/>
+                <w:sz w:val="18"/>
+                <w:szCs w:val="18"/>
+              </w:rPr>
+            </w:pPr>
+            <w:r>
+              <w:rPr>
+                <w:rFonts w:ascii="Times New Roman" w:hAnsi="Times New Roman"/>
+                <w:color w:val="333333"/>
+                <w:sz w:val="18"/>
+                <w:szCs w:val="18"/>
+              </w:rPr>
+              <w:t>6</w:t>
+            </w:r>
+          </w:p>
+        </w:tc>
+        <w:tc>
+          <w:tcPr>
+            <w:tcW w:w="2375" w:type="dxa"/>
+          </w:tcPr>
+          <w:p>
+            <w:pPr>
+              <w:pStyle w:val="Textoindependiente"/>
+              <w:spacing w:line="360" w:lineRule="auto"/>
+              <w:jc w:val="left"/>
+              <w:rPr>
+                <w:rFonts w:ascii="Times New Roman" w:hAnsi="Times New Roman"/>
+                <w:sz w:val="18"/>
+                <w:szCs w:val="18"/>
+              </w:rPr>
+            </w:pPr>
+          </w:p>
+        </w:tc>
+      </w:tr>
+      <w:tr>
+        <w:tc>
+          <w:tcPr>
+            <w:tcW w:w="1361" w:type="dxa"/>
+          </w:tcPr>
+          <w:p>
+            <w:pPr>
+              <w:pStyle w:val="Textoindependiente"/>
+              <w:spacing w:line="360" w:lineRule="auto"/>
+              <w:jc w:val="left"/>
+              <w:rPr>
+                <w:rFonts w:ascii="Times New Roman" w:hAnsi="Times New Roman"/>
+                <w:sz w:val="18"/>
+                <w:szCs w:val="18"/>
+              </w:rPr>
+            </w:pPr>
+            <w:r>
+              <w:rPr>
+                <w:rFonts w:ascii="Times New Roman" w:hAnsi="Times New Roman"/>
+                <w:sz w:val="18"/>
+                <w:szCs w:val="18"/>
+              </w:rPr>
+              <w:t>11/09/2025</w:t>
+            </w:r>
+          </w:p>
+        </w:tc>
+        <w:tc>
+          <w:tcPr>
+            <w:tcW w:w="4057" w:type="dxa"/>
+          </w:tcPr>
+          <w:p>
+            <w:pPr>
+              <w:pStyle w:val="Textoindependiente"/>
+              <w:spacing w:line="360" w:lineRule="auto"/>
+              <w:jc w:val="left"/>
+              <w:rPr>
+                <w:rFonts w:ascii="Times New Roman" w:hAnsi="Times New Roman"/>
+                <w:sz w:val="18"/>
+                <w:szCs w:val="18"/>
+              </w:rPr>
+            </w:pPr>
+            <w:r>
+              <w:rPr>
+                <w:rFonts w:ascii="Times New Roman" w:hAnsi="Times New Roman"/>
+                <w:sz w:val="18"/>
+                <w:szCs w:val="18"/>
+              </w:rPr>
+              <w:t>Simulación práctica del comportamiento de los módulos del prototipo, definiendo cómo interactúan entre ellos y con el usuario, preparando el desarrollo de la interfaz.</w:t>
+            </w:r>
+          </w:p>
+        </w:tc>
+        <w:tc>
+          <w:tcPr>
+            <w:tcW w:w="1134" w:type="dxa"/>
+            <w:vAlign w:val="center"/>
+          </w:tcPr>
+          <w:p>
+            <w:pPr>
+              <w:pStyle w:val="Textoindependiente"/>
+              <w:spacing w:line="360" w:lineRule="auto"/>
+              <w:jc w:val="center"/>
+              <w:rPr>
+                <w:rFonts w:ascii="Times New Roman" w:hAnsi="Times New Roman"/>
+                <w:sz w:val="18"/>
+                <w:szCs w:val="18"/>
+              </w:rPr>
+            </w:pPr>
+            <w:r>
+              <w:rPr>
+                <w:rFonts w:ascii="Times New Roman" w:hAnsi="Times New Roman"/>
+                <w:color w:val="333333"/>
+                <w:sz w:val="18"/>
+                <w:szCs w:val="18"/>
+              </w:rPr>
+              <w:t>6</w:t>
+            </w:r>
+          </w:p>
+        </w:tc>
+        <w:tc>
+          <w:tcPr>
+            <w:tcW w:w="2375" w:type="dxa"/>
+          </w:tcPr>
+          <w:p>
+            <w:pPr>
+              <w:pStyle w:val="Textoindependiente"/>
+              <w:spacing w:line="360" w:lineRule="auto"/>
+              <w:jc w:val="left"/>
+              <w:rPr>
+                <w:rFonts w:ascii="Times New Roman" w:hAnsi="Times New Roman"/>
+                <w:sz w:val="18"/>
+                <w:szCs w:val="18"/>
+              </w:rPr>
+            </w:pPr>
+          </w:p>
+        </w:tc>
+      </w:tr>
+      <w:tr>
+        <w:tc>
+          <w:tcPr>
+            <w:tcW w:w="1361" w:type="dxa"/>
+          </w:tcPr>
+          <w:p>
+            <w:pPr>
+              <w:pStyle w:val="Textoindependiente"/>
+              <w:spacing w:line="360" w:lineRule="auto"/>
+              <w:jc w:val="left"/>
+              <w:rPr>
+                <w:rFonts w:ascii="Times New Roman" w:hAnsi="Times New Roman"/>
+                <w:sz w:val="18"/>
+                <w:szCs w:val="18"/>
+              </w:rPr>
+            </w:pPr>
+            <w:r>
+              <w:rPr>
+                <w:rFonts w:ascii="Times New Roman" w:hAnsi="Times New Roman"/>
+                <w:sz w:val="18"/>
+                <w:szCs w:val="18"/>
+              </w:rPr>
+              <w:t>12/09/2025</w:t>
+            </w:r>
+          </w:p>
+        </w:tc>
+        <w:tc>
+          <w:tcPr>
+            <w:tcW w:w="4057" w:type="dxa"/>
+          </w:tcPr>
+          <w:p>
+            <w:pPr>
+              <w:pStyle w:val="Textoindependiente"/>
+              <w:spacing w:line="360" w:lineRule="auto"/>
+              <w:jc w:val="left"/>
+              <w:rPr>
+                <w:rFonts w:ascii="Times New Roman" w:hAnsi="Times New Roman"/>
+                <w:sz w:val="18"/>
+                <w:szCs w:val="18"/>
+              </w:rPr>
+            </w:pPr>
+            <w:r>
+              <w:rPr>
+                <w:rFonts w:ascii="Times New Roman" w:hAnsi="Times New Roman"/>
+                <w:sz w:val="18"/>
+                <w:szCs w:val="18"/>
+              </w:rPr>
+              <w:t>Revisión de módulos, base de datos, entre otros ajustes iniciales.</w:t>
+            </w:r>
+          </w:p>
+        </w:tc>
+        <w:tc>
+          <w:tcPr>
+            <w:tcW w:w="1134" w:type="dxa"/>
+            <w:vAlign w:val="center"/>
+          </w:tcPr>
+          <w:p>
+            <w:pPr>
+              <w:pStyle w:val="Textoindependiente"/>
+              <w:spacing w:line="360" w:lineRule="auto"/>
+              <w:jc w:val="center"/>
+              <w:rPr>
+                <w:rFonts w:ascii="Times New Roman" w:hAnsi="Times New Roman"/>
+                <w:sz w:val="18"/>
+                <w:szCs w:val="18"/>
+              </w:rPr>
+            </w:pPr>
+            <w:r>
+              <w:rPr>
+                <w:rFonts w:ascii="Times New Roman" w:hAnsi="Times New Roman"/>
+                <w:color w:val="333333"/>
+                <w:sz w:val="18"/>
+                <w:szCs w:val="18"/>
+              </w:rPr>
+              <w:t>6</w:t>
+            </w:r>
+          </w:p>
+        </w:tc>
+        <w:tc>
+          <w:tcPr>
+            <w:tcW w:w="2375" w:type="dxa"/>
+          </w:tcPr>
+          <w:p>
+            <w:pPr>
+              <w:pStyle w:val="Textoindependiente"/>
+              <w:spacing w:line="360" w:lineRule="auto"/>
+              <w:jc w:val="left"/>
+              <w:rPr>
+                <w:rFonts w:ascii="Times New Roman" w:hAnsi="Times New Roman"/>
+                <w:sz w:val="18"/>
+                <w:szCs w:val="18"/>
+              </w:rPr>
+            </w:pPr>
+          </w:p>
+        </w:tc>
+      </w:tr>
+      <w:tr>
+        <w:tc>
+          <w:tcPr>
+            <w:tcW w:w="1361" w:type="dxa"/>
+          </w:tcPr>
+          <w:p>
+            <w:pPr>
+              <w:pStyle w:val="Textoindependiente"/>
+              <w:spacing w:line="360" w:lineRule="auto"/>
+              <w:jc w:val="left"/>
+              <w:rPr>
+                <w:rFonts w:ascii="Times New Roman" w:hAnsi="Times New Roman"/>
+                <w:sz w:val="18"/>
+                <w:szCs w:val="18"/>
+              </w:rPr>
+            </w:pPr>
+            <w:r>
+              <w:rPr>
+                <w:rFonts w:ascii="Times New Roman" w:hAnsi="Times New Roman"/>
+                <w:sz w:val="18"/>
+                <w:szCs w:val="18"/>
+              </w:rPr>
+              <w:t>15/09/2025</w:t>
+            </w:r>
+          </w:p>
+        </w:tc>
+        <w:tc>
+          <w:tcPr>
+            <w:tcW w:w="4057" w:type="dxa"/>
+          </w:tcPr>
+          <w:p>
+            <w:pPr>
+              <w:pStyle w:val="Textoindependiente"/>
+              <w:spacing w:line="360" w:lineRule="auto"/>
+              <w:jc w:val="left"/>
+              <w:rPr>
+                <w:rFonts w:ascii="Times New Roman" w:hAnsi="Times New Roman"/>
+                <w:sz w:val="18"/>
+                <w:szCs w:val="18"/>
+              </w:rPr>
+            </w:pPr>
+            <w:r>
+              <w:rPr>
+                <w:rFonts w:ascii="Times New Roman" w:hAnsi="Times New Roman"/>
+                <w:sz w:val="18"/>
+                <w:szCs w:val="18"/>
+              </w:rPr>
+              <w:t>Registro de lineamientos de arquitectura y estructura de módulos.</w:t>
+            </w:r>
+          </w:p>
+        </w:tc>
+        <w:tc>
+          <w:tcPr>
+            <w:tcW w:w="1134" w:type="dxa"/>
+            <w:vAlign w:val="center"/>
+          </w:tcPr>
+          <w:p>
+            <w:pPr>
+              <w:pStyle w:val="Textoindependiente"/>
+              <w:spacing w:line="360" w:lineRule="auto"/>
+              <w:jc w:val="center"/>
+              <w:rPr>
+                <w:rFonts w:ascii="Times New Roman" w:hAnsi="Times New Roman"/>
+                <w:sz w:val="18"/>
+                <w:szCs w:val="18"/>
+              </w:rPr>
+            </w:pPr>
+            <w:r>
+              <w:rPr>
+                <w:rFonts w:ascii="Times New Roman" w:hAnsi="Times New Roman"/>
+                <w:color w:val="333333"/>
+                <w:sz w:val="18"/>
+                <w:szCs w:val="18"/>
+              </w:rPr>
+              <w:t>6</w:t>
+            </w:r>
+          </w:p>
+        </w:tc>
+        <w:tc>
+          <w:tcPr>
+            <w:tcW w:w="2375" w:type="dxa"/>
+          </w:tcPr>
+          <w:p>
+            <w:pPr>
+              <w:pStyle w:val="Textoindependiente"/>
+              <w:spacing w:line="360" w:lineRule="auto"/>
+              <w:jc w:val="left"/>
+              <w:rPr>
+                <w:rFonts w:ascii="Times New Roman" w:hAnsi="Times New Roman"/>
+                <w:sz w:val="18"/>
+                <w:szCs w:val="18"/>
+              </w:rPr>
+            </w:pPr>
+          </w:p>
+        </w:tc>
+      </w:tr>
+      <w:tr>
+        <w:tc>
+          <w:tcPr>
+            <w:tcW w:w="1361" w:type="dxa"/>
+          </w:tcPr>
+          <w:p>
+            <w:pPr>
+              <w:pStyle w:val="Textoindependiente"/>
+              <w:spacing w:line="360" w:lineRule="auto"/>
+              <w:jc w:val="left"/>
+              <w:rPr>
+                <w:rFonts w:ascii="Times New Roman" w:hAnsi="Times New Roman"/>
+                <w:sz w:val="18"/>
+                <w:szCs w:val="18"/>
+              </w:rPr>
+            </w:pPr>
+            <w:r>
+              <w:rPr>
+                <w:rFonts w:ascii="Times New Roman" w:hAnsi="Times New Roman"/>
+                <w:sz w:val="18"/>
+                <w:szCs w:val="18"/>
+              </w:rPr>
+              <w:t>16/09/2025</w:t>
+            </w:r>
+          </w:p>
+        </w:tc>
+        <w:tc>
+          <w:tcPr>
+            <w:tcW w:w="4057" w:type="dxa"/>
+          </w:tcPr>
+          <w:p>
+            <w:pPr>
+              <w:pStyle w:val="Textoindependiente"/>
+              <w:spacing w:line="360" w:lineRule="auto"/>
+              <w:jc w:val="left"/>
+              <w:rPr>
+                <w:rFonts w:ascii="Times New Roman" w:hAnsi="Times New Roman"/>
+                <w:sz w:val="18"/>
+                <w:szCs w:val="18"/>
+              </w:rPr>
+            </w:pPr>
+            <w:r>
+              <w:rPr>
+                <w:rFonts w:ascii="Times New Roman" w:hAnsi="Times New Roman"/>
+                <w:sz w:val="18"/>
+                <w:szCs w:val="18"/>
+              </w:rPr>
+              <w:t>Especificación de funcionalidades, campos y comportamiento esperado de los módulos principales.</w:t>
+            </w:r>
+          </w:p>
+        </w:tc>
+        <w:tc>
+          <w:tcPr>
+            <w:tcW w:w="1134" w:type="dxa"/>
+            <w:vAlign w:val="center"/>
+          </w:tcPr>
+          <w:p>
+            <w:pPr>
+              <w:pStyle w:val="Textoindependiente"/>
+              <w:spacing w:line="360" w:lineRule="auto"/>
+              <w:jc w:val="center"/>
+              <w:rPr>
+                <w:rFonts w:ascii="Times New Roman" w:hAnsi="Times New Roman"/>
+                <w:sz w:val="18"/>
+                <w:szCs w:val="18"/>
+              </w:rPr>
+            </w:pPr>
+            <w:r>
+              <w:rPr>
+                <w:rFonts w:ascii="Times New Roman" w:hAnsi="Times New Roman"/>
+                <w:color w:val="333333"/>
+                <w:sz w:val="18"/>
+                <w:szCs w:val="18"/>
+              </w:rPr>
+              <w:t>6</w:t>
+            </w:r>
+          </w:p>
+        </w:tc>
+        <w:tc>
+          <w:tcPr>
+            <w:tcW w:w="2375" w:type="dxa"/>
+          </w:tcPr>
+          <w:p>
+            <w:pPr>
+              <w:pStyle w:val="Textoindependiente"/>
+              <w:spacing w:line="360" w:lineRule="auto"/>
+              <w:jc w:val="left"/>
+              <w:rPr>
+                <w:rFonts w:ascii="Times New Roman" w:hAnsi="Times New Roman"/>
+                <w:sz w:val="18"/>
+                <w:szCs w:val="18"/>
+              </w:rPr>
+            </w:pPr>
+          </w:p>
+        </w:tc>
+      </w:tr>
+      <w:tr>
+        <w:tc>
+          <w:tcPr>
+            <w:tcW w:w="1361" w:type="dxa"/>
+          </w:tcPr>
+          <w:p>
+            <w:pPr>
+              <w:pStyle w:val="Textoindependiente"/>
+              <w:spacing w:line="360" w:lineRule="auto"/>
+              <w:jc w:val="left"/>
+              <w:rPr>
+                <w:rFonts w:ascii="Times New Roman" w:hAnsi="Times New Roman"/>
+                <w:sz w:val="18"/>
+                <w:szCs w:val="18"/>
+              </w:rPr>
+            </w:pPr>
+            <w:r>
+              <w:rPr>
+                <w:rFonts w:ascii="Times New Roman" w:hAnsi="Times New Roman"/>
+                <w:sz w:val="18"/>
+                <w:szCs w:val="18"/>
+              </w:rPr>
+              <w:t>17/09/2025</w:t>
+            </w:r>
+          </w:p>
+        </w:tc>
+        <w:tc>
+          <w:tcPr>
+            <w:tcW w:w="4057" w:type="dxa"/>
+          </w:tcPr>
+          <w:tbl>
+            <w:tblPr>
+              <w:tblW w:w="0" w:type="auto"/>
+              <w:tblCellSpacing w:w="15" w:type="dxa"/>
+              <w:tblCellMar>
+                <w:top w:w="15" w:type="dxa"/>
+                <w:left w:w="15" w:type="dxa"/>
+                <w:bottom w:w="15" w:type="dxa"/>
+                <w:right w:w="15" w:type="dxa"/>
+              </w:tblCellMar>
+              <w:tblLook w:val="04A0" w:firstRow="1" w:lastRow="0" w:firstColumn="1" w:lastColumn="0" w:noHBand="0" w:noVBand="1"/>
+            </w:tblPr>
+            <w:tblGrid>
+              <w:gridCol w:w="96"/>
+            </w:tblGrid>
+            <w:tr>
+              <w:trPr>
+                <w:tblCellSpacing w:w="15" w:type="dxa"/>
+              </w:trPr>
+              <w:tc>
+                <w:tcPr>
+                  <w:tcW w:w="0" w:type="auto"/>
+                  <w:vAlign w:val="center"/>
+                  <w:hideMark/>
+                </w:tcPr>
+                <w:p>
+                  <w:pPr>
+                    <w:rPr>
+                      <w:sz w:val="18"/>
+                      <w:szCs w:val="18"/>
+                      <w:lang w:val="es-EC" w:eastAsia="es-EC"/>
+                    </w:rPr>
+                  </w:pPr>
+                </w:p>
+              </w:tc>
+            </w:tr>
+          </w:tbl>
+          <w:p>
+            <w:pPr>
+              <w:rPr>
+                <w:vanish/>
+                <w:sz w:val="18"/>
+                <w:szCs w:val="18"/>
+                <w:lang w:val="es-EC" w:eastAsia="es-EC"/>
+              </w:rPr>
+            </w:pPr>
+          </w:p>
+          <w:tbl>
+            <w:tblPr>
+              <w:tblW w:w="0" w:type="auto"/>
+              <w:tblCellSpacing w:w="15" w:type="dxa"/>
+              <w:tblCellMar>
+                <w:top w:w="15" w:type="dxa"/>
+                <w:left w:w="15" w:type="dxa"/>
+                <w:bottom w:w="15" w:type="dxa"/>
+                <w:right w:w="15" w:type="dxa"/>
+              </w:tblCellMar>
+              <w:tblLook w:val="04A0" w:firstRow="1" w:lastRow="0" w:firstColumn="1" w:lastColumn="0" w:noHBand="0" w:noVBand="1"/>
+            </w:tblPr>
+            <w:tblGrid>
+              <w:gridCol w:w="3841"/>
+            </w:tblGrid>
+            <w:tr>
+              <w:trPr>
+                <w:tblCellSpacing w:w="15" w:type="dxa"/>
+              </w:trPr>
+              <w:tc>
+                <w:tcPr>
+                  <w:tcW w:w="0" w:type="auto"/>
+                  <w:vAlign w:val="center"/>
+                  <w:hideMark/>
+                </w:tcPr>
+                <w:p>
+                  <w:pPr>
+                    <w:rPr>
+                      <w:sz w:val="18"/>
+                      <w:szCs w:val="18"/>
+                      <w:lang w:val="es-EC" w:eastAsia="es-EC"/>
+                    </w:rPr>
+                  </w:pPr>
+                  <w:bookmarkStart w:id="0" w:name="_GoBack"/>
+                  <w:bookmarkEnd w:id="0"/>
+                  <w:r>
+                    <w:rPr>
+                      <w:sz w:val="18"/>
+                      <w:szCs w:val="18"/>
+                      <w:lang w:val="es-EC" w:eastAsia="es-EC"/>
+                    </w:rPr>
+                    <w:t>Creación de boceto detallado del panel de administración, definiendo secciones y accesos.</w:t>
+                  </w:r>
+                </w:p>
+              </w:tc>
+            </w:tr>
+          </w:tbl>
+          <w:p>
+            <w:pPr>
+              <w:pStyle w:val="Textoindependiente"/>
+              <w:spacing w:line="360" w:lineRule="auto"/>
+              <w:jc w:val="left"/>
+              <w:rPr>
+                <w:rFonts w:ascii="Times New Roman" w:hAnsi="Times New Roman"/>
+                <w:sz w:val="18"/>
+                <w:szCs w:val="18"/>
+              </w:rPr>
+            </w:pPr>
+          </w:p>
+        </w:tc>
+        <w:tc>
+          <w:tcPr>
+            <w:tcW w:w="1134" w:type="dxa"/>
+            <w:vAlign w:val="center"/>
+          </w:tcPr>
+          <w:p>
+            <w:pPr>
+              <w:pStyle w:val="Textoindependiente"/>
+              <w:spacing w:line="360" w:lineRule="auto"/>
+              <w:jc w:val="center"/>
+              <w:rPr>
+                <w:rFonts w:ascii="Times New Roman" w:hAnsi="Times New Roman"/>
+                <w:sz w:val="18"/>
+                <w:szCs w:val="18"/>
+              </w:rPr>
+            </w:pPr>
+            <w:r>
+              <w:rPr>
+                <w:rFonts w:ascii="Times New Roman" w:hAnsi="Times New Roman"/>
+                <w:color w:val="333333"/>
+                <w:sz w:val="18"/>
+                <w:szCs w:val="18"/>
+              </w:rPr>
+              <w:t>6</w:t>
+            </w:r>
+          </w:p>
+        </w:tc>
+        <w:tc>
+          <w:tcPr>
+            <w:tcW w:w="2375" w:type="dxa"/>
+          </w:tcPr>
+          <w:p>
+            <w:pPr>
+              <w:pStyle w:val="Textoindependiente"/>
+              <w:spacing w:line="360" w:lineRule="auto"/>
+              <w:jc w:val="left"/>
+              <w:rPr>
+                <w:rFonts w:ascii="Times New Roman" w:hAnsi="Times New Roman"/>
+                <w:sz w:val="18"/>
+                <w:szCs w:val="18"/>
+              </w:rPr>
+            </w:pPr>
+          </w:p>
+        </w:tc>
+      </w:tr>
+      <w:tr>
+        <w:tc>
+          <w:tcPr>
+            <w:tcW w:w="1361" w:type="dxa"/>
+          </w:tcPr>
+          <w:p>
+            <w:pPr>
+              <w:pStyle w:val="Textoindependiente"/>
+              <w:spacing w:line="360" w:lineRule="auto"/>
+              <w:jc w:val="left"/>
+              <w:rPr>
+                <w:rFonts w:ascii="Times New Roman" w:hAnsi="Times New Roman"/>
+                <w:sz w:val="18"/>
+                <w:szCs w:val="18"/>
+              </w:rPr>
+            </w:pPr>
+            <w:r>
+              <w:rPr>
+                <w:rFonts w:ascii="Times New Roman" w:hAnsi="Times New Roman"/>
+                <w:sz w:val="18"/>
+                <w:szCs w:val="18"/>
+              </w:rPr>
+              <w:t>18/09/2025</w:t>
+            </w:r>
+          </w:p>
+        </w:tc>
+        <w:tc>
+          <w:tcPr>
+            <w:tcW w:w="4057" w:type="dxa"/>
+          </w:tcPr>
+          <w:p>
+            <w:pPr>
+              <w:pStyle w:val="Textoindependiente"/>
+              <w:spacing w:line="360" w:lineRule="auto"/>
+              <w:jc w:val="left"/>
+              <w:rPr>
+                <w:rFonts w:ascii="Times New Roman" w:hAnsi="Times New Roman"/>
+                <w:sz w:val="18"/>
+                <w:szCs w:val="18"/>
+              </w:rPr>
+            </w:pPr>
+            <w:r>
+              <w:rPr>
+                <w:rFonts w:ascii="Times New Roman" w:hAnsi="Times New Roman"/>
+                <w:sz w:val="18"/>
+                <w:szCs w:val="18"/>
+                <w:lang w:val="es-EC" w:eastAsia="es-EC"/>
+              </w:rPr>
+              <w:t>Creación de boceto detallado del panel de administración, definiendo secciones y accesos.</w:t>
+            </w:r>
+          </w:p>
+        </w:tc>
+        <w:tc>
+          <w:tcPr>
+            <w:tcW w:w="1134" w:type="dxa"/>
+            <w:vAlign w:val="center"/>
+          </w:tcPr>
+          <w:p>
+            <w:pPr>
+              <w:pStyle w:val="Textoindependiente"/>
+              <w:spacing w:line="360" w:lineRule="auto"/>
+              <w:jc w:val="center"/>
+              <w:rPr>
+                <w:rFonts w:ascii="Times New Roman" w:hAnsi="Times New Roman"/>
+                <w:sz w:val="18"/>
+                <w:szCs w:val="18"/>
+              </w:rPr>
+            </w:pPr>
+            <w:r>
+              <w:rPr>
+                <w:rFonts w:ascii="Times New Roman" w:hAnsi="Times New Roman"/>
+                <w:color w:val="333333"/>
+                <w:sz w:val="18"/>
+                <w:szCs w:val="18"/>
+              </w:rPr>
+              <w:t>6</w:t>
+            </w:r>
+          </w:p>
+        </w:tc>
+        <w:tc>
+          <w:tcPr>
+            <w:tcW w:w="2375" w:type="dxa"/>
+          </w:tcPr>
+          <w:p>
+            <w:pPr>
+              <w:pStyle w:val="Textoindependiente"/>
+              <w:spacing w:line="360" w:lineRule="auto"/>
+              <w:jc w:val="left"/>
+              <w:rPr>
+                <w:rFonts w:ascii="Times New Roman" w:hAnsi="Times New Roman"/>
+                <w:sz w:val="18"/>
+                <w:szCs w:val="18"/>
+              </w:rPr>
+            </w:pPr>
+          </w:p>
+        </w:tc>
+      </w:tr>
+      <w:tr>
+        <w:tc>
+          <w:tcPr>
+            <w:tcW w:w="1361" w:type="dxa"/>
+          </w:tcPr>
+          <w:p>
+            <w:pPr>
+              <w:pStyle w:val="Textoindependiente"/>
+              <w:spacing w:line="360" w:lineRule="auto"/>
+              <w:jc w:val="left"/>
+              <w:rPr>
+                <w:rFonts w:ascii="Times New Roman" w:hAnsi="Times New Roman"/>
+                <w:sz w:val="18"/>
+                <w:szCs w:val="18"/>
+              </w:rPr>
+            </w:pPr>
+            <w:r>
+              <w:rPr>
+                <w:rFonts w:ascii="Times New Roman" w:hAnsi="Times New Roman"/>
+                <w:sz w:val="18"/>
+                <w:szCs w:val="18"/>
+              </w:rPr>
+              <w:t>19/09/2025</w:t>
+            </w:r>
+          </w:p>
+        </w:tc>
+        <w:tc>
+          <w:tcPr>
+            <w:tcW w:w="4057" w:type="dxa"/>
+          </w:tcPr>
+          <w:p>
+            <w:pPr>
+              <w:pStyle w:val="Textoindependiente"/>
+              <w:spacing w:line="360" w:lineRule="auto"/>
+              <w:jc w:val="left"/>
+              <w:rPr>
+                <w:rFonts w:ascii="Times New Roman" w:hAnsi="Times New Roman"/>
+                <w:sz w:val="18"/>
+                <w:szCs w:val="18"/>
+              </w:rPr>
+            </w:pPr>
+            <w:r>
+              <w:rPr>
+                <w:rFonts w:ascii="Times New Roman" w:hAnsi="Times New Roman"/>
+                <w:sz w:val="18"/>
+                <w:szCs w:val="18"/>
+              </w:rPr>
+              <w:t>Análisis de diferencias entre plataforma existente y propuesta de prototipo, identificación de mejoras.</w:t>
+            </w:r>
+          </w:p>
+        </w:tc>
+        <w:tc>
+          <w:tcPr>
+            <w:tcW w:w="1134" w:type="dxa"/>
+            <w:vAlign w:val="center"/>
+          </w:tcPr>
+          <w:p>
+            <w:pPr>
+              <w:pStyle w:val="Textoindependiente"/>
+              <w:spacing w:line="360" w:lineRule="auto"/>
+              <w:jc w:val="center"/>
+              <w:rPr>
+                <w:rFonts w:ascii="Times New Roman" w:hAnsi="Times New Roman"/>
+                <w:sz w:val="18"/>
+                <w:szCs w:val="18"/>
+              </w:rPr>
+            </w:pPr>
+            <w:r>
+              <w:rPr>
+                <w:rFonts w:ascii="Times New Roman" w:hAnsi="Times New Roman"/>
+                <w:color w:val="333333"/>
+                <w:sz w:val="18"/>
+                <w:szCs w:val="18"/>
+              </w:rPr>
+              <w:t>6</w:t>
+            </w:r>
+          </w:p>
+        </w:tc>
+        <w:tc>
+          <w:tcPr>
+            <w:tcW w:w="2375" w:type="dxa"/>
+          </w:tcPr>
+          <w:p>
+            <w:pPr>
+              <w:pStyle w:val="Textoindependiente"/>
+              <w:spacing w:line="360" w:lineRule="auto"/>
+              <w:jc w:val="left"/>
+              <w:rPr>
+                <w:rFonts w:ascii="Times New Roman" w:hAnsi="Times New Roman"/>
+                <w:sz w:val="18"/>
+                <w:szCs w:val="18"/>
+              </w:rPr>
+            </w:pPr>
+          </w:p>
+        </w:tc>
+      </w:tr>
+      <w:tr>
+        <w:tc>
+          <w:tcPr>
+            <w:tcW w:w="1361" w:type="dxa"/>
+          </w:tcPr>
+          <w:p>
+            <w:pPr>
+              <w:pStyle w:val="Textoindependiente"/>
+              <w:spacing w:line="360" w:lineRule="auto"/>
+              <w:jc w:val="left"/>
+              <w:rPr>
+                <w:rFonts w:ascii="Times New Roman" w:hAnsi="Times New Roman"/>
+                <w:sz w:val="18"/>
+                <w:szCs w:val="18"/>
+              </w:rPr>
+            </w:pPr>
+            <w:r>
+              <w:rPr>
+                <w:rFonts w:ascii="Times New Roman" w:hAnsi="Times New Roman"/>
+                <w:sz w:val="18"/>
+                <w:szCs w:val="18"/>
+              </w:rPr>
+              <w:t>22/09/2025</w:t>
+            </w:r>
+          </w:p>
+        </w:tc>
+        <w:tc>
+          <w:tcPr>
+            <w:tcW w:w="4057" w:type="dxa"/>
+          </w:tcPr>
+          <w:p>
+            <w:pPr>
+              <w:pStyle w:val="Textoindependiente"/>
+              <w:spacing w:line="360" w:lineRule="auto"/>
+              <w:jc w:val="left"/>
+              <w:rPr>
+                <w:rFonts w:ascii="Times New Roman" w:hAnsi="Times New Roman"/>
+                <w:sz w:val="18"/>
+                <w:szCs w:val="18"/>
+              </w:rPr>
+            </w:pPr>
+            <w:r>
+              <w:rPr>
+                <w:rFonts w:ascii="Times New Roman" w:hAnsi="Times New Roman"/>
+                <w:sz w:val="18"/>
+                <w:szCs w:val="18"/>
+              </w:rPr>
+              <w:t>Configuración del proyecto y creación de entorno de desarrollo.</w:t>
+            </w:r>
+          </w:p>
+        </w:tc>
+        <w:tc>
+          <w:tcPr>
+            <w:tcW w:w="1134" w:type="dxa"/>
+            <w:vAlign w:val="center"/>
+          </w:tcPr>
+          <w:p>
+            <w:pPr>
+              <w:pStyle w:val="Textoindependiente"/>
+              <w:spacing w:line="360" w:lineRule="auto"/>
+              <w:jc w:val="center"/>
+              <w:rPr>
+                <w:rFonts w:ascii="Times New Roman" w:hAnsi="Times New Roman"/>
+                <w:sz w:val="18"/>
+                <w:szCs w:val="18"/>
+              </w:rPr>
+            </w:pPr>
+            <w:r>
+              <w:rPr>
+                <w:rFonts w:ascii="Times New Roman" w:hAnsi="Times New Roman"/>
+                <w:color w:val="333333"/>
+                <w:sz w:val="18"/>
+                <w:szCs w:val="18"/>
+              </w:rPr>
+              <w:t>6</w:t>
+            </w:r>
+          </w:p>
+        </w:tc>
+        <w:tc>
+          <w:tcPr>
+            <w:tcW w:w="2375" w:type="dxa"/>
+          </w:tcPr>
+          <w:p>
+            <w:pPr>
+              <w:pStyle w:val="Textoindependiente"/>
+              <w:spacing w:line="360" w:lineRule="auto"/>
+              <w:jc w:val="left"/>
+              <w:rPr>
+                <w:rFonts w:ascii="Times New Roman" w:hAnsi="Times New Roman"/>
+                <w:sz w:val="18"/>
+                <w:szCs w:val="18"/>
+              </w:rPr>
+            </w:pPr>
+          </w:p>
+        </w:tc>
+      </w:tr>
+      <w:tr>
+        <w:tc>
+          <w:tcPr>
+            <w:tcW w:w="1361" w:type="dxa"/>
+          </w:tcPr>
+          <w:p>
+            <w:pPr>
+              <w:pStyle w:val="Textoindependiente"/>
+              <w:spacing w:line="360" w:lineRule="auto"/>
+              <w:jc w:val="left"/>
+              <w:rPr>
+                <w:rFonts w:ascii="Times New Roman" w:hAnsi="Times New Roman"/>
+                <w:sz w:val="18"/>
+                <w:szCs w:val="18"/>
+              </w:rPr>
+            </w:pPr>
+            <w:r>
+              <w:rPr>
+                <w:rFonts w:ascii="Times New Roman" w:hAnsi="Times New Roman"/>
+                <w:sz w:val="18"/>
+                <w:szCs w:val="18"/>
+              </w:rPr>
+              <w:t>23/09/2025</w:t>
+            </w:r>
+          </w:p>
+        </w:tc>
+        <w:tc>
+          <w:tcPr>
+            <w:tcW w:w="4057" w:type="dxa"/>
+          </w:tcPr>
+          <w:p>
+            <w:pPr>
+              <w:pStyle w:val="Textoindependiente"/>
+              <w:spacing w:line="360" w:lineRule="auto"/>
+              <w:jc w:val="left"/>
+              <w:rPr>
+                <w:rFonts w:ascii="Times New Roman" w:hAnsi="Times New Roman"/>
+                <w:sz w:val="18"/>
+                <w:szCs w:val="18"/>
+              </w:rPr>
+            </w:pPr>
+            <w:r>
+              <w:rPr>
+                <w:rFonts w:ascii="Times New Roman" w:hAnsi="Times New Roman"/>
+                <w:sz w:val="18"/>
+                <w:szCs w:val="18"/>
+              </w:rPr>
+              <w:t>Desarrollo de pantallas y funcionalidades de registro de usuarios.</w:t>
+            </w:r>
+          </w:p>
+        </w:tc>
+        <w:tc>
+          <w:tcPr>
+            <w:tcW w:w="1134" w:type="dxa"/>
+            <w:vAlign w:val="center"/>
+          </w:tcPr>
+          <w:p>
+            <w:pPr>
+              <w:pStyle w:val="Textoindependiente"/>
+              <w:spacing w:line="360" w:lineRule="auto"/>
+              <w:jc w:val="center"/>
+              <w:rPr>
+                <w:rFonts w:ascii="Times New Roman" w:hAnsi="Times New Roman"/>
+                <w:sz w:val="18"/>
+                <w:szCs w:val="18"/>
+              </w:rPr>
+            </w:pPr>
+            <w:r>
+              <w:rPr>
+                <w:rFonts w:ascii="Times New Roman" w:hAnsi="Times New Roman"/>
+                <w:color w:val="333333"/>
+                <w:sz w:val="18"/>
+                <w:szCs w:val="18"/>
+              </w:rPr>
+              <w:t>6</w:t>
+            </w:r>
+          </w:p>
+        </w:tc>
+        <w:tc>
+          <w:tcPr>
+            <w:tcW w:w="2375" w:type="dxa"/>
+          </w:tcPr>
+          <w:p>
+            <w:pPr>
+              <w:pStyle w:val="Textoindependiente"/>
+              <w:spacing w:line="360" w:lineRule="auto"/>
+              <w:jc w:val="left"/>
+              <w:rPr>
+                <w:rFonts w:ascii="Times New Roman" w:hAnsi="Times New Roman"/>
+                <w:sz w:val="18"/>
+                <w:szCs w:val="18"/>
+              </w:rPr>
+            </w:pPr>
+          </w:p>
+        </w:tc>
+      </w:tr>
+      <w:tr>
+        <w:tc>
+          <w:tcPr>
+            <w:tcW w:w="1361" w:type="dxa"/>
+          </w:tcPr>
+          <w:p>
+            <w:pPr>
+              <w:pStyle w:val="Textoindependiente"/>
+              <w:spacing w:line="360" w:lineRule="auto"/>
+              <w:jc w:val="left"/>
+              <w:rPr>
+                <w:rFonts w:ascii="Times New Roman" w:hAnsi="Times New Roman"/>
+                <w:sz w:val="18"/>
+                <w:szCs w:val="18"/>
+              </w:rPr>
+            </w:pPr>
+            <w:r>
+              <w:rPr>
+                <w:rFonts w:ascii="Times New Roman" w:hAnsi="Times New Roman"/>
+                <w:sz w:val="18"/>
+                <w:szCs w:val="18"/>
+              </w:rPr>
+              <w:t>24/09/2025</w:t>
+            </w:r>
+          </w:p>
+        </w:tc>
+        <w:tc>
+          <w:tcPr>
+            <w:tcW w:w="4057" w:type="dxa"/>
+          </w:tcPr>
+          <w:p>
+            <w:pPr>
+              <w:pStyle w:val="Textoindependiente"/>
+              <w:spacing w:line="360" w:lineRule="auto"/>
+              <w:jc w:val="left"/>
+              <w:rPr>
+                <w:rFonts w:ascii="Times New Roman" w:hAnsi="Times New Roman"/>
+                <w:sz w:val="18"/>
+                <w:szCs w:val="18"/>
+              </w:rPr>
+            </w:pPr>
+            <w:r>
+              <w:rPr>
+                <w:rFonts w:ascii="Times New Roman" w:hAnsi="Times New Roman"/>
+                <w:sz w:val="18"/>
+                <w:szCs w:val="18"/>
+              </w:rPr>
+              <w:t>Desarrollo y pruebas básicas del módulo de autenticación.</w:t>
+            </w:r>
+          </w:p>
+        </w:tc>
+        <w:tc>
+          <w:tcPr>
+            <w:tcW w:w="1134" w:type="dxa"/>
+            <w:vAlign w:val="center"/>
+          </w:tcPr>
+          <w:p>
+            <w:pPr>
+              <w:pStyle w:val="Textoindependiente"/>
+              <w:spacing w:line="360" w:lineRule="auto"/>
+              <w:jc w:val="center"/>
+              <w:rPr>
+                <w:rFonts w:ascii="Times New Roman" w:hAnsi="Times New Roman"/>
+                <w:sz w:val="18"/>
+                <w:szCs w:val="18"/>
+              </w:rPr>
+            </w:pPr>
+            <w:r>
+              <w:rPr>
+                <w:rFonts w:ascii="Times New Roman" w:hAnsi="Times New Roman"/>
+                <w:color w:val="333333"/>
+                <w:sz w:val="18"/>
+                <w:szCs w:val="18"/>
+              </w:rPr>
+              <w:t>6</w:t>
+            </w:r>
+          </w:p>
+        </w:tc>
+        <w:tc>
+          <w:tcPr>
+            <w:tcW w:w="2375" w:type="dxa"/>
+          </w:tcPr>
+          <w:p>
+            <w:pPr>
+              <w:pStyle w:val="Textoindependiente"/>
+              <w:spacing w:line="360" w:lineRule="auto"/>
+              <w:jc w:val="left"/>
+              <w:rPr>
+                <w:rFonts w:ascii="Times New Roman" w:hAnsi="Times New Roman"/>
+                <w:sz w:val="18"/>
+                <w:szCs w:val="18"/>
+              </w:rPr>
+            </w:pPr>
+          </w:p>
+        </w:tc>
+      </w:tr>
+      <w:tr>
+        <w:tc>
+          <w:tcPr>
+            <w:tcW w:w="1361" w:type="dxa"/>
+          </w:tcPr>
+          <w:p>
+            <w:pPr>
+              <w:pStyle w:val="Textoindependiente"/>
+              <w:spacing w:line="360" w:lineRule="auto"/>
+              <w:jc w:val="left"/>
+              <w:rPr>
+                <w:rFonts w:ascii="Times New Roman" w:hAnsi="Times New Roman"/>
+                <w:sz w:val="18"/>
+                <w:szCs w:val="18"/>
+              </w:rPr>
+            </w:pPr>
+            <w:r>
+              <w:rPr>
+                <w:rFonts w:ascii="Times New Roman" w:hAnsi="Times New Roman"/>
+                <w:sz w:val="18"/>
+                <w:szCs w:val="18"/>
+              </w:rPr>
+              <w:t>25/09/2025</w:t>
+            </w:r>
+          </w:p>
+        </w:tc>
+        <w:tc>
+          <w:tcPr>
+            <w:tcW w:w="4057" w:type="dxa"/>
+          </w:tcPr>
+          <w:p>
+            <w:pPr>
+              <w:pStyle w:val="Textoindependiente"/>
+              <w:spacing w:line="360" w:lineRule="auto"/>
+              <w:jc w:val="left"/>
+              <w:rPr>
+                <w:rFonts w:ascii="Times New Roman" w:hAnsi="Times New Roman"/>
+                <w:sz w:val="18"/>
+                <w:szCs w:val="18"/>
+              </w:rPr>
+            </w:pPr>
+            <w:r>
+              <w:rPr>
+                <w:rFonts w:ascii="Times New Roman" w:hAnsi="Times New Roman"/>
+                <w:sz w:val="18"/>
+                <w:szCs w:val="18"/>
+              </w:rPr>
+              <w:t>Creación de pantallas y estructura inicial de cursos para el prototipo.</w:t>
+            </w:r>
+          </w:p>
+        </w:tc>
+        <w:tc>
+          <w:tcPr>
+            <w:tcW w:w="1134" w:type="dxa"/>
+            <w:vAlign w:val="center"/>
+          </w:tcPr>
+          <w:p>
+            <w:pPr>
+              <w:pStyle w:val="Textoindependiente"/>
+              <w:spacing w:line="360" w:lineRule="auto"/>
+              <w:jc w:val="center"/>
+              <w:rPr>
+                <w:rFonts w:ascii="Times New Roman" w:hAnsi="Times New Roman"/>
+                <w:sz w:val="18"/>
+                <w:szCs w:val="18"/>
+              </w:rPr>
+            </w:pPr>
+            <w:r>
+              <w:rPr>
+                <w:rFonts w:ascii="Times New Roman" w:hAnsi="Times New Roman"/>
+                <w:color w:val="333333"/>
+                <w:sz w:val="18"/>
+                <w:szCs w:val="18"/>
+              </w:rPr>
+              <w:t>6</w:t>
+            </w:r>
+          </w:p>
+        </w:tc>
+        <w:tc>
+          <w:tcPr>
+            <w:tcW w:w="2375" w:type="dxa"/>
+          </w:tcPr>
+          <w:p>
+            <w:pPr>
+              <w:pStyle w:val="Textoindependiente"/>
+              <w:spacing w:line="360" w:lineRule="auto"/>
+              <w:jc w:val="left"/>
+              <w:rPr>
+                <w:rFonts w:ascii="Times New Roman" w:hAnsi="Times New Roman"/>
+                <w:sz w:val="18"/>
+                <w:szCs w:val="18"/>
+              </w:rPr>
+            </w:pPr>
+          </w:p>
+        </w:tc>
+      </w:tr>
+      <w:tr>
+        <w:tc>
+          <w:tcPr>
+            <w:tcW w:w="1361" w:type="dxa"/>
+          </w:tcPr>
+          <w:p>
+            <w:pPr>
+              <w:pStyle w:val="Textoindependiente"/>
+              <w:spacing w:line="360" w:lineRule="auto"/>
+              <w:jc w:val="left"/>
+              <w:rPr>
+                <w:rFonts w:ascii="Times New Roman" w:hAnsi="Times New Roman"/>
+                <w:sz w:val="18"/>
+                <w:szCs w:val="18"/>
+              </w:rPr>
+            </w:pPr>
+            <w:r>
+              <w:rPr>
+                <w:rFonts w:ascii="Times New Roman" w:hAnsi="Times New Roman"/>
+                <w:sz w:val="18"/>
+                <w:szCs w:val="18"/>
+              </w:rPr>
+              <w:t>26/09/2025</w:t>
+            </w:r>
+          </w:p>
+        </w:tc>
+        <w:tc>
+          <w:tcPr>
+            <w:tcW w:w="4057" w:type="dxa"/>
+          </w:tcPr>
+          <w:p>
+            <w:pPr>
+              <w:pStyle w:val="Textoindependiente"/>
+              <w:spacing w:line="360" w:lineRule="auto"/>
+              <w:jc w:val="left"/>
+              <w:rPr>
+                <w:rFonts w:ascii="Times New Roman" w:hAnsi="Times New Roman"/>
+                <w:sz w:val="18"/>
+                <w:szCs w:val="18"/>
+              </w:rPr>
+            </w:pPr>
+            <w:r>
+              <w:rPr>
+                <w:rFonts w:ascii="Times New Roman" w:hAnsi="Times New Roman"/>
+                <w:sz w:val="18"/>
+                <w:szCs w:val="18"/>
+              </w:rPr>
+              <w:t xml:space="preserve">Conexión básica de </w:t>
+            </w:r>
+            <w:proofErr w:type="spellStart"/>
+            <w:r>
+              <w:rPr>
+                <w:rFonts w:ascii="Times New Roman" w:hAnsi="Times New Roman"/>
+                <w:sz w:val="18"/>
+                <w:szCs w:val="18"/>
+              </w:rPr>
+              <w:t>login</w:t>
+            </w:r>
+            <w:proofErr w:type="spellEnd"/>
+            <w:r>
+              <w:rPr>
+                <w:rFonts w:ascii="Times New Roman" w:hAnsi="Times New Roman"/>
+                <w:sz w:val="18"/>
+                <w:szCs w:val="18"/>
+              </w:rPr>
+              <w:t>, registro y gestión de cursos, pruebas iniciales de navegación.</w:t>
+            </w:r>
+          </w:p>
+        </w:tc>
+        <w:tc>
+          <w:tcPr>
+            <w:tcW w:w="1134" w:type="dxa"/>
+            <w:vAlign w:val="center"/>
+          </w:tcPr>
+          <w:p>
+            <w:pPr>
+              <w:pStyle w:val="Textoindependiente"/>
+              <w:spacing w:line="360" w:lineRule="auto"/>
+              <w:jc w:val="center"/>
+              <w:rPr>
+                <w:rFonts w:ascii="Times New Roman" w:hAnsi="Times New Roman"/>
+                <w:sz w:val="18"/>
+                <w:szCs w:val="18"/>
+              </w:rPr>
+            </w:pPr>
+            <w:r>
+              <w:rPr>
+                <w:rFonts w:ascii="Times New Roman" w:hAnsi="Times New Roman"/>
+                <w:color w:val="333333"/>
+                <w:sz w:val="18"/>
+                <w:szCs w:val="18"/>
+              </w:rPr>
+              <w:t>6</w:t>
+            </w:r>
+          </w:p>
+        </w:tc>
+        <w:tc>
+          <w:tcPr>
+            <w:tcW w:w="2375" w:type="dxa"/>
+          </w:tcPr>
+          <w:p>
+            <w:pPr>
+              <w:pStyle w:val="Textoindependiente"/>
+              <w:spacing w:line="360" w:lineRule="auto"/>
+              <w:jc w:val="left"/>
+              <w:rPr>
+                <w:rFonts w:ascii="Times New Roman" w:hAnsi="Times New Roman"/>
+                <w:sz w:val="18"/>
+                <w:szCs w:val="18"/>
+              </w:rPr>
+            </w:pPr>
+          </w:p>
+        </w:tc>
+      </w:tr>
+      <w:tr>
+        <w:tc>
+          <w:tcPr>
+            <w:tcW w:w="1361" w:type="dxa"/>
+          </w:tcPr>
+          <w:p>
+            <w:pPr>
+              <w:pStyle w:val="Textoindependiente"/>
+              <w:spacing w:line="360" w:lineRule="auto"/>
+              <w:jc w:val="left"/>
+              <w:rPr>
+                <w:rFonts w:ascii="Times New Roman" w:hAnsi="Times New Roman"/>
+                <w:sz w:val="18"/>
+                <w:szCs w:val="18"/>
+              </w:rPr>
+            </w:pPr>
+            <w:r>
+              <w:rPr>
+                <w:rFonts w:ascii="Times New Roman" w:hAnsi="Times New Roman"/>
+                <w:sz w:val="18"/>
+                <w:szCs w:val="18"/>
+              </w:rPr>
+              <w:lastRenderedPageBreak/>
+              <w:t>29/09/2025</w:t>
+            </w:r>
+          </w:p>
+        </w:tc>
+        <w:tc>
+          <w:tcPr>
+            <w:tcW w:w="4057" w:type="dxa"/>
+          </w:tcPr>
+          <w:p>
+            <w:pPr>
+              <w:pStyle w:val="Textoindependiente"/>
+              <w:spacing w:line="360" w:lineRule="auto"/>
+              <w:jc w:val="left"/>
+              <w:rPr>
+                <w:rFonts w:ascii="Times New Roman" w:hAnsi="Times New Roman"/>
+                <w:sz w:val="18"/>
+                <w:szCs w:val="18"/>
+              </w:rPr>
+            </w:pPr>
+            <w:r>
+              <w:rPr>
+                <w:rFonts w:ascii="Times New Roman" w:hAnsi="Times New Roman"/>
+                <w:sz w:val="18"/>
+                <w:szCs w:val="18"/>
+              </w:rPr>
+              <w:t>Evaluación de avances en módulos desarrollados, ajustes de diseño y correcciones iniciales.</w:t>
+            </w:r>
+          </w:p>
+        </w:tc>
+        <w:tc>
+          <w:tcPr>
+            <w:tcW w:w="1134" w:type="dxa"/>
+            <w:vAlign w:val="center"/>
+          </w:tcPr>
+          <w:p>
+            <w:pPr>
+              <w:pStyle w:val="Textoindependiente"/>
+              <w:spacing w:line="360" w:lineRule="auto"/>
+              <w:jc w:val="center"/>
+              <w:rPr>
+                <w:rFonts w:ascii="Times New Roman" w:hAnsi="Times New Roman"/>
+                <w:sz w:val="18"/>
+                <w:szCs w:val="18"/>
+              </w:rPr>
+            </w:pPr>
+            <w:r>
+              <w:rPr>
+                <w:rFonts w:ascii="Times New Roman" w:hAnsi="Times New Roman"/>
+                <w:color w:val="333333"/>
+                <w:sz w:val="18"/>
+                <w:szCs w:val="18"/>
+              </w:rPr>
+              <w:t>6</w:t>
+            </w:r>
+          </w:p>
+        </w:tc>
+        <w:tc>
+          <w:tcPr>
+            <w:tcW w:w="2375" w:type="dxa"/>
+          </w:tcPr>
+          <w:p>
+            <w:pPr>
+              <w:pStyle w:val="Textoindependiente"/>
+              <w:spacing w:line="360" w:lineRule="auto"/>
+              <w:jc w:val="left"/>
+              <w:rPr>
+                <w:rFonts w:ascii="Times New Roman" w:hAnsi="Times New Roman"/>
+                <w:sz w:val="18"/>
+                <w:szCs w:val="18"/>
+              </w:rPr>
+            </w:pPr>
+          </w:p>
+        </w:tc>
+      </w:tr>
+      <w:tr>
+        <w:tc>
+          <w:tcPr>
+            <w:tcW w:w="1361" w:type="dxa"/>
+          </w:tcPr>
+          <w:p>
+            <w:pPr>
+              <w:pStyle w:val="Textoindependiente"/>
+              <w:spacing w:line="360" w:lineRule="auto"/>
+              <w:jc w:val="left"/>
+              <w:rPr>
+                <w:rFonts w:ascii="Times New Roman" w:hAnsi="Times New Roman"/>
+                <w:sz w:val="18"/>
+                <w:szCs w:val="18"/>
+              </w:rPr>
+            </w:pPr>
+            <w:r>
+              <w:rPr>
+                <w:rFonts w:ascii="Times New Roman" w:hAnsi="Times New Roman"/>
+                <w:sz w:val="18"/>
+                <w:szCs w:val="18"/>
+              </w:rPr>
+              <w:t>30/09/2025</w:t>
+            </w:r>
+          </w:p>
+        </w:tc>
+        <w:tc>
+          <w:tcPr>
+            <w:tcW w:w="4057" w:type="dxa"/>
+          </w:tcPr>
+          <w:p>
+            <w:pPr>
+              <w:pStyle w:val="Textoindependiente"/>
+              <w:spacing w:line="360" w:lineRule="auto"/>
+              <w:jc w:val="left"/>
+              <w:rPr>
+                <w:rFonts w:ascii="Times New Roman" w:hAnsi="Times New Roman"/>
+                <w:sz w:val="18"/>
+                <w:szCs w:val="18"/>
+              </w:rPr>
+            </w:pPr>
+            <w:r>
+              <w:rPr>
+                <w:rFonts w:ascii="Times New Roman" w:hAnsi="Times New Roman"/>
+                <w:sz w:val="18"/>
+                <w:szCs w:val="18"/>
+              </w:rPr>
+              <w:t>Desarrollo de funcionalidades para agregar y editar cursos en el prototipo.</w:t>
+            </w:r>
+          </w:p>
+        </w:tc>
+        <w:tc>
+          <w:tcPr>
+            <w:tcW w:w="1134" w:type="dxa"/>
+            <w:vAlign w:val="center"/>
+          </w:tcPr>
+          <w:p>
+            <w:pPr>
+              <w:pStyle w:val="Textoindependiente"/>
+              <w:spacing w:line="360" w:lineRule="auto"/>
+              <w:jc w:val="center"/>
+              <w:rPr>
+                <w:rFonts w:ascii="Times New Roman" w:hAnsi="Times New Roman"/>
+                <w:sz w:val="18"/>
+                <w:szCs w:val="18"/>
+              </w:rPr>
+            </w:pPr>
+            <w:r>
+              <w:rPr>
+                <w:rFonts w:ascii="Times New Roman" w:hAnsi="Times New Roman"/>
+                <w:color w:val="333333"/>
+                <w:sz w:val="18"/>
+                <w:szCs w:val="18"/>
+              </w:rPr>
+              <w:t>6</w:t>
+            </w:r>
+          </w:p>
+        </w:tc>
+        <w:tc>
+          <w:tcPr>
+            <w:tcW w:w="2375" w:type="dxa"/>
+          </w:tcPr>
+          <w:p>
+            <w:pPr>
+              <w:pStyle w:val="Textoindependiente"/>
+              <w:spacing w:line="360" w:lineRule="auto"/>
+              <w:jc w:val="left"/>
+              <w:rPr>
+                <w:rFonts w:ascii="Times New Roman" w:hAnsi="Times New Roman"/>
+                <w:sz w:val="18"/>
+                <w:szCs w:val="18"/>
+              </w:rPr>
+            </w:pPr>
+          </w:p>
+        </w:tc>
+      </w:tr>
+      <w:tr>
+        <w:tc>
+          <w:tcPr>
+            <w:tcW w:w="1361" w:type="dxa"/>
+          </w:tcPr>
+          <w:p>
+            <w:pPr>
+              <w:pStyle w:val="Textoindependiente"/>
+              <w:spacing w:line="360" w:lineRule="auto"/>
+              <w:jc w:val="left"/>
+              <w:rPr>
+                <w:rFonts w:ascii="Times New Roman" w:hAnsi="Times New Roman"/>
+                <w:sz w:val="18"/>
+                <w:szCs w:val="18"/>
+              </w:rPr>
+            </w:pPr>
+            <w:r>
+              <w:rPr>
+                <w:rFonts w:ascii="Times New Roman" w:hAnsi="Times New Roman"/>
+                <w:sz w:val="18"/>
+                <w:szCs w:val="18"/>
+              </w:rPr>
+              <w:t>01/10/2025</w:t>
+            </w:r>
+          </w:p>
+        </w:tc>
+        <w:tc>
+          <w:tcPr>
+            <w:tcW w:w="4057" w:type="dxa"/>
+          </w:tcPr>
+          <w:p>
+            <w:pPr>
+              <w:pStyle w:val="Textoindependiente"/>
+              <w:spacing w:line="360" w:lineRule="auto"/>
+              <w:jc w:val="left"/>
+              <w:rPr>
+                <w:rFonts w:ascii="Times New Roman" w:hAnsi="Times New Roman"/>
+                <w:sz w:val="18"/>
+                <w:szCs w:val="18"/>
+              </w:rPr>
+            </w:pPr>
+          </w:p>
+        </w:tc>
+        <w:tc>
+          <w:tcPr>
+            <w:tcW w:w="1134" w:type="dxa"/>
+            <w:vAlign w:val="center"/>
+          </w:tcPr>
+          <w:p>
+            <w:pPr>
+              <w:pStyle w:val="Textoindependiente"/>
+              <w:spacing w:line="360" w:lineRule="auto"/>
+              <w:jc w:val="center"/>
+              <w:rPr>
+                <w:rFonts w:ascii="Times New Roman" w:hAnsi="Times New Roman"/>
+                <w:sz w:val="18"/>
+                <w:szCs w:val="18"/>
+              </w:rPr>
+            </w:pPr>
+            <w:r>
+              <w:rPr>
+                <w:rFonts w:ascii="Times New Roman" w:hAnsi="Times New Roman"/>
+                <w:color w:val="333333"/>
+                <w:sz w:val="18"/>
+                <w:szCs w:val="18"/>
+              </w:rPr>
+              <w:t>6</w:t>
+            </w:r>
+          </w:p>
+        </w:tc>
+        <w:tc>
+          <w:tcPr>
+            <w:tcW w:w="2375" w:type="dxa"/>
+          </w:tcPr>
+          <w:p>
+            <w:pPr>
+              <w:pStyle w:val="Textoindependiente"/>
+              <w:spacing w:line="360" w:lineRule="auto"/>
+              <w:jc w:val="left"/>
+              <w:rPr>
+                <w:rFonts w:ascii="Times New Roman" w:hAnsi="Times New Roman"/>
+                <w:sz w:val="18"/>
+                <w:szCs w:val="18"/>
+              </w:rPr>
+            </w:pPr>
+          </w:p>
+        </w:tc>
+      </w:tr>
+      <w:tr>
+        <w:tc>
+          <w:tcPr>
+            <w:tcW w:w="1361" w:type="dxa"/>
+          </w:tcPr>
+          <w:p>
+            <w:pPr>
+              <w:pStyle w:val="Textoindependiente"/>
+              <w:spacing w:line="360" w:lineRule="auto"/>
+              <w:jc w:val="left"/>
+              <w:rPr>
+                <w:rFonts w:ascii="Times New Roman" w:hAnsi="Times New Roman"/>
+                <w:sz w:val="18"/>
+                <w:szCs w:val="18"/>
+              </w:rPr>
+            </w:pPr>
+            <w:r>
+              <w:rPr>
+                <w:rFonts w:ascii="Times New Roman" w:hAnsi="Times New Roman"/>
+                <w:sz w:val="18"/>
+                <w:szCs w:val="18"/>
+              </w:rPr>
+              <w:t>02/10/2025</w:t>
+            </w:r>
+          </w:p>
+        </w:tc>
+        <w:tc>
+          <w:tcPr>
+            <w:tcW w:w="4057" w:type="dxa"/>
+          </w:tcPr>
+          <w:p>
+            <w:pPr>
+              <w:pStyle w:val="Textoindependiente"/>
+              <w:spacing w:line="360" w:lineRule="auto"/>
+              <w:jc w:val="left"/>
+              <w:rPr>
+                <w:rFonts w:ascii="Times New Roman" w:hAnsi="Times New Roman"/>
+                <w:sz w:val="18"/>
+                <w:szCs w:val="18"/>
+              </w:rPr>
+            </w:pPr>
+          </w:p>
+        </w:tc>
+        <w:tc>
+          <w:tcPr>
+            <w:tcW w:w="1134" w:type="dxa"/>
+            <w:vAlign w:val="center"/>
+          </w:tcPr>
+          <w:p>
+            <w:pPr>
+              <w:pStyle w:val="Textoindependiente"/>
+              <w:spacing w:line="360" w:lineRule="auto"/>
+              <w:jc w:val="center"/>
+              <w:rPr>
+                <w:rFonts w:ascii="Times New Roman" w:hAnsi="Times New Roman"/>
+                <w:sz w:val="18"/>
+                <w:szCs w:val="18"/>
+              </w:rPr>
+            </w:pPr>
+            <w:r>
+              <w:rPr>
+                <w:rFonts w:ascii="Times New Roman" w:hAnsi="Times New Roman"/>
+                <w:color w:val="333333"/>
+                <w:sz w:val="18"/>
+                <w:szCs w:val="18"/>
+              </w:rPr>
+              <w:t>6</w:t>
+            </w:r>
+          </w:p>
+        </w:tc>
+        <w:tc>
+          <w:tcPr>
+            <w:tcW w:w="2375" w:type="dxa"/>
+          </w:tcPr>
+          <w:p>
+            <w:pPr>
+              <w:pStyle w:val="Textoindependiente"/>
+              <w:spacing w:line="360" w:lineRule="auto"/>
+              <w:jc w:val="left"/>
+              <w:rPr>
+                <w:rFonts w:ascii="Times New Roman" w:hAnsi="Times New Roman"/>
+                <w:sz w:val="18"/>
+                <w:szCs w:val="18"/>
+              </w:rPr>
+            </w:pPr>
+          </w:p>
+        </w:tc>
+      </w:tr>
+      <w:tr>
+        <w:tc>
+          <w:tcPr>
+            <w:tcW w:w="1361" w:type="dxa"/>
+          </w:tcPr>
+          <w:p>
+            <w:pPr>
+              <w:pStyle w:val="Textoindependiente"/>
+              <w:spacing w:line="360" w:lineRule="auto"/>
+              <w:jc w:val="left"/>
+              <w:rPr>
+                <w:rFonts w:ascii="Times New Roman" w:hAnsi="Times New Roman"/>
+                <w:sz w:val="18"/>
+                <w:szCs w:val="18"/>
+              </w:rPr>
+            </w:pPr>
+            <w:r>
+              <w:rPr>
+                <w:rFonts w:ascii="Times New Roman" w:hAnsi="Times New Roman"/>
+                <w:sz w:val="18"/>
+                <w:szCs w:val="18"/>
+              </w:rPr>
+              <w:t>03/10/2025</w:t>
+            </w:r>
+          </w:p>
+        </w:tc>
+        <w:tc>
+          <w:tcPr>
+            <w:tcW w:w="4057" w:type="dxa"/>
+          </w:tcPr>
+          <w:p>
+            <w:pPr>
+              <w:pStyle w:val="Textoindependiente"/>
+              <w:spacing w:line="360" w:lineRule="auto"/>
+              <w:jc w:val="left"/>
+              <w:rPr>
+                <w:rFonts w:ascii="Times New Roman" w:hAnsi="Times New Roman"/>
+                <w:sz w:val="18"/>
+                <w:szCs w:val="18"/>
+              </w:rPr>
+            </w:pPr>
+          </w:p>
+        </w:tc>
+        <w:tc>
+          <w:tcPr>
+            <w:tcW w:w="1134" w:type="dxa"/>
+            <w:vAlign w:val="center"/>
+          </w:tcPr>
+          <w:p>
+            <w:pPr>
+              <w:pStyle w:val="Textoindependiente"/>
+              <w:spacing w:line="360" w:lineRule="auto"/>
+              <w:jc w:val="center"/>
+              <w:rPr>
+                <w:rFonts w:ascii="Times New Roman" w:hAnsi="Times New Roman"/>
+                <w:sz w:val="18"/>
+                <w:szCs w:val="18"/>
+              </w:rPr>
+            </w:pPr>
+            <w:r>
+              <w:rPr>
+                <w:rFonts w:ascii="Times New Roman" w:hAnsi="Times New Roman"/>
+                <w:color w:val="333333"/>
+                <w:sz w:val="18"/>
+                <w:szCs w:val="18"/>
+              </w:rPr>
+              <w:t>6</w:t>
+            </w:r>
+          </w:p>
+        </w:tc>
+        <w:tc>
+          <w:tcPr>
+            <w:tcW w:w="2375" w:type="dxa"/>
+          </w:tcPr>
+          <w:p>
+            <w:pPr>
+              <w:pStyle w:val="Textoindependiente"/>
+              <w:spacing w:line="360" w:lineRule="auto"/>
+              <w:jc w:val="left"/>
+              <w:rPr>
+                <w:rFonts w:ascii="Times New Roman" w:hAnsi="Times New Roman"/>
+                <w:sz w:val="18"/>
+                <w:szCs w:val="18"/>
+              </w:rPr>
+            </w:pPr>
+          </w:p>
+        </w:tc>
+      </w:tr>
+      <w:tr>
+        <w:tc>
+          <w:tcPr>
+            <w:tcW w:w="1361" w:type="dxa"/>
+          </w:tcPr>
+          <w:p>
+            <w:pPr>
+              <w:pStyle w:val="Textoindependiente"/>
+              <w:spacing w:line="360" w:lineRule="auto"/>
+              <w:jc w:val="left"/>
+              <w:rPr>
+                <w:rFonts w:ascii="Times New Roman" w:hAnsi="Times New Roman"/>
+                <w:sz w:val="18"/>
+                <w:szCs w:val="18"/>
+              </w:rPr>
+            </w:pPr>
+            <w:r>
+              <w:rPr>
+                <w:rFonts w:ascii="Times New Roman" w:hAnsi="Times New Roman"/>
+                <w:sz w:val="18"/>
+                <w:szCs w:val="18"/>
+              </w:rPr>
+              <w:t>06/10/2025</w:t>
+            </w:r>
+          </w:p>
+        </w:tc>
+        <w:tc>
+          <w:tcPr>
+            <w:tcW w:w="4057" w:type="dxa"/>
+          </w:tcPr>
+          <w:p>
+            <w:pPr>
+              <w:pStyle w:val="Textoindependiente"/>
+              <w:spacing w:line="360" w:lineRule="auto"/>
+              <w:jc w:val="left"/>
+              <w:rPr>
+                <w:rFonts w:ascii="Times New Roman" w:hAnsi="Times New Roman"/>
+                <w:sz w:val="18"/>
+                <w:szCs w:val="18"/>
+              </w:rPr>
+            </w:pPr>
+          </w:p>
+        </w:tc>
+        <w:tc>
+          <w:tcPr>
+            <w:tcW w:w="1134" w:type="dxa"/>
+            <w:vAlign w:val="center"/>
+          </w:tcPr>
+          <w:p>
+            <w:pPr>
+              <w:pStyle w:val="Textoindependiente"/>
+              <w:spacing w:line="360" w:lineRule="auto"/>
+              <w:jc w:val="center"/>
+              <w:rPr>
+                <w:rFonts w:ascii="Times New Roman" w:hAnsi="Times New Roman"/>
+                <w:sz w:val="18"/>
+                <w:szCs w:val="18"/>
+              </w:rPr>
+            </w:pPr>
+            <w:r>
+              <w:rPr>
+                <w:rFonts w:ascii="Times New Roman" w:hAnsi="Times New Roman"/>
+                <w:color w:val="333333"/>
+                <w:sz w:val="18"/>
+                <w:szCs w:val="18"/>
+              </w:rPr>
+              <w:t>6</w:t>
+            </w:r>
+          </w:p>
+        </w:tc>
+        <w:tc>
+          <w:tcPr>
+            <w:tcW w:w="2375" w:type="dxa"/>
+          </w:tcPr>
+          <w:p>
+            <w:pPr>
+              <w:pStyle w:val="Textoindependiente"/>
+              <w:spacing w:line="360" w:lineRule="auto"/>
+              <w:jc w:val="left"/>
+              <w:rPr>
+                <w:rFonts w:ascii="Times New Roman" w:hAnsi="Times New Roman"/>
+                <w:sz w:val="18"/>
+                <w:szCs w:val="18"/>
+              </w:rPr>
+            </w:pPr>
+          </w:p>
+        </w:tc>
+      </w:tr>
+      <w:tr>
+        <w:tc>
+          <w:tcPr>
+            <w:tcW w:w="1361" w:type="dxa"/>
+          </w:tcPr>
+          <w:p>
+            <w:pPr>
+              <w:pStyle w:val="Textoindependiente"/>
+              <w:spacing w:line="360" w:lineRule="auto"/>
+              <w:jc w:val="left"/>
+              <w:rPr>
+                <w:rFonts w:ascii="Times New Roman" w:hAnsi="Times New Roman"/>
+                <w:sz w:val="18"/>
+                <w:szCs w:val="18"/>
+              </w:rPr>
+            </w:pPr>
+            <w:r>
+              <w:rPr>
+                <w:rFonts w:ascii="Times New Roman" w:hAnsi="Times New Roman"/>
+                <w:sz w:val="18"/>
+                <w:szCs w:val="18"/>
+              </w:rPr>
+              <w:t>07/10/2025</w:t>
+            </w:r>
+          </w:p>
+        </w:tc>
+        <w:tc>
+          <w:tcPr>
+            <w:tcW w:w="4057" w:type="dxa"/>
+          </w:tcPr>
+          <w:p>
+            <w:pPr>
+              <w:pStyle w:val="Textoindependiente"/>
+              <w:spacing w:line="360" w:lineRule="auto"/>
+              <w:jc w:val="left"/>
+              <w:rPr>
+                <w:rFonts w:ascii="Times New Roman" w:hAnsi="Times New Roman"/>
+                <w:sz w:val="18"/>
+                <w:szCs w:val="18"/>
+              </w:rPr>
+            </w:pPr>
+          </w:p>
+        </w:tc>
+        <w:tc>
+          <w:tcPr>
+            <w:tcW w:w="1134" w:type="dxa"/>
+            <w:vAlign w:val="center"/>
+          </w:tcPr>
+          <w:p>
+            <w:pPr>
+              <w:pStyle w:val="Textoindependiente"/>
+              <w:spacing w:line="360" w:lineRule="auto"/>
+              <w:jc w:val="center"/>
+              <w:rPr>
+                <w:rFonts w:ascii="Times New Roman" w:hAnsi="Times New Roman"/>
+                <w:sz w:val="18"/>
+                <w:szCs w:val="18"/>
+              </w:rPr>
+            </w:pPr>
+            <w:r>
+              <w:rPr>
+                <w:rFonts w:ascii="Times New Roman" w:hAnsi="Times New Roman"/>
+                <w:color w:val="333333"/>
+                <w:sz w:val="18"/>
+                <w:szCs w:val="18"/>
+              </w:rPr>
+              <w:t>6</w:t>
+            </w:r>
+          </w:p>
+        </w:tc>
+        <w:tc>
+          <w:tcPr>
+            <w:tcW w:w="2375" w:type="dxa"/>
+          </w:tcPr>
+          <w:p>
+            <w:pPr>
+              <w:pStyle w:val="Textoindependiente"/>
+              <w:spacing w:line="360" w:lineRule="auto"/>
+              <w:jc w:val="left"/>
+              <w:rPr>
+                <w:rFonts w:ascii="Times New Roman" w:hAnsi="Times New Roman"/>
+                <w:sz w:val="18"/>
+                <w:szCs w:val="18"/>
+              </w:rPr>
+            </w:pPr>
+          </w:p>
+        </w:tc>
+      </w:tr>
+      <w:tr>
+        <w:tc>
+          <w:tcPr>
+            <w:tcW w:w="1361" w:type="dxa"/>
+          </w:tcPr>
+          <w:p>
+            <w:pPr>
+              <w:pStyle w:val="Textoindependiente"/>
+              <w:spacing w:line="360" w:lineRule="auto"/>
+              <w:jc w:val="left"/>
+              <w:rPr>
+                <w:rFonts w:ascii="Times New Roman" w:hAnsi="Times New Roman"/>
+                <w:sz w:val="18"/>
+                <w:szCs w:val="18"/>
+              </w:rPr>
+            </w:pPr>
+            <w:r>
+              <w:rPr>
+                <w:rFonts w:ascii="Times New Roman" w:hAnsi="Times New Roman"/>
+                <w:sz w:val="18"/>
+                <w:szCs w:val="18"/>
+              </w:rPr>
+              <w:t>08/10/2025</w:t>
+            </w:r>
+          </w:p>
+        </w:tc>
+        <w:tc>
+          <w:tcPr>
+            <w:tcW w:w="4057" w:type="dxa"/>
+          </w:tcPr>
+          <w:p>
+            <w:pPr>
+              <w:pStyle w:val="Textoindependiente"/>
+              <w:spacing w:line="360" w:lineRule="auto"/>
+              <w:jc w:val="left"/>
+              <w:rPr>
+                <w:rFonts w:ascii="Times New Roman" w:hAnsi="Times New Roman"/>
+                <w:sz w:val="18"/>
+                <w:szCs w:val="18"/>
+              </w:rPr>
+            </w:pPr>
+          </w:p>
+        </w:tc>
+        <w:tc>
+          <w:tcPr>
+            <w:tcW w:w="1134" w:type="dxa"/>
+            <w:vAlign w:val="center"/>
+          </w:tcPr>
+          <w:p>
+            <w:pPr>
+              <w:pStyle w:val="Textoindependiente"/>
+              <w:spacing w:line="360" w:lineRule="auto"/>
+              <w:jc w:val="center"/>
+              <w:rPr>
+                <w:rFonts w:ascii="Times New Roman" w:hAnsi="Times New Roman"/>
+                <w:sz w:val="18"/>
+                <w:szCs w:val="18"/>
+              </w:rPr>
+            </w:pPr>
+            <w:r>
+              <w:rPr>
+                <w:rFonts w:ascii="Times New Roman" w:hAnsi="Times New Roman"/>
+                <w:color w:val="333333"/>
+                <w:sz w:val="18"/>
+                <w:szCs w:val="18"/>
+              </w:rPr>
+              <w:t>6</w:t>
+            </w:r>
+          </w:p>
+        </w:tc>
+        <w:tc>
+          <w:tcPr>
+            <w:tcW w:w="2375" w:type="dxa"/>
+          </w:tcPr>
+          <w:p>
+            <w:pPr>
+              <w:pStyle w:val="Textoindependiente"/>
+              <w:spacing w:line="360" w:lineRule="auto"/>
+              <w:jc w:val="left"/>
+              <w:rPr>
+                <w:rFonts w:ascii="Times New Roman" w:hAnsi="Times New Roman"/>
+                <w:sz w:val="18"/>
+                <w:szCs w:val="18"/>
+              </w:rPr>
+            </w:pPr>
+          </w:p>
+        </w:tc>
+      </w:tr>
+      <w:tr>
+        <w:tc>
+          <w:tcPr>
+            <w:tcW w:w="1361" w:type="dxa"/>
+          </w:tcPr>
+          <w:p>
+            <w:pPr>
+              <w:pStyle w:val="Textoindependiente"/>
+              <w:spacing w:line="360" w:lineRule="auto"/>
+              <w:jc w:val="left"/>
+              <w:rPr>
+                <w:rFonts w:ascii="Times New Roman" w:hAnsi="Times New Roman"/>
+                <w:sz w:val="18"/>
+                <w:szCs w:val="18"/>
+              </w:rPr>
+            </w:pPr>
+            <w:r>
+              <w:rPr>
+                <w:rFonts w:ascii="Times New Roman" w:hAnsi="Times New Roman"/>
+                <w:sz w:val="18"/>
+                <w:szCs w:val="18"/>
+              </w:rPr>
+              <w:t>09/10/2025</w:t>
+            </w:r>
+          </w:p>
+        </w:tc>
+        <w:tc>
+          <w:tcPr>
+            <w:tcW w:w="4057" w:type="dxa"/>
+          </w:tcPr>
+          <w:p>
+            <w:pPr>
+              <w:pStyle w:val="Textoindependiente"/>
+              <w:spacing w:line="360" w:lineRule="auto"/>
+              <w:jc w:val="left"/>
+              <w:rPr>
+                <w:rFonts w:ascii="Times New Roman" w:hAnsi="Times New Roman"/>
+                <w:sz w:val="18"/>
+                <w:szCs w:val="18"/>
+              </w:rPr>
+            </w:pPr>
+          </w:p>
+        </w:tc>
+        <w:tc>
+          <w:tcPr>
+            <w:tcW w:w="1134" w:type="dxa"/>
+            <w:vAlign w:val="center"/>
+          </w:tcPr>
+          <w:p>
+            <w:pPr>
+              <w:pStyle w:val="Textoindependiente"/>
+              <w:spacing w:line="360" w:lineRule="auto"/>
+              <w:jc w:val="center"/>
+              <w:rPr>
+                <w:rFonts w:ascii="Times New Roman" w:hAnsi="Times New Roman"/>
+                <w:sz w:val="18"/>
+                <w:szCs w:val="18"/>
+              </w:rPr>
+            </w:pPr>
+            <w:r>
+              <w:rPr>
+                <w:rFonts w:ascii="Times New Roman" w:hAnsi="Times New Roman"/>
+                <w:color w:val="333333"/>
+                <w:sz w:val="18"/>
+                <w:szCs w:val="18"/>
+              </w:rPr>
+              <w:t>6</w:t>
+            </w:r>
+          </w:p>
+        </w:tc>
+        <w:tc>
+          <w:tcPr>
+            <w:tcW w:w="2375" w:type="dxa"/>
+          </w:tcPr>
+          <w:p>
+            <w:pPr>
+              <w:pStyle w:val="Textoindependiente"/>
+              <w:spacing w:line="360" w:lineRule="auto"/>
+              <w:jc w:val="left"/>
+              <w:rPr>
+                <w:rFonts w:ascii="Times New Roman" w:hAnsi="Times New Roman"/>
+                <w:sz w:val="18"/>
+                <w:szCs w:val="18"/>
+              </w:rPr>
+            </w:pPr>
+          </w:p>
+        </w:tc>
+      </w:tr>
+      <w:tr>
+        <w:tc>
+          <w:tcPr>
+            <w:tcW w:w="1361" w:type="dxa"/>
+          </w:tcPr>
+          <w:p>
+            <w:pPr>
+              <w:pStyle w:val="Textoindependiente"/>
+              <w:spacing w:line="360" w:lineRule="auto"/>
+              <w:jc w:val="left"/>
+              <w:rPr>
+                <w:rFonts w:ascii="Times New Roman" w:hAnsi="Times New Roman"/>
+                <w:sz w:val="18"/>
+                <w:szCs w:val="18"/>
+              </w:rPr>
+            </w:pPr>
+            <w:r>
+              <w:rPr>
+                <w:rFonts w:ascii="Times New Roman" w:hAnsi="Times New Roman"/>
+                <w:sz w:val="18"/>
+                <w:szCs w:val="18"/>
+              </w:rPr>
+              <w:t>13/10/2025</w:t>
+            </w:r>
+          </w:p>
+        </w:tc>
+        <w:tc>
+          <w:tcPr>
+            <w:tcW w:w="4057" w:type="dxa"/>
+          </w:tcPr>
+          <w:p>
+            <w:pPr>
+              <w:pStyle w:val="Textoindependiente"/>
+              <w:spacing w:line="360" w:lineRule="auto"/>
+              <w:jc w:val="left"/>
+              <w:rPr>
+                <w:rFonts w:ascii="Times New Roman" w:hAnsi="Times New Roman"/>
+                <w:sz w:val="18"/>
+                <w:szCs w:val="18"/>
+              </w:rPr>
+            </w:pPr>
+          </w:p>
+        </w:tc>
+        <w:tc>
+          <w:tcPr>
+            <w:tcW w:w="1134" w:type="dxa"/>
+            <w:vAlign w:val="center"/>
+          </w:tcPr>
+          <w:p>
+            <w:pPr>
+              <w:pStyle w:val="Textoindependiente"/>
+              <w:spacing w:line="360" w:lineRule="auto"/>
+              <w:jc w:val="center"/>
+              <w:rPr>
+                <w:rFonts w:ascii="Times New Roman" w:hAnsi="Times New Roman"/>
+                <w:sz w:val="18"/>
+                <w:szCs w:val="18"/>
+              </w:rPr>
+            </w:pPr>
+            <w:r>
+              <w:rPr>
+                <w:rFonts w:ascii="Times New Roman" w:hAnsi="Times New Roman"/>
+                <w:color w:val="333333"/>
+                <w:sz w:val="18"/>
+                <w:szCs w:val="18"/>
+              </w:rPr>
+              <w:t>6</w:t>
+            </w:r>
+          </w:p>
+        </w:tc>
+        <w:tc>
+          <w:tcPr>
+            <w:tcW w:w="2375" w:type="dxa"/>
+          </w:tcPr>
+          <w:p>
+            <w:pPr>
+              <w:pStyle w:val="Textoindependiente"/>
+              <w:spacing w:line="360" w:lineRule="auto"/>
+              <w:jc w:val="left"/>
+              <w:rPr>
+                <w:rFonts w:ascii="Times New Roman" w:hAnsi="Times New Roman"/>
+                <w:sz w:val="18"/>
+                <w:szCs w:val="18"/>
+              </w:rPr>
+            </w:pPr>
+          </w:p>
+        </w:tc>
+      </w:tr>
+      <w:tr>
+        <w:tc>
+          <w:tcPr>
+            <w:tcW w:w="1361" w:type="dxa"/>
+          </w:tcPr>
+          <w:p>
+            <w:pPr>
+              <w:pStyle w:val="Textoindependiente"/>
+              <w:spacing w:line="360" w:lineRule="auto"/>
+              <w:jc w:val="left"/>
+              <w:rPr>
+                <w:rFonts w:ascii="Times New Roman" w:hAnsi="Times New Roman"/>
+                <w:sz w:val="18"/>
+                <w:szCs w:val="18"/>
+              </w:rPr>
+            </w:pPr>
+            <w:r>
+              <w:rPr>
+                <w:rFonts w:ascii="Times New Roman" w:hAnsi="Times New Roman"/>
+                <w:sz w:val="18"/>
+                <w:szCs w:val="18"/>
+              </w:rPr>
+              <w:t>14/10/2025</w:t>
+            </w:r>
+          </w:p>
+        </w:tc>
+        <w:tc>
+          <w:tcPr>
+            <w:tcW w:w="4057" w:type="dxa"/>
+          </w:tcPr>
+          <w:p>
+            <w:pPr>
+              <w:pStyle w:val="Textoindependiente"/>
+              <w:spacing w:line="360" w:lineRule="auto"/>
+              <w:jc w:val="left"/>
+              <w:rPr>
+                <w:rFonts w:ascii="Times New Roman" w:hAnsi="Times New Roman"/>
+                <w:sz w:val="18"/>
+                <w:szCs w:val="18"/>
+              </w:rPr>
+            </w:pPr>
+          </w:p>
+        </w:tc>
+        <w:tc>
+          <w:tcPr>
+            <w:tcW w:w="1134" w:type="dxa"/>
+            <w:vAlign w:val="center"/>
+          </w:tcPr>
+          <w:p>
+            <w:pPr>
+              <w:pStyle w:val="Textoindependiente"/>
+              <w:spacing w:line="360" w:lineRule="auto"/>
+              <w:jc w:val="center"/>
+              <w:rPr>
+                <w:rFonts w:ascii="Times New Roman" w:hAnsi="Times New Roman"/>
+                <w:sz w:val="18"/>
+                <w:szCs w:val="18"/>
+              </w:rPr>
+            </w:pPr>
+            <w:r>
+              <w:rPr>
+                <w:rFonts w:ascii="Times New Roman" w:hAnsi="Times New Roman"/>
+                <w:color w:val="333333"/>
+                <w:sz w:val="18"/>
+                <w:szCs w:val="18"/>
+              </w:rPr>
+              <w:t>6</w:t>
+            </w:r>
+          </w:p>
+        </w:tc>
+        <w:tc>
+          <w:tcPr>
+            <w:tcW w:w="2375" w:type="dxa"/>
+          </w:tcPr>
+          <w:p>
+            <w:pPr>
+              <w:pStyle w:val="Textoindependiente"/>
+              <w:spacing w:line="360" w:lineRule="auto"/>
+              <w:jc w:val="left"/>
+              <w:rPr>
+                <w:rFonts w:ascii="Times New Roman" w:hAnsi="Times New Roman"/>
+                <w:sz w:val="18"/>
+                <w:szCs w:val="18"/>
+              </w:rPr>
+            </w:pPr>
+          </w:p>
+        </w:tc>
+      </w:tr>
+      <w:tr>
+        <w:tc>
+          <w:tcPr>
+            <w:tcW w:w="1361" w:type="dxa"/>
+          </w:tcPr>
+          <w:p>
+            <w:pPr>
+              <w:pStyle w:val="Textoindependiente"/>
+              <w:spacing w:line="360" w:lineRule="auto"/>
+              <w:jc w:val="left"/>
+              <w:rPr>
+                <w:rFonts w:ascii="Times New Roman" w:hAnsi="Times New Roman"/>
+                <w:sz w:val="18"/>
+                <w:szCs w:val="18"/>
+              </w:rPr>
+            </w:pPr>
+            <w:r>
+              <w:rPr>
+                <w:rFonts w:ascii="Times New Roman" w:hAnsi="Times New Roman"/>
+                <w:sz w:val="18"/>
+                <w:szCs w:val="18"/>
+              </w:rPr>
+              <w:t>15/10/2025</w:t>
+            </w:r>
+          </w:p>
+        </w:tc>
+        <w:tc>
+          <w:tcPr>
+            <w:tcW w:w="4057" w:type="dxa"/>
+          </w:tcPr>
+          <w:p>
+            <w:pPr>
+              <w:pStyle w:val="Textoindependiente"/>
+              <w:spacing w:line="360" w:lineRule="auto"/>
+              <w:jc w:val="left"/>
+              <w:rPr>
+                <w:rFonts w:ascii="Times New Roman" w:hAnsi="Times New Roman"/>
+                <w:sz w:val="18"/>
+                <w:szCs w:val="18"/>
+              </w:rPr>
+            </w:pPr>
+          </w:p>
+        </w:tc>
+        <w:tc>
+          <w:tcPr>
+            <w:tcW w:w="1134" w:type="dxa"/>
+            <w:vAlign w:val="center"/>
+          </w:tcPr>
+          <w:p>
+            <w:pPr>
+              <w:pStyle w:val="Textoindependiente"/>
+              <w:spacing w:line="360" w:lineRule="auto"/>
+              <w:jc w:val="center"/>
+              <w:rPr>
+                <w:rFonts w:ascii="Times New Roman" w:hAnsi="Times New Roman"/>
+                <w:sz w:val="18"/>
+                <w:szCs w:val="18"/>
+              </w:rPr>
+            </w:pPr>
+            <w:r>
+              <w:rPr>
+                <w:rFonts w:ascii="Times New Roman" w:hAnsi="Times New Roman"/>
+                <w:color w:val="333333"/>
+                <w:sz w:val="18"/>
+                <w:szCs w:val="18"/>
+              </w:rPr>
+              <w:t>6</w:t>
+            </w:r>
+          </w:p>
+        </w:tc>
+        <w:tc>
+          <w:tcPr>
+            <w:tcW w:w="2375" w:type="dxa"/>
+          </w:tcPr>
+          <w:p>
+            <w:pPr>
+              <w:pStyle w:val="Textoindependiente"/>
+              <w:spacing w:line="360" w:lineRule="auto"/>
+              <w:jc w:val="left"/>
+              <w:rPr>
+                <w:rFonts w:ascii="Times New Roman" w:hAnsi="Times New Roman"/>
+                <w:sz w:val="18"/>
+                <w:szCs w:val="18"/>
+              </w:rPr>
+            </w:pPr>
+          </w:p>
+        </w:tc>
+      </w:tr>
+      <w:tr>
+        <w:tc>
+          <w:tcPr>
+            <w:tcW w:w="1361" w:type="dxa"/>
+          </w:tcPr>
+          <w:p>
+            <w:pPr>
+              <w:pStyle w:val="Textoindependiente"/>
+              <w:spacing w:line="360" w:lineRule="auto"/>
+              <w:jc w:val="left"/>
+              <w:rPr>
+                <w:rFonts w:ascii="Times New Roman" w:hAnsi="Times New Roman"/>
+                <w:sz w:val="18"/>
+                <w:szCs w:val="18"/>
+              </w:rPr>
+            </w:pPr>
+            <w:r>
+              <w:rPr>
+                <w:rFonts w:ascii="Times New Roman" w:hAnsi="Times New Roman"/>
+                <w:sz w:val="18"/>
+                <w:szCs w:val="18"/>
+              </w:rPr>
+              <w:t>16/10/2025</w:t>
+            </w:r>
+          </w:p>
+        </w:tc>
+        <w:tc>
+          <w:tcPr>
+            <w:tcW w:w="4057" w:type="dxa"/>
+          </w:tcPr>
+          <w:p>
+            <w:pPr>
+              <w:pStyle w:val="Textoindependiente"/>
+              <w:spacing w:line="360" w:lineRule="auto"/>
+              <w:jc w:val="left"/>
+              <w:rPr>
+                <w:rFonts w:ascii="Times New Roman" w:hAnsi="Times New Roman"/>
+                <w:sz w:val="18"/>
+                <w:szCs w:val="18"/>
+              </w:rPr>
+            </w:pPr>
+          </w:p>
+        </w:tc>
+        <w:tc>
+          <w:tcPr>
+            <w:tcW w:w="1134" w:type="dxa"/>
+            <w:vAlign w:val="center"/>
+          </w:tcPr>
+          <w:p>
+            <w:pPr>
+              <w:pStyle w:val="Textoindependiente"/>
+              <w:spacing w:line="360" w:lineRule="auto"/>
+              <w:jc w:val="center"/>
+              <w:rPr>
+                <w:rFonts w:ascii="Times New Roman" w:hAnsi="Times New Roman"/>
+                <w:sz w:val="18"/>
+                <w:szCs w:val="18"/>
+              </w:rPr>
+            </w:pPr>
+            <w:r>
+              <w:rPr>
+                <w:rFonts w:ascii="Times New Roman" w:hAnsi="Times New Roman"/>
+                <w:color w:val="333333"/>
+                <w:sz w:val="18"/>
+                <w:szCs w:val="18"/>
+              </w:rPr>
+              <w:t>6</w:t>
+            </w:r>
+          </w:p>
+        </w:tc>
+        <w:tc>
+          <w:tcPr>
+            <w:tcW w:w="2375" w:type="dxa"/>
+          </w:tcPr>
+          <w:p>
+            <w:pPr>
+              <w:pStyle w:val="Textoindependiente"/>
+              <w:spacing w:line="360" w:lineRule="auto"/>
+              <w:jc w:val="left"/>
+              <w:rPr>
+                <w:rFonts w:ascii="Times New Roman" w:hAnsi="Times New Roman"/>
+                <w:sz w:val="18"/>
+                <w:szCs w:val="18"/>
+              </w:rPr>
+            </w:pPr>
+          </w:p>
+        </w:tc>
+      </w:tr>
+      <w:tr>
+        <w:tc>
+          <w:tcPr>
+            <w:tcW w:w="1361" w:type="dxa"/>
+          </w:tcPr>
+          <w:p>
+            <w:pPr>
+              <w:pStyle w:val="Textoindependiente"/>
+              <w:spacing w:line="360" w:lineRule="auto"/>
+              <w:jc w:val="left"/>
+              <w:rPr>
+                <w:rFonts w:ascii="Times New Roman" w:hAnsi="Times New Roman"/>
+                <w:sz w:val="18"/>
+                <w:szCs w:val="18"/>
+              </w:rPr>
+            </w:pPr>
+            <w:r>
+              <w:rPr>
+                <w:rFonts w:ascii="Times New Roman" w:hAnsi="Times New Roman"/>
+                <w:sz w:val="18"/>
+                <w:szCs w:val="18"/>
+              </w:rPr>
+              <w:t>17/10/2025</w:t>
+            </w:r>
+          </w:p>
+        </w:tc>
+        <w:tc>
+          <w:tcPr>
+            <w:tcW w:w="4057" w:type="dxa"/>
+          </w:tcPr>
+          <w:p>
+            <w:pPr>
+              <w:pStyle w:val="Textoindependiente"/>
+              <w:spacing w:line="360" w:lineRule="auto"/>
+              <w:jc w:val="left"/>
+              <w:rPr>
+                <w:rFonts w:ascii="Times New Roman" w:hAnsi="Times New Roman"/>
+                <w:sz w:val="18"/>
+                <w:szCs w:val="18"/>
+              </w:rPr>
+            </w:pPr>
+          </w:p>
+        </w:tc>
+        <w:tc>
+          <w:tcPr>
+            <w:tcW w:w="1134" w:type="dxa"/>
+            <w:vAlign w:val="center"/>
+          </w:tcPr>
+          <w:p>
+            <w:pPr>
+              <w:pStyle w:val="Textoindependiente"/>
+              <w:spacing w:line="360" w:lineRule="auto"/>
+              <w:jc w:val="center"/>
+              <w:rPr>
+                <w:rFonts w:ascii="Times New Roman" w:hAnsi="Times New Roman"/>
+                <w:sz w:val="18"/>
+                <w:szCs w:val="18"/>
+              </w:rPr>
+            </w:pPr>
+            <w:r>
+              <w:rPr>
+                <w:rFonts w:ascii="Times New Roman" w:hAnsi="Times New Roman"/>
+                <w:color w:val="333333"/>
+                <w:sz w:val="18"/>
+                <w:szCs w:val="18"/>
+              </w:rPr>
+              <w:t>6</w:t>
+            </w:r>
+          </w:p>
+        </w:tc>
+        <w:tc>
+          <w:tcPr>
+            <w:tcW w:w="2375" w:type="dxa"/>
+          </w:tcPr>
+          <w:p>
+            <w:pPr>
+              <w:pStyle w:val="Textoindependiente"/>
+              <w:spacing w:line="360" w:lineRule="auto"/>
+              <w:jc w:val="left"/>
+              <w:rPr>
+                <w:rFonts w:ascii="Times New Roman" w:hAnsi="Times New Roman"/>
+                <w:sz w:val="18"/>
+                <w:szCs w:val="18"/>
+              </w:rPr>
+            </w:pPr>
+          </w:p>
+        </w:tc>
+      </w:tr>
+      <w:tr>
+        <w:tc>
+          <w:tcPr>
+            <w:tcW w:w="1361" w:type="dxa"/>
+          </w:tcPr>
+          <w:p>
+            <w:pPr>
+              <w:pStyle w:val="Textoindependiente"/>
+              <w:spacing w:line="360" w:lineRule="auto"/>
+              <w:jc w:val="left"/>
+              <w:rPr>
+                <w:rFonts w:ascii="Times New Roman" w:hAnsi="Times New Roman"/>
+                <w:sz w:val="18"/>
+                <w:szCs w:val="18"/>
+              </w:rPr>
+            </w:pPr>
+            <w:r>
+              <w:rPr>
+                <w:rFonts w:ascii="Times New Roman" w:hAnsi="Times New Roman"/>
+                <w:sz w:val="18"/>
+                <w:szCs w:val="18"/>
+              </w:rPr>
+              <w:t>20/10/2025</w:t>
+            </w:r>
+          </w:p>
+        </w:tc>
+        <w:tc>
+          <w:tcPr>
+            <w:tcW w:w="4057" w:type="dxa"/>
+          </w:tcPr>
+          <w:p>
+            <w:pPr>
+              <w:pStyle w:val="Textoindependiente"/>
+              <w:spacing w:line="360" w:lineRule="auto"/>
+              <w:jc w:val="left"/>
+              <w:rPr>
+                <w:rFonts w:ascii="Times New Roman" w:hAnsi="Times New Roman"/>
+                <w:sz w:val="18"/>
+                <w:szCs w:val="18"/>
+              </w:rPr>
+            </w:pPr>
+          </w:p>
+        </w:tc>
+        <w:tc>
+          <w:tcPr>
+            <w:tcW w:w="1134" w:type="dxa"/>
+            <w:vAlign w:val="center"/>
+          </w:tcPr>
+          <w:p>
+            <w:pPr>
+              <w:pStyle w:val="Textoindependiente"/>
+              <w:spacing w:line="360" w:lineRule="auto"/>
+              <w:jc w:val="center"/>
+              <w:rPr>
+                <w:rFonts w:ascii="Times New Roman" w:hAnsi="Times New Roman"/>
+                <w:sz w:val="18"/>
+                <w:szCs w:val="18"/>
+              </w:rPr>
+            </w:pPr>
+            <w:r>
+              <w:rPr>
+                <w:rFonts w:ascii="Times New Roman" w:hAnsi="Times New Roman"/>
+                <w:color w:val="333333"/>
+                <w:sz w:val="18"/>
+                <w:szCs w:val="18"/>
+              </w:rPr>
+              <w:t>6</w:t>
+            </w:r>
+          </w:p>
+        </w:tc>
+        <w:tc>
+          <w:tcPr>
+            <w:tcW w:w="2375" w:type="dxa"/>
+          </w:tcPr>
+          <w:p>
+            <w:pPr>
+              <w:pStyle w:val="Textoindependiente"/>
+              <w:spacing w:line="360" w:lineRule="auto"/>
+              <w:jc w:val="left"/>
+              <w:rPr>
+                <w:rFonts w:ascii="Times New Roman" w:hAnsi="Times New Roman"/>
+                <w:sz w:val="18"/>
+                <w:szCs w:val="18"/>
+              </w:rPr>
+            </w:pPr>
+          </w:p>
+        </w:tc>
+      </w:tr>
+      <w:tr>
+        <w:tc>
+          <w:tcPr>
+            <w:tcW w:w="1361" w:type="dxa"/>
+          </w:tcPr>
+          <w:p>
+            <w:pPr>
+              <w:pStyle w:val="Textoindependiente"/>
+              <w:spacing w:line="360" w:lineRule="auto"/>
+              <w:jc w:val="left"/>
+              <w:rPr>
+                <w:rFonts w:ascii="Times New Roman" w:hAnsi="Times New Roman"/>
+                <w:sz w:val="18"/>
+                <w:szCs w:val="18"/>
+              </w:rPr>
+            </w:pPr>
+            <w:r>
+              <w:rPr>
+                <w:rFonts w:ascii="Times New Roman" w:hAnsi="Times New Roman"/>
+                <w:sz w:val="18"/>
+                <w:szCs w:val="18"/>
+              </w:rPr>
+              <w:t>21/10/2025</w:t>
+            </w:r>
+          </w:p>
+        </w:tc>
+        <w:tc>
+          <w:tcPr>
+            <w:tcW w:w="4057" w:type="dxa"/>
+          </w:tcPr>
+          <w:p>
+            <w:pPr>
+              <w:pStyle w:val="Textoindependiente"/>
+              <w:spacing w:line="360" w:lineRule="auto"/>
+              <w:jc w:val="left"/>
+              <w:rPr>
+                <w:rFonts w:ascii="Times New Roman" w:hAnsi="Times New Roman"/>
+                <w:sz w:val="18"/>
+                <w:szCs w:val="18"/>
+              </w:rPr>
+            </w:pPr>
+          </w:p>
+        </w:tc>
+        <w:tc>
+          <w:tcPr>
+            <w:tcW w:w="1134" w:type="dxa"/>
+            <w:vAlign w:val="center"/>
+          </w:tcPr>
+          <w:p>
+            <w:pPr>
+              <w:pStyle w:val="Textoindependiente"/>
+              <w:spacing w:line="360" w:lineRule="auto"/>
+              <w:jc w:val="center"/>
+              <w:rPr>
+                <w:rFonts w:ascii="Times New Roman" w:hAnsi="Times New Roman"/>
+                <w:sz w:val="18"/>
+                <w:szCs w:val="18"/>
+              </w:rPr>
+            </w:pPr>
+            <w:r>
+              <w:rPr>
+                <w:rFonts w:ascii="Times New Roman" w:hAnsi="Times New Roman"/>
+                <w:color w:val="333333"/>
+                <w:sz w:val="18"/>
+                <w:szCs w:val="18"/>
+              </w:rPr>
+              <w:t>6</w:t>
+            </w:r>
+          </w:p>
+        </w:tc>
+        <w:tc>
+          <w:tcPr>
+            <w:tcW w:w="2375" w:type="dxa"/>
+          </w:tcPr>
+          <w:p>
+            <w:pPr>
+              <w:pStyle w:val="Textoindependiente"/>
+              <w:spacing w:line="360" w:lineRule="auto"/>
+              <w:jc w:val="left"/>
+              <w:rPr>
+                <w:rFonts w:ascii="Times New Roman" w:hAnsi="Times New Roman"/>
+                <w:sz w:val="18"/>
+                <w:szCs w:val="18"/>
+              </w:rPr>
+            </w:pPr>
+          </w:p>
+        </w:tc>
+      </w:tr>
+      <w:tr>
+        <w:tc>
+          <w:tcPr>
+            <w:tcW w:w="1361" w:type="dxa"/>
+          </w:tcPr>
+          <w:p>
+            <w:pPr>
+              <w:pStyle w:val="Textoindependiente"/>
+              <w:spacing w:line="360" w:lineRule="auto"/>
+              <w:jc w:val="left"/>
+              <w:rPr>
+                <w:rFonts w:ascii="Times New Roman" w:hAnsi="Times New Roman"/>
+                <w:sz w:val="18"/>
+                <w:szCs w:val="18"/>
+              </w:rPr>
+            </w:pPr>
+            <w:r>
+              <w:rPr>
+                <w:rFonts w:ascii="Times New Roman" w:hAnsi="Times New Roman"/>
+                <w:sz w:val="18"/>
+                <w:szCs w:val="18"/>
+              </w:rPr>
+              <w:t>22/10/2025</w:t>
+            </w:r>
+          </w:p>
+        </w:tc>
+        <w:tc>
+          <w:tcPr>
+            <w:tcW w:w="4057" w:type="dxa"/>
+          </w:tcPr>
+          <w:p>
+            <w:pPr>
+              <w:pStyle w:val="Textoindependiente"/>
+              <w:spacing w:line="360" w:lineRule="auto"/>
+              <w:jc w:val="left"/>
+              <w:rPr>
+                <w:rFonts w:ascii="Times New Roman" w:hAnsi="Times New Roman"/>
+                <w:sz w:val="18"/>
+                <w:szCs w:val="18"/>
+              </w:rPr>
+            </w:pPr>
+          </w:p>
+        </w:tc>
+        <w:tc>
+          <w:tcPr>
+            <w:tcW w:w="1134" w:type="dxa"/>
+            <w:vAlign w:val="center"/>
+          </w:tcPr>
+          <w:p>
+            <w:pPr>
+              <w:pStyle w:val="Textoindependiente"/>
+              <w:spacing w:line="360" w:lineRule="auto"/>
+              <w:jc w:val="center"/>
+              <w:rPr>
+                <w:rFonts w:ascii="Times New Roman" w:hAnsi="Times New Roman"/>
+                <w:sz w:val="18"/>
+                <w:szCs w:val="18"/>
+              </w:rPr>
+            </w:pPr>
+            <w:r>
+              <w:rPr>
+                <w:rFonts w:ascii="Times New Roman" w:hAnsi="Times New Roman"/>
+                <w:color w:val="333333"/>
+                <w:sz w:val="18"/>
+                <w:szCs w:val="18"/>
+              </w:rPr>
+              <w:t>6</w:t>
+            </w:r>
+          </w:p>
+        </w:tc>
+        <w:tc>
+          <w:tcPr>
+            <w:tcW w:w="2375" w:type="dxa"/>
+          </w:tcPr>
+          <w:p>
+            <w:pPr>
+              <w:pStyle w:val="Textoindependiente"/>
+              <w:spacing w:line="360" w:lineRule="auto"/>
+              <w:jc w:val="left"/>
+              <w:rPr>
+                <w:rFonts w:ascii="Times New Roman" w:hAnsi="Times New Roman"/>
+                <w:sz w:val="18"/>
+                <w:szCs w:val="18"/>
+              </w:rPr>
+            </w:pPr>
+          </w:p>
+        </w:tc>
+      </w:tr>
+      <w:tr>
+        <w:tc>
+          <w:tcPr>
+            <w:tcW w:w="1361" w:type="dxa"/>
+          </w:tcPr>
+          <w:p>
+            <w:pPr>
+              <w:pStyle w:val="Textoindependiente"/>
+              <w:spacing w:line="360" w:lineRule="auto"/>
+              <w:jc w:val="left"/>
+              <w:rPr>
+                <w:rFonts w:ascii="Times New Roman" w:hAnsi="Times New Roman"/>
+                <w:sz w:val="18"/>
+                <w:szCs w:val="18"/>
+              </w:rPr>
+            </w:pPr>
+            <w:r>
+              <w:rPr>
+                <w:rFonts w:ascii="Times New Roman" w:hAnsi="Times New Roman"/>
+                <w:sz w:val="18"/>
+                <w:szCs w:val="18"/>
+              </w:rPr>
+              <w:t>23/10/2025</w:t>
+            </w:r>
+          </w:p>
+        </w:tc>
+        <w:tc>
+          <w:tcPr>
+            <w:tcW w:w="4057" w:type="dxa"/>
+          </w:tcPr>
+          <w:p>
+            <w:pPr>
+              <w:pStyle w:val="Textoindependiente"/>
+              <w:spacing w:line="360" w:lineRule="auto"/>
+              <w:jc w:val="left"/>
+              <w:rPr>
+                <w:rFonts w:ascii="Times New Roman" w:hAnsi="Times New Roman"/>
+                <w:sz w:val="18"/>
+                <w:szCs w:val="18"/>
+              </w:rPr>
+            </w:pPr>
+          </w:p>
+        </w:tc>
+        <w:tc>
+          <w:tcPr>
+            <w:tcW w:w="1134" w:type="dxa"/>
+            <w:vAlign w:val="center"/>
+          </w:tcPr>
+          <w:p>
+            <w:pPr>
+              <w:pStyle w:val="Textoindependiente"/>
+              <w:spacing w:line="360" w:lineRule="auto"/>
+              <w:jc w:val="center"/>
+              <w:rPr>
+                <w:rFonts w:ascii="Times New Roman" w:hAnsi="Times New Roman"/>
+                <w:sz w:val="18"/>
+                <w:szCs w:val="18"/>
+              </w:rPr>
+            </w:pPr>
+            <w:r>
+              <w:rPr>
+                <w:rFonts w:ascii="Times New Roman" w:hAnsi="Times New Roman"/>
+                <w:color w:val="333333"/>
+                <w:sz w:val="18"/>
+                <w:szCs w:val="18"/>
+              </w:rPr>
+              <w:t>6</w:t>
+            </w:r>
+          </w:p>
+        </w:tc>
+        <w:tc>
+          <w:tcPr>
+            <w:tcW w:w="2375" w:type="dxa"/>
+          </w:tcPr>
+          <w:p>
+            <w:pPr>
+              <w:pStyle w:val="Textoindependiente"/>
+              <w:spacing w:line="360" w:lineRule="auto"/>
+              <w:jc w:val="left"/>
+              <w:rPr>
+                <w:rFonts w:ascii="Times New Roman" w:hAnsi="Times New Roman"/>
+                <w:sz w:val="18"/>
+                <w:szCs w:val="18"/>
+              </w:rPr>
+            </w:pPr>
+          </w:p>
+        </w:tc>
+      </w:tr>
+      <w:tr>
+        <w:tc>
+          <w:tcPr>
+            <w:tcW w:w="1361" w:type="dxa"/>
+          </w:tcPr>
+          <w:p>
+            <w:pPr>
+              <w:pStyle w:val="Textoindependiente"/>
+              <w:spacing w:line="360" w:lineRule="auto"/>
+              <w:jc w:val="left"/>
+              <w:rPr>
+                <w:rFonts w:ascii="Times New Roman" w:hAnsi="Times New Roman"/>
+                <w:sz w:val="18"/>
+                <w:szCs w:val="18"/>
+              </w:rPr>
+            </w:pPr>
+            <w:r>
+              <w:rPr>
+                <w:rFonts w:ascii="Times New Roman" w:hAnsi="Times New Roman"/>
+                <w:sz w:val="18"/>
+                <w:szCs w:val="18"/>
+              </w:rPr>
+              <w:t>24/10/2025</w:t>
+            </w:r>
+          </w:p>
+        </w:tc>
+        <w:tc>
+          <w:tcPr>
+            <w:tcW w:w="4057" w:type="dxa"/>
+          </w:tcPr>
+          <w:p>
+            <w:pPr>
+              <w:pStyle w:val="Textoindependiente"/>
+              <w:spacing w:line="360" w:lineRule="auto"/>
+              <w:jc w:val="left"/>
+              <w:rPr>
+                <w:rFonts w:ascii="Times New Roman" w:hAnsi="Times New Roman"/>
+                <w:sz w:val="18"/>
+                <w:szCs w:val="18"/>
+              </w:rPr>
+            </w:pPr>
+          </w:p>
+        </w:tc>
+        <w:tc>
+          <w:tcPr>
+            <w:tcW w:w="1134" w:type="dxa"/>
+          </w:tcPr>
+          <w:p>
+            <w:pPr>
+              <w:pStyle w:val="Textoindependiente"/>
+              <w:spacing w:line="360" w:lineRule="auto"/>
+              <w:jc w:val="center"/>
+              <w:rPr>
+                <w:rFonts w:ascii="Times New Roman" w:hAnsi="Times New Roman"/>
+                <w:sz w:val="18"/>
+                <w:szCs w:val="18"/>
+              </w:rPr>
+            </w:pPr>
+            <w:r>
+              <w:rPr>
+                <w:rFonts w:ascii="Times New Roman" w:hAnsi="Times New Roman"/>
+                <w:color w:val="333333"/>
+                <w:sz w:val="18"/>
+                <w:szCs w:val="18"/>
+              </w:rPr>
+              <w:t>6</w:t>
+            </w:r>
+          </w:p>
+        </w:tc>
+        <w:tc>
+          <w:tcPr>
+            <w:tcW w:w="2375" w:type="dxa"/>
+          </w:tcPr>
+          <w:p>
+            <w:pPr>
+              <w:pStyle w:val="Textoindependiente"/>
+              <w:spacing w:line="360" w:lineRule="auto"/>
+              <w:jc w:val="left"/>
+              <w:rPr>
+                <w:rFonts w:ascii="Times New Roman" w:hAnsi="Times New Roman"/>
+                <w:sz w:val="18"/>
+                <w:szCs w:val="18"/>
+              </w:rPr>
+            </w:pPr>
+          </w:p>
+        </w:tc>
+      </w:tr>
+      <w:tr>
+        <w:trPr>
+          <w:gridAfter w:val="1"/>
+          <w:wAfter w:w="2375" w:type="dxa"/>
+        </w:trPr>
+        <w:tc>
+          <w:tcPr>
+            <w:tcW w:w="5418" w:type="dxa"/>
+            <w:gridSpan w:val="2"/>
+            <w:vAlign w:val="center"/>
+          </w:tcPr>
+          <w:p>
+            <w:pPr>
+              <w:pStyle w:val="Textoindependiente"/>
+              <w:spacing w:line="360" w:lineRule="auto"/>
+              <w:jc w:val="right"/>
+              <w:rPr>
+                <w:rFonts w:ascii="Times New Roman" w:hAnsi="Times New Roman"/>
+                <w:b/>
+                <w:sz w:val="20"/>
+                <w:szCs w:val="20"/>
+                <w:u w:val="single"/>
+              </w:rPr>
+            </w:pPr>
+            <w:r>
+              <w:rPr>
+                <w:rFonts w:ascii="Times New Roman" w:hAnsi="Times New Roman"/>
                 <w:b/>
                 <w:color w:val="333333"/>
                 <w:sz w:val="16"/>
                 <w:szCs w:val="18"/>
               </w:rPr>
-              <w:t>CTIVIDADE</w:t>
-            </w:r>
-            <w:r>
-              <w:rPr>
+              <w:t>TOTAL DE HORAS DE PRÁCTICAS PRE PROFESIONALES</w:t>
+            </w:r>
+            <w:r>
+              <w:rPr>
+                <w:rFonts w:ascii="Times New Roman" w:hAnsi="Times New Roman"/>
                 <w:b/>
                 <w:color w:val="333333"/>
-                <w:sz w:val="16"/>
-                <w:szCs w:val="18"/>
-              </w:rPr>
-              <w:t>S REALIZADAS</w:t>
-            </w:r>
-          </w:p>
-        </w:tc>
-        <w:tc>
-          <w:tcPr>
-            <w:tcW w:w="1276" w:type="dxa"/>
-            <w:vAlign w:val="center"/>
-          </w:tcPr>
-          <w:p>
-            <w:pPr>
-              <w:pStyle w:val="Textoindependiente2"/>
-              <w:spacing w:after="0" w:line="240" w:lineRule="auto"/>
+                <w:sz w:val="18"/>
+                <w:szCs w:val="18"/>
+              </w:rPr>
+              <w:t>:</w:t>
+            </w:r>
+          </w:p>
+        </w:tc>
+        <w:tc>
+          <w:tcPr>
+            <w:tcW w:w="1134" w:type="dxa"/>
+          </w:tcPr>
+          <w:p>
+            <w:pPr>
+              <w:pStyle w:val="Textoindependiente"/>
+              <w:spacing w:line="360" w:lineRule="auto"/>
               <w:jc w:val="center"/>
               <w:rPr>
+                <w:rFonts w:ascii="Times New Roman" w:hAnsi="Times New Roman"/>
                 <w:b/>
+                <w:sz w:val="20"/>
+                <w:szCs w:val="20"/>
+                <w:u w:val="single"/>
+              </w:rPr>
+            </w:pPr>
+            <w:r>
+              <w:rPr>
+                <w:rFonts w:ascii="Times New Roman" w:hAnsi="Times New Roman"/>
                 <w:color w:val="333333"/>
-                <w:sz w:val="16"/>
-                <w:szCs w:val="18"/>
-              </w:rPr>
-            </w:pPr>
-            <w:r>
-              <w:rPr>
-                <w:b/>
-                <w:color w:val="333333"/>
-                <w:sz w:val="16"/>
-                <w:szCs w:val="18"/>
-              </w:rPr>
-              <w:t xml:space="preserve">NÚMERO DE </w:t>
-            </w:r>
-            <w:r>
-              <w:rPr>
-                <w:b/>
-                <w:color w:val="333333"/>
-                <w:sz w:val="16"/>
-                <w:szCs w:val="18"/>
-              </w:rPr>
-              <w:t>HORAS</w:t>
-            </w:r>
-          </w:p>
-        </w:tc>
-        <w:tc>
-          <w:tcPr>
-            <w:tcW w:w="2552" w:type="dxa"/>
-            <w:vAlign w:val="center"/>
-          </w:tcPr>
-          <w:p>
-            <w:pPr>
-              <w:pStyle w:val="Textoindependiente2"/>
-              <w:spacing w:after="0" w:line="240" w:lineRule="auto"/>
-              <w:jc w:val="center"/>
-              <w:rPr>
-                <w:b/>
-                <w:color w:val="333333"/>
-                <w:sz w:val="16"/>
-                <w:szCs w:val="18"/>
-              </w:rPr>
-            </w:pPr>
-            <w:r>
-              <w:rPr>
-                <w:b/>
-                <w:color w:val="333333"/>
-                <w:sz w:val="16"/>
-                <w:szCs w:val="18"/>
-              </w:rPr>
-              <w:t>OBSERVACIONES</w:t>
-            </w:r>
-          </w:p>
-        </w:tc>
-      </w:tr>
-      <w:tr>
-        <w:trPr>
-          <w:trHeight w:val="414"/>
-          <w:jc w:val="center"/>
-        </w:trPr>
-        <w:tc>
-          <w:tcPr>
-            <w:tcW w:w="1418" w:type="dxa"/>
-            <w:vAlign w:val="center"/>
-          </w:tcPr>
-          <w:p>
-            <w:pPr>
-              <w:pStyle w:val="Textoindependiente2"/>
-              <w:spacing w:after="0" w:line="240" w:lineRule="auto"/>
-              <w:jc w:val="both"/>
-              <w:rPr>
-                <w:color w:val="333333"/>
-                <w:sz w:val="18"/>
-                <w:szCs w:val="18"/>
-              </w:rPr>
-            </w:pPr>
-          </w:p>
-        </w:tc>
-        <w:tc>
-          <w:tcPr>
-            <w:tcW w:w="3685" w:type="dxa"/>
-            <w:vAlign w:val="center"/>
-          </w:tcPr>
-          <w:p>
-            <w:pPr>
-              <w:pStyle w:val="Textoindependiente2"/>
-              <w:spacing w:after="0" w:line="240" w:lineRule="auto"/>
-              <w:jc w:val="both"/>
-              <w:rPr>
-                <w:color w:val="333333"/>
-                <w:sz w:val="18"/>
-                <w:szCs w:val="18"/>
-              </w:rPr>
-            </w:pPr>
-          </w:p>
-        </w:tc>
-        <w:tc>
-          <w:tcPr>
-            <w:tcW w:w="1276" w:type="dxa"/>
-            <w:vAlign w:val="center"/>
-          </w:tcPr>
-          <w:p>
-            <w:pPr>
-              <w:pStyle w:val="Textoindependiente2"/>
-              <w:spacing w:after="0" w:line="240" w:lineRule="auto"/>
-              <w:jc w:val="center"/>
-              <w:rPr>
-                <w:color w:val="333333"/>
-                <w:sz w:val="18"/>
-                <w:szCs w:val="18"/>
-              </w:rPr>
-            </w:pPr>
-          </w:p>
-        </w:tc>
-        <w:tc>
-          <w:tcPr>
-            <w:tcW w:w="2552" w:type="dxa"/>
-            <w:vAlign w:val="center"/>
-          </w:tcPr>
-          <w:p>
-            <w:pPr>
-              <w:pStyle w:val="Textoindependiente2"/>
-              <w:spacing w:after="0" w:line="240" w:lineRule="auto"/>
-              <w:jc w:val="both"/>
-              <w:rPr>
-                <w:color w:val="333333"/>
-                <w:sz w:val="18"/>
-                <w:szCs w:val="18"/>
-              </w:rPr>
-            </w:pPr>
-          </w:p>
-        </w:tc>
-      </w:tr>
-      <w:tr>
-        <w:trPr>
-          <w:trHeight w:val="411"/>
-          <w:jc w:val="center"/>
-        </w:trPr>
-        <w:tc>
-          <w:tcPr>
-            <w:tcW w:w="1418" w:type="dxa"/>
-            <w:vAlign w:val="center"/>
-          </w:tcPr>
-          <w:p>
-            <w:pPr>
-              <w:pStyle w:val="Textoindependiente2"/>
-              <w:spacing w:after="0" w:line="240" w:lineRule="auto"/>
-              <w:jc w:val="both"/>
-              <w:rPr>
-                <w:color w:val="333333"/>
-                <w:sz w:val="18"/>
-                <w:szCs w:val="18"/>
-              </w:rPr>
-            </w:pPr>
-          </w:p>
-        </w:tc>
-        <w:tc>
-          <w:tcPr>
-            <w:tcW w:w="3685" w:type="dxa"/>
-            <w:vAlign w:val="center"/>
-          </w:tcPr>
-          <w:p>
-            <w:pPr>
-              <w:pStyle w:val="Textoindependiente2"/>
-              <w:spacing w:after="0" w:line="240" w:lineRule="auto"/>
-              <w:jc w:val="both"/>
-              <w:rPr>
-                <w:color w:val="333333"/>
-                <w:sz w:val="18"/>
-                <w:szCs w:val="18"/>
-              </w:rPr>
-            </w:pPr>
-          </w:p>
-        </w:tc>
-        <w:tc>
-          <w:tcPr>
-            <w:tcW w:w="1276" w:type="dxa"/>
-            <w:vAlign w:val="center"/>
-          </w:tcPr>
-          <w:p>
-            <w:pPr>
-              <w:pStyle w:val="Textoindependiente2"/>
-              <w:spacing w:after="0" w:line="240" w:lineRule="auto"/>
-              <w:jc w:val="center"/>
-              <w:rPr>
-                <w:color w:val="333333"/>
-                <w:sz w:val="18"/>
-                <w:szCs w:val="18"/>
-              </w:rPr>
-            </w:pPr>
-          </w:p>
-        </w:tc>
-        <w:tc>
-          <w:tcPr>
-            <w:tcW w:w="2552" w:type="dxa"/>
-            <w:vAlign w:val="center"/>
-          </w:tcPr>
-          <w:p>
-            <w:pPr>
-              <w:pStyle w:val="Textoindependiente2"/>
-              <w:spacing w:after="0" w:line="240" w:lineRule="auto"/>
-              <w:jc w:val="both"/>
-              <w:rPr>
-                <w:color w:val="333333"/>
-                <w:sz w:val="18"/>
-                <w:szCs w:val="18"/>
-              </w:rPr>
-            </w:pPr>
-          </w:p>
-        </w:tc>
-      </w:tr>
-      <w:tr>
-        <w:trPr>
-          <w:trHeight w:val="411"/>
-          <w:jc w:val="center"/>
-        </w:trPr>
-        <w:tc>
-          <w:tcPr>
-            <w:tcW w:w="1418" w:type="dxa"/>
-            <w:vAlign w:val="center"/>
-          </w:tcPr>
-          <w:p>
-            <w:pPr>
-              <w:pStyle w:val="Textoindependiente2"/>
-              <w:spacing w:after="0" w:line="240" w:lineRule="auto"/>
-              <w:jc w:val="both"/>
-              <w:rPr>
-                <w:color w:val="333333"/>
-                <w:sz w:val="18"/>
-                <w:szCs w:val="18"/>
-              </w:rPr>
-            </w:pPr>
-          </w:p>
-        </w:tc>
-        <w:tc>
-          <w:tcPr>
-            <w:tcW w:w="3685" w:type="dxa"/>
-            <w:vAlign w:val="center"/>
-          </w:tcPr>
-          <w:p>
-            <w:pPr>
-              <w:pStyle w:val="Textoindependiente2"/>
-              <w:spacing w:after="0" w:line="240" w:lineRule="auto"/>
-              <w:jc w:val="both"/>
-              <w:rPr>
-                <w:color w:val="333333"/>
-                <w:sz w:val="18"/>
-                <w:szCs w:val="18"/>
-              </w:rPr>
-            </w:pPr>
-          </w:p>
-        </w:tc>
-        <w:tc>
-          <w:tcPr>
-            <w:tcW w:w="1276" w:type="dxa"/>
-            <w:vAlign w:val="center"/>
-          </w:tcPr>
-          <w:p>
-            <w:pPr>
-              <w:pStyle w:val="Textoindependiente2"/>
-              <w:spacing w:after="0" w:line="240" w:lineRule="auto"/>
-              <w:jc w:val="center"/>
-              <w:rPr>
-                <w:color w:val="333333"/>
-                <w:sz w:val="18"/>
-                <w:szCs w:val="18"/>
-              </w:rPr>
-            </w:pPr>
-          </w:p>
-        </w:tc>
-        <w:tc>
-          <w:tcPr>
-            <w:tcW w:w="2552" w:type="dxa"/>
-            <w:vAlign w:val="center"/>
-          </w:tcPr>
-          <w:p>
-            <w:pPr>
-              <w:pStyle w:val="Textoindependiente2"/>
-              <w:spacing w:after="0" w:line="240" w:lineRule="auto"/>
-              <w:jc w:val="both"/>
-              <w:rPr>
-                <w:color w:val="333333"/>
-                <w:sz w:val="18"/>
-                <w:szCs w:val="18"/>
-              </w:rPr>
-            </w:pPr>
-          </w:p>
-        </w:tc>
-      </w:tr>
-      <w:tr>
-        <w:trPr>
-          <w:trHeight w:val="411"/>
-          <w:jc w:val="center"/>
-        </w:trPr>
-        <w:tc>
-          <w:tcPr>
-            <w:tcW w:w="1418" w:type="dxa"/>
-            <w:vAlign w:val="center"/>
-          </w:tcPr>
-          <w:p>
-            <w:pPr>
-              <w:pStyle w:val="Textoindependiente2"/>
-              <w:spacing w:after="0" w:line="240" w:lineRule="auto"/>
-              <w:jc w:val="both"/>
-              <w:rPr>
-                <w:color w:val="333333"/>
-                <w:sz w:val="18"/>
-                <w:szCs w:val="18"/>
-              </w:rPr>
-            </w:pPr>
-          </w:p>
-        </w:tc>
-        <w:tc>
-          <w:tcPr>
-            <w:tcW w:w="3685" w:type="dxa"/>
-            <w:vAlign w:val="center"/>
-          </w:tcPr>
-          <w:p>
-            <w:pPr>
-              <w:pStyle w:val="Textoindependiente2"/>
-              <w:spacing w:after="0" w:line="240" w:lineRule="auto"/>
-              <w:jc w:val="both"/>
-              <w:rPr>
-                <w:color w:val="333333"/>
-                <w:sz w:val="18"/>
-                <w:szCs w:val="18"/>
-              </w:rPr>
-            </w:pPr>
-          </w:p>
-        </w:tc>
-        <w:tc>
-          <w:tcPr>
-            <w:tcW w:w="1276" w:type="dxa"/>
-            <w:vAlign w:val="center"/>
-          </w:tcPr>
-          <w:p>
-            <w:pPr>
-              <w:pStyle w:val="Textoindependiente2"/>
-              <w:spacing w:after="0" w:line="240" w:lineRule="auto"/>
-              <w:jc w:val="center"/>
-              <w:rPr>
-                <w:color w:val="333333"/>
-                <w:sz w:val="18"/>
-                <w:szCs w:val="18"/>
-              </w:rPr>
-            </w:pPr>
-          </w:p>
-        </w:tc>
-        <w:tc>
-          <w:tcPr>
-            <w:tcW w:w="2552" w:type="dxa"/>
-            <w:tcBorders>
-              <w:bottom w:val="single" w:sz="4" w:space="0" w:color="auto"/>
-            </w:tcBorders>
-            <w:vAlign w:val="center"/>
-          </w:tcPr>
-          <w:p>
-            <w:pPr>
-              <w:pStyle w:val="Textoindependiente2"/>
-              <w:spacing w:after="0" w:line="240" w:lineRule="auto"/>
-              <w:jc w:val="both"/>
-              <w:rPr>
-                <w:color w:val="333333"/>
-                <w:sz w:val="18"/>
-                <w:szCs w:val="18"/>
-              </w:rPr>
-            </w:pPr>
-          </w:p>
-        </w:tc>
-      </w:tr>
-      <w:tr>
-        <w:trPr>
-          <w:trHeight w:val="411"/>
-          <w:jc w:val="center"/>
-        </w:trPr>
-        <w:tc>
-          <w:tcPr>
-            <w:tcW w:w="1418" w:type="dxa"/>
-            <w:vAlign w:val="center"/>
-          </w:tcPr>
-          <w:p>
-            <w:pPr>
-              <w:pStyle w:val="Textoindependiente2"/>
-              <w:spacing w:after="0" w:line="240" w:lineRule="auto"/>
-              <w:jc w:val="both"/>
-              <w:rPr>
-                <w:color w:val="333333"/>
-                <w:sz w:val="18"/>
-                <w:szCs w:val="18"/>
-              </w:rPr>
-            </w:pPr>
-          </w:p>
-        </w:tc>
-        <w:tc>
-          <w:tcPr>
-            <w:tcW w:w="3685" w:type="dxa"/>
-            <w:vAlign w:val="center"/>
-          </w:tcPr>
-          <w:p>
-            <w:pPr>
-              <w:pStyle w:val="Textoindependiente2"/>
-              <w:spacing w:after="0" w:line="240" w:lineRule="auto"/>
-              <w:jc w:val="both"/>
-              <w:rPr>
-                <w:color w:val="333333"/>
-                <w:sz w:val="18"/>
-                <w:szCs w:val="18"/>
-              </w:rPr>
-            </w:pPr>
-          </w:p>
-        </w:tc>
-        <w:tc>
-          <w:tcPr>
-            <w:tcW w:w="1276" w:type="dxa"/>
-            <w:tcBorders>
-              <w:bottom w:val="single" w:sz="4" w:space="0" w:color="auto"/>
-            </w:tcBorders>
-            <w:vAlign w:val="center"/>
-          </w:tcPr>
-          <w:p>
-            <w:pPr>
-              <w:pStyle w:val="Textoindependiente2"/>
-              <w:spacing w:after="0" w:line="240" w:lineRule="auto"/>
-              <w:jc w:val="center"/>
-              <w:rPr>
-                <w:color w:val="333333"/>
-                <w:sz w:val="18"/>
-                <w:szCs w:val="18"/>
-              </w:rPr>
-            </w:pPr>
-          </w:p>
-        </w:tc>
-        <w:tc>
-          <w:tcPr>
-            <w:tcW w:w="2552" w:type="dxa"/>
-            <w:tcBorders>
-              <w:bottom w:val="single" w:sz="4" w:space="0" w:color="auto"/>
-            </w:tcBorders>
-            <w:vAlign w:val="center"/>
-          </w:tcPr>
-          <w:p>
-            <w:pPr>
-              <w:pStyle w:val="Textoindependiente2"/>
-              <w:spacing w:after="0" w:line="240" w:lineRule="auto"/>
-              <w:jc w:val="both"/>
-              <w:rPr>
-                <w:color w:val="333333"/>
-                <w:sz w:val="18"/>
-                <w:szCs w:val="18"/>
-              </w:rPr>
-            </w:pPr>
-          </w:p>
-        </w:tc>
-      </w:tr>
-      <w:tr>
-        <w:trPr>
-          <w:trHeight w:val="287"/>
-          <w:jc w:val="center"/>
-        </w:trPr>
-        <w:tc>
-          <w:tcPr>
-            <w:tcW w:w="5103" w:type="dxa"/>
-            <w:gridSpan w:val="2"/>
-            <w:vAlign w:val="center"/>
-          </w:tcPr>
-          <w:p>
-            <w:pPr>
-              <w:pStyle w:val="Textoindependiente2"/>
-              <w:spacing w:after="0" w:line="240" w:lineRule="auto"/>
-              <w:jc w:val="right"/>
-              <w:rPr>
-                <w:b/>
-                <w:color w:val="333333"/>
-                <w:sz w:val="18"/>
-                <w:szCs w:val="18"/>
-              </w:rPr>
-            </w:pPr>
-            <w:r>
-              <w:rPr>
-                <w:b/>
-                <w:color w:val="333333"/>
-                <w:sz w:val="16"/>
-                <w:szCs w:val="18"/>
-              </w:rPr>
-              <w:t xml:space="preserve">TOTAL DE HORAS </w:t>
-            </w:r>
-            <w:r>
-              <w:rPr>
-                <w:b/>
-                <w:color w:val="333333"/>
-                <w:sz w:val="16"/>
-                <w:szCs w:val="18"/>
-              </w:rPr>
-              <w:t>DE PRÁCTICAS PRE PROFESIONALES</w:t>
-            </w:r>
-            <w:r>
-              <w:rPr>
-                <w:b/>
-                <w:color w:val="333333"/>
-                <w:sz w:val="18"/>
-                <w:szCs w:val="18"/>
-              </w:rPr>
-              <w:t>:</w:t>
-            </w:r>
-          </w:p>
-        </w:tc>
-        <w:tc>
-          <w:tcPr>
-            <w:tcW w:w="1276" w:type="dxa"/>
-            <w:tcBorders>
-              <w:right w:val="single" w:sz="4" w:space="0" w:color="auto"/>
-            </w:tcBorders>
-            <w:vAlign w:val="center"/>
-          </w:tcPr>
-          <w:p>
-            <w:pPr>
-              <w:pStyle w:val="Textoindependiente2"/>
-              <w:spacing w:after="0" w:line="240" w:lineRule="auto"/>
-              <w:jc w:val="center"/>
-              <w:rPr>
-                <w:color w:val="333333"/>
-                <w:sz w:val="18"/>
-                <w:szCs w:val="18"/>
-              </w:rPr>
-            </w:pPr>
-          </w:p>
-        </w:tc>
-        <w:tc>
-          <w:tcPr>
-            <w:tcW w:w="2552" w:type="dxa"/>
-            <w:tcBorders>
-              <w:top w:val="single" w:sz="4" w:space="0" w:color="auto"/>
-              <w:left w:val="single" w:sz="4" w:space="0" w:color="auto"/>
-              <w:bottom w:val="nil"/>
-              <w:right w:val="nil"/>
-            </w:tcBorders>
-            <w:vAlign w:val="center"/>
-          </w:tcPr>
-          <w:p>
-            <w:pPr>
-              <w:pStyle w:val="Textoindependiente2"/>
-              <w:spacing w:after="0" w:line="240" w:lineRule="auto"/>
-              <w:jc w:val="both"/>
-              <w:rPr>
-                <w:color w:val="333333"/>
-                <w:sz w:val="18"/>
-                <w:szCs w:val="18"/>
-              </w:rPr>
-            </w:pPr>
+                <w:sz w:val="18"/>
+                <w:szCs w:val="18"/>
+              </w:rPr>
+              <w:t>264</w:t>
+            </w:r>
           </w:p>
         </w:tc>
       </w:tr>
@@ -1900,8 +5746,6 @@
         </w:rPr>
         <w:t>:</w:t>
       </w:r>
-      <w:bookmarkStart w:id="0" w:name="_GoBack"/>
-      <w:bookmarkEnd w:id="0"/>
     </w:p>
     <w:p>
       <w:pPr>
@@ -4309,7 +8153,7 @@
 </file>
 
 <file path=customXml/itemProps1.xml><?xml version="1.0" encoding="utf-8"?>
-<ds:datastoreItem xmlns:ds="http://schemas.openxmlformats.org/officeDocument/2006/customXml" ds:itemID="{416EF1C9-4AA6-4957-A904-5D7A0D18292A}">
+<ds:datastoreItem xmlns:ds="http://schemas.openxmlformats.org/officeDocument/2006/customXml" ds:itemID="{8BA8E291-D09E-4BD9-86DF-A7349F9F0B78}">
   <ds:schemaRefs>
     <ds:schemaRef ds:uri="http://schemas.openxmlformats.org/officeDocument/2006/bibliography"/>
   </ds:schemaRefs>

--- a/Practicas Preprofesionales/Editables/02MerinoEdnanControlAvanceActividades.docx
+++ b/Practicas Preprofesionales/Editables/02MerinoEdnanControlAvanceActividades.docx
@@ -1103,10 +1103,10 @@
         <w:tblLook w:val="04A0" w:firstRow="1" w:lastRow="0" w:firstColumn="1" w:lastColumn="0" w:noHBand="0" w:noVBand="1"/>
       </w:tblPr>
       <w:tblGrid>
-        <w:gridCol w:w="1361"/>
-        <w:gridCol w:w="4057"/>
-        <w:gridCol w:w="1134"/>
-        <w:gridCol w:w="2375"/>
+        <w:gridCol w:w="1279"/>
+        <w:gridCol w:w="4382"/>
+        <w:gridCol w:w="1086"/>
+        <w:gridCol w:w="2180"/>
       </w:tblGrid>
       <w:tr>
         <w:tc>
@@ -1259,25 +1259,22 @@
         <w:tc>
           <w:tcPr>
             <w:tcW w:w="4057" w:type="dxa"/>
-          </w:tcPr>
-          <w:p>
-            <w:pPr>
-              <w:pStyle w:val="Textoindependiente"/>
-              <w:spacing w:line="360" w:lineRule="auto"/>
-              <w:jc w:val="left"/>
-              <w:rPr>
-                <w:rFonts w:ascii="Times New Roman" w:hAnsi="Times New Roman"/>
-                <w:sz w:val="18"/>
-                <w:szCs w:val="18"/>
-              </w:rPr>
-            </w:pPr>
-            <w:r>
-              <w:rPr>
-                <w:rFonts w:ascii="Times New Roman" w:hAnsi="Times New Roman"/>
-                <w:sz w:val="18"/>
-                <w:szCs w:val="18"/>
-              </w:rPr>
-              <w:t>Inducción a la empresa: Revisión de misión, visión, servicios y estructura organizacional de la empresa. Presentación general de la plataforma y su propósito educativo.</w:t>
+            <w:shd w:val="clear" w:color="auto" w:fill="auto"/>
+          </w:tcPr>
+          <w:p>
+            <w:pPr>
+              <w:pStyle w:val="Textoindependiente"/>
+              <w:spacing w:line="360" w:lineRule="auto"/>
+              <w:jc w:val="left"/>
+              <w:rPr>
+                <w:rFonts w:ascii="Times New Roman" w:hAnsi="Times New Roman"/>
+              </w:rPr>
+            </w:pPr>
+            <w:r>
+              <w:rPr>
+                <w:rFonts w:ascii="Times New Roman" w:hAnsi="Times New Roman"/>
+              </w:rPr>
+              <w:t>Revisión de misión, visión, servicios y estructura organizacional de la empresa. Presentación general de la plataforma y su propósito educativo.</w:t>
             </w:r>
           </w:p>
         </w:tc>
@@ -1355,23 +1352,20 @@
         <w:tc>
           <w:tcPr>
             <w:tcW w:w="4057" w:type="dxa"/>
-          </w:tcPr>
-          <w:p>
-            <w:pPr>
-              <w:pStyle w:val="Textoindependiente"/>
-              <w:spacing w:line="360" w:lineRule="auto"/>
-              <w:jc w:val="left"/>
-              <w:rPr>
-                <w:rFonts w:ascii="Times New Roman" w:hAnsi="Times New Roman"/>
-                <w:sz w:val="18"/>
-                <w:szCs w:val="18"/>
-              </w:rPr>
-            </w:pPr>
-            <w:r>
-              <w:rPr>
-                <w:rFonts w:ascii="Times New Roman" w:hAnsi="Times New Roman"/>
-                <w:sz w:val="18"/>
-                <w:szCs w:val="18"/>
+            <w:shd w:val="clear" w:color="auto" w:fill="auto"/>
+          </w:tcPr>
+          <w:p>
+            <w:pPr>
+              <w:pStyle w:val="Textoindependiente"/>
+              <w:spacing w:line="360" w:lineRule="auto"/>
+              <w:jc w:val="left"/>
+              <w:rPr>
+                <w:rFonts w:ascii="Times New Roman" w:hAnsi="Times New Roman"/>
+              </w:rPr>
+            </w:pPr>
+            <w:r>
+              <w:rPr>
+                <w:rFonts w:ascii="Times New Roman" w:hAnsi="Times New Roman"/>
               </w:rPr>
               <w:t>Análisis del modelo de negocio de la empresa, identificación de roles principales (estudiantes, docentes, administradores) y su interacción.</w:t>
             </w:r>
@@ -1451,25 +1445,22 @@
         <w:tc>
           <w:tcPr>
             <w:tcW w:w="4057" w:type="dxa"/>
-          </w:tcPr>
-          <w:p>
-            <w:pPr>
-              <w:pStyle w:val="Textoindependiente"/>
-              <w:spacing w:line="360" w:lineRule="auto"/>
-              <w:jc w:val="left"/>
-              <w:rPr>
-                <w:rFonts w:ascii="Times New Roman" w:hAnsi="Times New Roman"/>
-                <w:sz w:val="18"/>
-                <w:szCs w:val="18"/>
-              </w:rPr>
-            </w:pPr>
-            <w:r>
-              <w:rPr>
-                <w:rFonts w:ascii="Times New Roman" w:hAnsi="Times New Roman"/>
-                <w:sz w:val="18"/>
-                <w:szCs w:val="18"/>
-              </w:rPr>
-              <w:t>Navegación por el sistema actual, registro de funcionalidades principales y primeras observaciones de usabilidad.</w:t>
+            <w:shd w:val="clear" w:color="auto" w:fill="auto"/>
+          </w:tcPr>
+          <w:p>
+            <w:pPr>
+              <w:pStyle w:val="Textoindependiente"/>
+              <w:spacing w:line="360" w:lineRule="auto"/>
+              <w:jc w:val="left"/>
+              <w:rPr>
+                <w:rFonts w:ascii="Times New Roman" w:hAnsi="Times New Roman"/>
+              </w:rPr>
+            </w:pPr>
+            <w:r>
+              <w:rPr>
+                <w:rFonts w:ascii="Times New Roman" w:hAnsi="Times New Roman"/>
+              </w:rPr>
+              <w:t>Redacción de los Requerimientos funcionales de la plataforma educativa</w:t>
             </w:r>
           </w:p>
         </w:tc>
@@ -1547,43 +1538,22 @@
         <w:tc>
           <w:tcPr>
             <w:tcW w:w="4057" w:type="dxa"/>
-          </w:tcPr>
-          <w:p>
-            <w:pPr>
-              <w:pStyle w:val="Textoindependiente"/>
-              <w:spacing w:line="360" w:lineRule="auto"/>
-              <w:jc w:val="left"/>
-              <w:rPr>
-                <w:rFonts w:ascii="Times New Roman" w:hAnsi="Times New Roman"/>
-                <w:sz w:val="18"/>
-                <w:szCs w:val="18"/>
-              </w:rPr>
-            </w:pPr>
-            <w:r>
-              <w:rPr>
-                <w:rFonts w:ascii="Times New Roman" w:hAnsi="Times New Roman"/>
-                <w:sz w:val="18"/>
-                <w:szCs w:val="18"/>
-              </w:rPr>
-              <w:t xml:space="preserve">Revisión de módulos clave como </w:t>
-            </w:r>
-            <w:proofErr w:type="spellStart"/>
-            <w:r>
-              <w:rPr>
-                <w:rFonts w:ascii="Times New Roman" w:hAnsi="Times New Roman"/>
-                <w:sz w:val="18"/>
-                <w:szCs w:val="18"/>
-              </w:rPr>
-              <w:t>login</w:t>
-            </w:r>
-            <w:proofErr w:type="spellEnd"/>
-            <w:r>
-              <w:rPr>
-                <w:rFonts w:ascii="Times New Roman" w:hAnsi="Times New Roman"/>
-                <w:sz w:val="18"/>
-                <w:szCs w:val="18"/>
-              </w:rPr>
-              <w:t>, inscripción a cursos y gestión de contenidos. Documentación inicial de funcionamiento.</w:t>
+            <w:shd w:val="clear" w:color="auto" w:fill="auto"/>
+          </w:tcPr>
+          <w:p>
+            <w:pPr>
+              <w:pStyle w:val="Textoindependiente"/>
+              <w:spacing w:line="360" w:lineRule="auto"/>
+              <w:jc w:val="left"/>
+              <w:rPr>
+                <w:rFonts w:ascii="Times New Roman" w:hAnsi="Times New Roman"/>
+              </w:rPr>
+            </w:pPr>
+            <w:r>
+              <w:rPr>
+                <w:rFonts w:ascii="Times New Roman" w:hAnsi="Times New Roman"/>
+              </w:rPr>
+              <w:t>Redacción de los Requerimientos no funcionales de la plataforma educativa.</w:t>
             </w:r>
           </w:p>
         </w:tc>
@@ -1661,25 +1631,22 @@
         <w:tc>
           <w:tcPr>
             <w:tcW w:w="4057" w:type="dxa"/>
-          </w:tcPr>
-          <w:p>
-            <w:pPr>
-              <w:pStyle w:val="Textoindependiente"/>
-              <w:spacing w:line="360" w:lineRule="auto"/>
-              <w:jc w:val="left"/>
-              <w:rPr>
-                <w:rFonts w:ascii="Times New Roman" w:hAnsi="Times New Roman"/>
-                <w:sz w:val="18"/>
-                <w:szCs w:val="18"/>
-              </w:rPr>
-            </w:pPr>
-            <w:r>
-              <w:rPr>
-                <w:rFonts w:ascii="Times New Roman" w:hAnsi="Times New Roman"/>
-                <w:sz w:val="18"/>
-                <w:szCs w:val="18"/>
-              </w:rPr>
-              <w:t>Registro de hallazgos y observaciones del sistema actual</w:t>
+            <w:shd w:val="clear" w:color="auto" w:fill="auto"/>
+          </w:tcPr>
+          <w:p>
+            <w:pPr>
+              <w:pStyle w:val="Textoindependiente"/>
+              <w:spacing w:line="360" w:lineRule="auto"/>
+              <w:jc w:val="left"/>
+              <w:rPr>
+                <w:rFonts w:ascii="Times New Roman" w:hAnsi="Times New Roman"/>
+              </w:rPr>
+            </w:pPr>
+            <w:r>
+              <w:rPr>
+                <w:rFonts w:ascii="Times New Roman" w:hAnsi="Times New Roman"/>
+              </w:rPr>
+              <w:t>Validación de la documentación, feedback, búsqueda de puntos fuertes y áreas de mejora, como base para el desarrollo del prototipo.</w:t>
             </w:r>
           </w:p>
         </w:tc>
@@ -1728,7 +1695,6 @@
             <w:r>
               <w:rPr>
                 <w:rFonts w:ascii="Times New Roman" w:hAnsi="Times New Roman"/>
-                <w:sz w:val="18"/>
                 <w:szCs w:val="18"/>
               </w:rPr>
               <w:t>Se realiza una reunión con el equipo de trabajo</w:t>
@@ -1765,25 +1731,22 @@
         <w:tc>
           <w:tcPr>
             <w:tcW w:w="4057" w:type="dxa"/>
-          </w:tcPr>
-          <w:p>
-            <w:pPr>
-              <w:pStyle w:val="Textoindependiente"/>
-              <w:spacing w:line="360" w:lineRule="auto"/>
-              <w:jc w:val="left"/>
-              <w:rPr>
-                <w:rFonts w:ascii="Times New Roman" w:hAnsi="Times New Roman"/>
-                <w:sz w:val="18"/>
-                <w:szCs w:val="18"/>
-              </w:rPr>
-            </w:pPr>
-            <w:r>
-              <w:rPr>
-                <w:rFonts w:ascii="Times New Roman" w:hAnsi="Times New Roman"/>
-                <w:sz w:val="18"/>
-                <w:szCs w:val="18"/>
-              </w:rPr>
-              <w:t>Revisión de los hallazgos documentados en la Semana 1 y definición de prioridades para el prototipo.</w:t>
+            <w:shd w:val="clear" w:color="auto" w:fill="auto"/>
+          </w:tcPr>
+          <w:p>
+            <w:pPr>
+              <w:pStyle w:val="Textoindependiente"/>
+              <w:spacing w:line="360" w:lineRule="auto"/>
+              <w:jc w:val="left"/>
+              <w:rPr>
+                <w:rFonts w:ascii="Times New Roman" w:hAnsi="Times New Roman"/>
+              </w:rPr>
+            </w:pPr>
+            <w:r>
+              <w:rPr>
+                <w:rFonts w:ascii="Times New Roman" w:hAnsi="Times New Roman"/>
+              </w:rPr>
+              <w:t>Documentación de los actores y los casos de uso que conforman la plataforma educativa</w:t>
             </w:r>
           </w:p>
         </w:tc>
@@ -1861,23 +1824,20 @@
         <w:tc>
           <w:tcPr>
             <w:tcW w:w="4057" w:type="dxa"/>
-          </w:tcPr>
-          <w:p>
-            <w:pPr>
-              <w:pStyle w:val="Textoindependiente"/>
-              <w:spacing w:line="360" w:lineRule="auto"/>
-              <w:jc w:val="left"/>
-              <w:rPr>
-                <w:rFonts w:ascii="Times New Roman" w:hAnsi="Times New Roman"/>
-                <w:sz w:val="18"/>
-                <w:szCs w:val="18"/>
-              </w:rPr>
-            </w:pPr>
-            <w:r>
-              <w:rPr>
-                <w:rFonts w:ascii="Times New Roman" w:hAnsi="Times New Roman"/>
-                <w:sz w:val="18"/>
-                <w:szCs w:val="18"/>
+            <w:shd w:val="clear" w:color="auto" w:fill="auto"/>
+          </w:tcPr>
+          <w:p>
+            <w:pPr>
+              <w:pStyle w:val="Textoindependiente"/>
+              <w:spacing w:line="360" w:lineRule="auto"/>
+              <w:jc w:val="left"/>
+              <w:rPr>
+                <w:rFonts w:ascii="Times New Roman" w:hAnsi="Times New Roman"/>
+              </w:rPr>
+            </w:pPr>
+            <w:r>
+              <w:rPr>
+                <w:rFonts w:ascii="Times New Roman" w:hAnsi="Times New Roman"/>
               </w:rPr>
               <w:t>Elaboración de lista de mejoras a implementar en el prototipo, identificando módulos clave y funcionalidades críticas.</w:t>
             </w:r>
@@ -1950,6 +1910,7 @@
                 <w:sz w:val="18"/>
                 <w:szCs w:val="18"/>
               </w:rPr>
+              <w:lastRenderedPageBreak/>
               <w:t>03/09/2025</w:t>
             </w:r>
           </w:p>
@@ -1957,34 +1918,22 @@
         <w:tc>
           <w:tcPr>
             <w:tcW w:w="4057" w:type="dxa"/>
-          </w:tcPr>
-          <w:p>
-            <w:pPr>
-              <w:pStyle w:val="Textoindependiente"/>
-              <w:spacing w:line="360" w:lineRule="auto"/>
-              <w:jc w:val="left"/>
-              <w:rPr>
-                <w:rFonts w:ascii="Times New Roman" w:hAnsi="Times New Roman"/>
-                <w:sz w:val="18"/>
-                <w:szCs w:val="18"/>
-              </w:rPr>
-            </w:pPr>
-            <w:r>
-              <w:rPr>
-                <w:rFonts w:ascii="Times New Roman" w:hAnsi="Times New Roman"/>
-                <w:sz w:val="18"/>
-                <w:szCs w:val="18"/>
-              </w:rPr>
-              <w:t xml:space="preserve">Diseño preliminar de la arquitectura del sistema, indicando cómo se integrarán los módulos en el </w:t>
-            </w:r>
-            <w:r>
-              <w:rPr>
-                <w:rFonts w:ascii="Times New Roman" w:hAnsi="Times New Roman"/>
-                <w:sz w:val="18"/>
-                <w:szCs w:val="18"/>
-              </w:rPr>
-              <w:lastRenderedPageBreak/>
-              <w:t>prototipo sin detallar flujos reales.</w:t>
+            <w:shd w:val="clear" w:color="auto" w:fill="auto"/>
+          </w:tcPr>
+          <w:p>
+            <w:pPr>
+              <w:pStyle w:val="Textoindependiente"/>
+              <w:spacing w:line="360" w:lineRule="auto"/>
+              <w:jc w:val="left"/>
+              <w:rPr>
+                <w:rFonts w:ascii="Times New Roman" w:hAnsi="Times New Roman"/>
+              </w:rPr>
+            </w:pPr>
+            <w:r>
+              <w:rPr>
+                <w:rFonts w:ascii="Times New Roman" w:hAnsi="Times New Roman"/>
+              </w:rPr>
+              <w:t>Diseño preliminar de la arquitectura del sistema.</w:t>
             </w:r>
           </w:p>
         </w:tc>
@@ -2011,7 +1960,6 @@
                 <w:sz w:val="18"/>
                 <w:szCs w:val="18"/>
               </w:rPr>
-              <w:lastRenderedPageBreak/>
               <w:t>6</w:t>
             </w:r>
           </w:p>
@@ -2063,61 +2011,22 @@
         <w:tc>
           <w:tcPr>
             <w:tcW w:w="4057" w:type="dxa"/>
-          </w:tcPr>
-          <w:p>
-            <w:pPr>
-              <w:pStyle w:val="Textoindependiente"/>
-              <w:spacing w:line="360" w:lineRule="auto"/>
-              <w:jc w:val="left"/>
-              <w:rPr>
-                <w:rFonts w:ascii="Times New Roman" w:hAnsi="Times New Roman"/>
-                <w:sz w:val="18"/>
-                <w:szCs w:val="18"/>
-              </w:rPr>
-            </w:pPr>
-            <w:r>
-              <w:rPr>
-                <w:rFonts w:ascii="Times New Roman" w:hAnsi="Times New Roman"/>
-                <w:sz w:val="18"/>
-                <w:szCs w:val="18"/>
-              </w:rPr>
-              <w:t xml:space="preserve">Creación de bocetos o </w:t>
-            </w:r>
-            <w:proofErr w:type="spellStart"/>
-            <w:r>
-              <w:rPr>
-                <w:rFonts w:ascii="Times New Roman" w:hAnsi="Times New Roman"/>
-                <w:sz w:val="18"/>
-                <w:szCs w:val="18"/>
-              </w:rPr>
-              <w:t>mockups</w:t>
-            </w:r>
-            <w:proofErr w:type="spellEnd"/>
-            <w:r>
-              <w:rPr>
-                <w:rFonts w:ascii="Times New Roman" w:hAnsi="Times New Roman"/>
-                <w:sz w:val="18"/>
-                <w:szCs w:val="18"/>
-              </w:rPr>
-              <w:t xml:space="preserve"> de las pantallas principales del prototipo (</w:t>
-            </w:r>
-            <w:proofErr w:type="spellStart"/>
-            <w:r>
-              <w:rPr>
-                <w:rFonts w:ascii="Times New Roman" w:hAnsi="Times New Roman"/>
-                <w:sz w:val="18"/>
-                <w:szCs w:val="18"/>
-              </w:rPr>
-              <w:t>login</w:t>
-            </w:r>
-            <w:proofErr w:type="spellEnd"/>
-            <w:r>
-              <w:rPr>
-                <w:rFonts w:ascii="Times New Roman" w:hAnsi="Times New Roman"/>
-                <w:sz w:val="18"/>
-                <w:szCs w:val="18"/>
-              </w:rPr>
-              <w:t>, registro, listado de cursos).</w:t>
+            <w:shd w:val="clear" w:color="auto" w:fill="auto"/>
+          </w:tcPr>
+          <w:p>
+            <w:pPr>
+              <w:pStyle w:val="Textoindependiente"/>
+              <w:spacing w:line="360" w:lineRule="auto"/>
+              <w:jc w:val="left"/>
+              <w:rPr>
+                <w:rFonts w:ascii="Times New Roman" w:hAnsi="Times New Roman"/>
+              </w:rPr>
+            </w:pPr>
+            <w:r>
+              <w:rPr>
+                <w:rFonts w:ascii="Times New Roman" w:hAnsi="Times New Roman"/>
+              </w:rPr>
+              <w:t>Documentación del diseño preliminar de la arquitectura del sistema.</w:t>
             </w:r>
           </w:p>
         </w:tc>
@@ -2195,25 +2104,22 @@
         <w:tc>
           <w:tcPr>
             <w:tcW w:w="4057" w:type="dxa"/>
-          </w:tcPr>
-          <w:p>
-            <w:pPr>
-              <w:pStyle w:val="Textoindependiente"/>
-              <w:spacing w:line="360" w:lineRule="auto"/>
-              <w:jc w:val="left"/>
-              <w:rPr>
-                <w:rFonts w:ascii="Times New Roman" w:hAnsi="Times New Roman"/>
-                <w:sz w:val="18"/>
-                <w:szCs w:val="18"/>
-              </w:rPr>
-            </w:pPr>
-            <w:r>
-              <w:rPr>
-                <w:rFonts w:ascii="Times New Roman" w:hAnsi="Times New Roman"/>
-                <w:sz w:val="18"/>
-                <w:szCs w:val="18"/>
-              </w:rPr>
-              <w:t>Registro de decisiones tomadas, módulos seleccionados y descripción de la estructura del prototipo para guiar el desarrollo.</w:t>
+            <w:shd w:val="clear" w:color="auto" w:fill="auto"/>
+          </w:tcPr>
+          <w:p>
+            <w:pPr>
+              <w:pStyle w:val="Textoindependiente"/>
+              <w:spacing w:line="360" w:lineRule="auto"/>
+              <w:jc w:val="left"/>
+              <w:rPr>
+                <w:rFonts w:ascii="Times New Roman" w:hAnsi="Times New Roman"/>
+              </w:rPr>
+            </w:pPr>
+            <w:r>
+              <w:rPr>
+                <w:rFonts w:ascii="Times New Roman" w:hAnsi="Times New Roman"/>
+              </w:rPr>
+              <w:t>Revisión de documentación, descripción de la estructura del prototipo para guiar el desarrollo.</w:t>
             </w:r>
           </w:p>
         </w:tc>
@@ -2259,6 +2165,15 @@
                 <w:szCs w:val="18"/>
               </w:rPr>
             </w:pPr>
+            <w:r>
+              <w:rPr>
+                <w:rFonts w:ascii="Times New Roman" w:hAnsi="Times New Roman"/>
+                <w:szCs w:val="18"/>
+              </w:rPr>
+              <w:t>Se realiza una reunión con el equipo de trabajo</w:t>
+            </w:r>
+            <w:bookmarkStart w:id="0" w:name="_GoBack"/>
+            <w:bookmarkEnd w:id="0"/>
           </w:p>
         </w:tc>
       </w:tr>
@@ -2291,23 +2206,20 @@
         <w:tc>
           <w:tcPr>
             <w:tcW w:w="4057" w:type="dxa"/>
-          </w:tcPr>
-          <w:p>
-            <w:pPr>
-              <w:pStyle w:val="Textoindependiente"/>
-              <w:spacing w:line="360" w:lineRule="auto"/>
-              <w:jc w:val="left"/>
-              <w:rPr>
-                <w:rFonts w:ascii="Times New Roman" w:hAnsi="Times New Roman"/>
-                <w:sz w:val="18"/>
-                <w:szCs w:val="18"/>
-              </w:rPr>
-            </w:pPr>
-            <w:r>
-              <w:rPr>
-                <w:rFonts w:ascii="Times New Roman" w:hAnsi="Times New Roman"/>
-                <w:sz w:val="18"/>
-                <w:szCs w:val="18"/>
+            <w:shd w:val="clear" w:color="auto" w:fill="auto"/>
+          </w:tcPr>
+          <w:p>
+            <w:pPr>
+              <w:pStyle w:val="Textoindependiente"/>
+              <w:spacing w:line="360" w:lineRule="auto"/>
+              <w:jc w:val="left"/>
+              <w:rPr>
+                <w:rFonts w:ascii="Times New Roman" w:hAnsi="Times New Roman"/>
+              </w:rPr>
+            </w:pPr>
+            <w:r>
+              <w:rPr>
+                <w:rFonts w:ascii="Times New Roman" w:hAnsi="Times New Roman"/>
               </w:rPr>
               <w:t>Selección de módulos esenciales para el prototipo (</w:t>
             </w:r>
@@ -2315,8 +2227,6 @@
             <w:r>
               <w:rPr>
                 <w:rFonts w:ascii="Times New Roman" w:hAnsi="Times New Roman"/>
-                <w:sz w:val="18"/>
-                <w:szCs w:val="18"/>
               </w:rPr>
               <w:t>login</w:t>
             </w:r>
@@ -2324,8 +2234,6 @@
             <w:r>
               <w:rPr>
                 <w:rFonts w:ascii="Times New Roman" w:hAnsi="Times New Roman"/>
-                <w:sz w:val="18"/>
-                <w:szCs w:val="18"/>
               </w:rPr>
               <w:t>, registro, cursos, panel de administración) y documentación de sus objetivos.</w:t>
             </w:r>
@@ -2405,25 +2313,36 @@
         <w:tc>
           <w:tcPr>
             <w:tcW w:w="4057" w:type="dxa"/>
-          </w:tcPr>
-          <w:p>
-            <w:pPr>
-              <w:pStyle w:val="Textoindependiente"/>
-              <w:spacing w:line="360" w:lineRule="auto"/>
-              <w:jc w:val="left"/>
-              <w:rPr>
-                <w:rFonts w:ascii="Times New Roman" w:hAnsi="Times New Roman"/>
-                <w:sz w:val="18"/>
-                <w:szCs w:val="18"/>
-              </w:rPr>
-            </w:pPr>
-            <w:r>
-              <w:rPr>
-                <w:rFonts w:ascii="Times New Roman" w:hAnsi="Times New Roman"/>
-                <w:sz w:val="18"/>
-                <w:szCs w:val="18"/>
-              </w:rPr>
-              <w:t>Creación del modelo entidad–relación del prototipo y asignación de campos principales para cada módulo.</w:t>
+            <w:shd w:val="clear" w:color="auto" w:fill="auto"/>
+          </w:tcPr>
+          <w:p>
+            <w:pPr>
+              <w:pStyle w:val="Textoindependiente"/>
+              <w:spacing w:line="360" w:lineRule="auto"/>
+              <w:jc w:val="left"/>
+              <w:rPr>
+                <w:rFonts w:ascii="Times New Roman" w:hAnsi="Times New Roman"/>
+              </w:rPr>
+            </w:pPr>
+            <w:r>
+              <w:rPr>
+                <w:rFonts w:ascii="Times New Roman" w:hAnsi="Times New Roman"/>
+              </w:rPr>
+              <w:t xml:space="preserve">Definición de colecciones y documentos principales del prototipo, identificación de campos clave, referencias entre entidades y </w:t>
+            </w:r>
+            <w:proofErr w:type="spellStart"/>
+            <w:r>
+              <w:rPr>
+                <w:rFonts w:ascii="Times New Roman" w:hAnsi="Times New Roman"/>
+              </w:rPr>
+              <w:t>subcolecciones</w:t>
+            </w:r>
+            <w:proofErr w:type="spellEnd"/>
+            <w:r>
+              <w:rPr>
+                <w:rFonts w:ascii="Times New Roman" w:hAnsi="Times New Roman"/>
+              </w:rPr>
+              <w:t xml:space="preserve"> para garantizar escalabilidad y mantenibilidad.</w:t>
             </w:r>
           </w:p>
         </w:tc>
@@ -2501,25 +2420,36 @@
         <w:tc>
           <w:tcPr>
             <w:tcW w:w="4057" w:type="dxa"/>
-          </w:tcPr>
-          <w:p>
-            <w:pPr>
-              <w:pStyle w:val="Textoindependiente"/>
-              <w:spacing w:line="360" w:lineRule="auto"/>
-              <w:jc w:val="left"/>
-              <w:rPr>
-                <w:rFonts w:ascii="Times New Roman" w:hAnsi="Times New Roman"/>
-                <w:sz w:val="18"/>
-                <w:szCs w:val="18"/>
-              </w:rPr>
-            </w:pPr>
-            <w:r>
-              <w:rPr>
-                <w:rFonts w:ascii="Times New Roman" w:hAnsi="Times New Roman"/>
-                <w:sz w:val="18"/>
-                <w:szCs w:val="18"/>
-              </w:rPr>
-              <w:t>Creación del modelo entidad–relación del prototipo y asignación de campos principales para cada módulo.</w:t>
+            <w:shd w:val="clear" w:color="auto" w:fill="auto"/>
+          </w:tcPr>
+          <w:p>
+            <w:pPr>
+              <w:pStyle w:val="Textoindependiente"/>
+              <w:spacing w:line="360" w:lineRule="auto"/>
+              <w:jc w:val="left"/>
+              <w:rPr>
+                <w:rFonts w:ascii="Times New Roman" w:hAnsi="Times New Roman"/>
+              </w:rPr>
+            </w:pPr>
+            <w:r>
+              <w:rPr>
+                <w:rFonts w:ascii="Times New Roman" w:hAnsi="Times New Roman"/>
+              </w:rPr>
+              <w:t xml:space="preserve">Refinamiento de relaciones entre colecciones y </w:t>
+            </w:r>
+            <w:proofErr w:type="spellStart"/>
+            <w:r>
+              <w:rPr>
+                <w:rFonts w:ascii="Times New Roman" w:hAnsi="Times New Roman"/>
+              </w:rPr>
+              <w:t>subcolecciones</w:t>
+            </w:r>
+            <w:proofErr w:type="spellEnd"/>
+            <w:r>
+              <w:rPr>
+                <w:rFonts w:ascii="Times New Roman" w:hAnsi="Times New Roman"/>
+              </w:rPr>
+              <w:t>, planificación de índices y estructuras de referencia para un acceso eficiente y consistente en el prototipo.</w:t>
             </w:r>
           </w:p>
         </w:tc>
@@ -2597,23 +2527,20 @@
         <w:tc>
           <w:tcPr>
             <w:tcW w:w="4057" w:type="dxa"/>
-          </w:tcPr>
-          <w:p>
-            <w:pPr>
-              <w:pStyle w:val="Textoindependiente"/>
-              <w:spacing w:line="360" w:lineRule="auto"/>
-              <w:jc w:val="left"/>
-              <w:rPr>
-                <w:rFonts w:ascii="Times New Roman" w:hAnsi="Times New Roman"/>
-                <w:sz w:val="18"/>
-                <w:szCs w:val="18"/>
-              </w:rPr>
-            </w:pPr>
-            <w:r>
-              <w:rPr>
-                <w:rFonts w:ascii="Times New Roman" w:hAnsi="Times New Roman"/>
-                <w:sz w:val="18"/>
-                <w:szCs w:val="18"/>
+            <w:shd w:val="clear" w:color="auto" w:fill="auto"/>
+          </w:tcPr>
+          <w:p>
+            <w:pPr>
+              <w:pStyle w:val="Textoindependiente"/>
+              <w:spacing w:line="360" w:lineRule="auto"/>
+              <w:jc w:val="left"/>
+              <w:rPr>
+                <w:rFonts w:ascii="Times New Roman" w:hAnsi="Times New Roman"/>
+              </w:rPr>
+            </w:pPr>
+            <w:r>
+              <w:rPr>
+                <w:rFonts w:ascii="Times New Roman" w:hAnsi="Times New Roman"/>
               </w:rPr>
               <w:t>Simulación práctica del comportamiento de los módulos del prototipo, definiendo cómo interactúan entre ellos y con el usuario, preparando el desarrollo de la interfaz.</w:t>
             </w:r>
@@ -2693,23 +2620,20 @@
         <w:tc>
           <w:tcPr>
             <w:tcW w:w="4057" w:type="dxa"/>
-          </w:tcPr>
-          <w:p>
-            <w:pPr>
-              <w:pStyle w:val="Textoindependiente"/>
-              <w:spacing w:line="360" w:lineRule="auto"/>
-              <w:jc w:val="left"/>
-              <w:rPr>
-                <w:rFonts w:ascii="Times New Roman" w:hAnsi="Times New Roman"/>
-                <w:sz w:val="18"/>
-                <w:szCs w:val="18"/>
-              </w:rPr>
-            </w:pPr>
-            <w:r>
-              <w:rPr>
-                <w:rFonts w:ascii="Times New Roman" w:hAnsi="Times New Roman"/>
-                <w:sz w:val="18"/>
-                <w:szCs w:val="18"/>
+            <w:shd w:val="clear" w:color="auto" w:fill="auto"/>
+          </w:tcPr>
+          <w:p>
+            <w:pPr>
+              <w:pStyle w:val="Textoindependiente"/>
+              <w:spacing w:line="360" w:lineRule="auto"/>
+              <w:jc w:val="left"/>
+              <w:rPr>
+                <w:rFonts w:ascii="Times New Roman" w:hAnsi="Times New Roman"/>
+              </w:rPr>
+            </w:pPr>
+            <w:r>
+              <w:rPr>
+                <w:rFonts w:ascii="Times New Roman" w:hAnsi="Times New Roman"/>
               </w:rPr>
               <w:t>Revisión de módulos, base de datos, entre otros ajustes iniciales.</w:t>
             </w:r>
@@ -2757,6 +2681,13 @@
                 <w:szCs w:val="18"/>
               </w:rPr>
             </w:pPr>
+            <w:r>
+              <w:rPr>
+                <w:rFonts w:ascii="Times New Roman" w:hAnsi="Times New Roman"/>
+                <w:szCs w:val="18"/>
+              </w:rPr>
+              <w:t>Se realiza una reunión con el equipo de trabajo</w:t>
+            </w:r>
           </w:p>
         </w:tc>
       </w:tr>
@@ -2789,23 +2720,20 @@
         <w:tc>
           <w:tcPr>
             <w:tcW w:w="4057" w:type="dxa"/>
-          </w:tcPr>
-          <w:p>
-            <w:pPr>
-              <w:pStyle w:val="Textoindependiente"/>
-              <w:spacing w:line="360" w:lineRule="auto"/>
-              <w:jc w:val="left"/>
-              <w:rPr>
-                <w:rFonts w:ascii="Times New Roman" w:hAnsi="Times New Roman"/>
-                <w:sz w:val="18"/>
-                <w:szCs w:val="18"/>
-              </w:rPr>
-            </w:pPr>
-            <w:r>
-              <w:rPr>
-                <w:rFonts w:ascii="Times New Roman" w:hAnsi="Times New Roman"/>
-                <w:sz w:val="18"/>
-                <w:szCs w:val="18"/>
+            <w:shd w:val="clear" w:color="auto" w:fill="auto"/>
+          </w:tcPr>
+          <w:p>
+            <w:pPr>
+              <w:pStyle w:val="Textoindependiente"/>
+              <w:spacing w:line="360" w:lineRule="auto"/>
+              <w:jc w:val="left"/>
+              <w:rPr>
+                <w:rFonts w:ascii="Times New Roman" w:hAnsi="Times New Roman"/>
+              </w:rPr>
+            </w:pPr>
+            <w:r>
+              <w:rPr>
+                <w:rFonts w:ascii="Times New Roman" w:hAnsi="Times New Roman"/>
               </w:rPr>
               <w:t>Registro de lineamientos de arquitectura y estructura de módulos.</w:t>
             </w:r>
@@ -2885,25 +2813,22 @@
         <w:tc>
           <w:tcPr>
             <w:tcW w:w="4057" w:type="dxa"/>
-          </w:tcPr>
-          <w:p>
-            <w:pPr>
-              <w:pStyle w:val="Textoindependiente"/>
-              <w:spacing w:line="360" w:lineRule="auto"/>
-              <w:jc w:val="left"/>
-              <w:rPr>
-                <w:rFonts w:ascii="Times New Roman" w:hAnsi="Times New Roman"/>
-                <w:sz w:val="18"/>
-                <w:szCs w:val="18"/>
-              </w:rPr>
-            </w:pPr>
-            <w:r>
-              <w:rPr>
-                <w:rFonts w:ascii="Times New Roman" w:hAnsi="Times New Roman"/>
-                <w:sz w:val="18"/>
-                <w:szCs w:val="18"/>
-              </w:rPr>
-              <w:t>Especificación de funcionalidades, campos y comportamiento esperado de los módulos principales.</w:t>
+            <w:shd w:val="clear" w:color="auto" w:fill="auto"/>
+          </w:tcPr>
+          <w:p>
+            <w:pPr>
+              <w:pStyle w:val="Textoindependiente"/>
+              <w:spacing w:line="360" w:lineRule="auto"/>
+              <w:jc w:val="left"/>
+              <w:rPr>
+                <w:rFonts w:ascii="Times New Roman" w:hAnsi="Times New Roman"/>
+              </w:rPr>
+            </w:pPr>
+            <w:r>
+              <w:rPr>
+                <w:rFonts w:ascii="Times New Roman" w:hAnsi="Times New Roman"/>
+              </w:rPr>
+              <w:t>Registro de lineamientos de arquitectura y estructura de módulos.</w:t>
             </w:r>
           </w:p>
         </w:tc>
@@ -2981,6 +2906,7 @@
         <w:tc>
           <w:tcPr>
             <w:tcW w:w="4057" w:type="dxa"/>
+            <w:shd w:val="clear" w:color="auto" w:fill="auto"/>
           </w:tcPr>
           <w:tbl>
             <w:tblPr>
@@ -3010,8 +2936,8 @@
                 <w:p>
                   <w:pPr>
                     <w:rPr>
-                      <w:sz w:val="18"/>
-                      <w:szCs w:val="18"/>
+                      <w:sz w:val="22"/>
+                      <w:szCs w:val="22"/>
                       <w:lang w:val="es-EC" w:eastAsia="es-EC"/>
                     </w:rPr>
                   </w:pPr>
@@ -3023,8 +2949,6 @@
             <w:pPr>
               <w:rPr>
                 <w:vanish/>
-                <w:sz w:val="18"/>
-                <w:szCs w:val="18"/>
                 <w:lang w:val="es-EC" w:eastAsia="es-EC"/>
               </w:rPr>
             </w:pPr>
@@ -3042,7 +2966,7 @@
               <w:tblLook w:val="04A0" w:firstRow="1" w:lastRow="0" w:firstColumn="1" w:lastColumn="0" w:noHBand="0" w:noVBand="1"/>
             </w:tblPr>
             <w:tblGrid>
-              <w:gridCol w:w="3841"/>
+              <w:gridCol w:w="4166"/>
             </w:tblGrid>
             <w:tr>
               <w:trPr>
@@ -3057,20 +2981,18 @@
                 <w:p>
                   <w:pPr>
                     <w:rPr>
-                      <w:sz w:val="18"/>
-                      <w:szCs w:val="18"/>
+                      <w:sz w:val="22"/>
+                      <w:szCs w:val="22"/>
                       <w:lang w:val="es-EC" w:eastAsia="es-EC"/>
                     </w:rPr>
                   </w:pPr>
-                  <w:bookmarkStart w:id="0" w:name="_GoBack"/>
-                  <w:bookmarkEnd w:id="0"/>
                   <w:r>
                     <w:rPr>
-                      <w:sz w:val="18"/>
-                      <w:szCs w:val="18"/>
+                      <w:sz w:val="22"/>
+                      <w:szCs w:val="22"/>
                       <w:lang w:val="es-EC" w:eastAsia="es-EC"/>
                     </w:rPr>
-                    <w:t>Creación de boceto detallado del panel de administración, definiendo secciones y accesos.</w:t>
+                    <w:t>Creación de boceto del panel de administración, definiendo secciones y accesos.</w:t>
                   </w:r>
                 </w:p>
               </w:tc>
@@ -3083,8 +3005,6 @@
               <w:jc w:val="left"/>
               <w:rPr>
                 <w:rFonts w:ascii="Times New Roman" w:hAnsi="Times New Roman"/>
-                <w:sz w:val="18"/>
-                <w:szCs w:val="18"/>
               </w:rPr>
             </w:pPr>
           </w:p>
@@ -3163,26 +3083,23 @@
         <w:tc>
           <w:tcPr>
             <w:tcW w:w="4057" w:type="dxa"/>
-          </w:tcPr>
-          <w:p>
-            <w:pPr>
-              <w:pStyle w:val="Textoindependiente"/>
-              <w:spacing w:line="360" w:lineRule="auto"/>
-              <w:jc w:val="left"/>
-              <w:rPr>
-                <w:rFonts w:ascii="Times New Roman" w:hAnsi="Times New Roman"/>
-                <w:sz w:val="18"/>
-                <w:szCs w:val="18"/>
-              </w:rPr>
-            </w:pPr>
-            <w:r>
-              <w:rPr>
-                <w:rFonts w:ascii="Times New Roman" w:hAnsi="Times New Roman"/>
-                <w:sz w:val="18"/>
-                <w:szCs w:val="18"/>
+            <w:shd w:val="clear" w:color="auto" w:fill="auto"/>
+          </w:tcPr>
+          <w:p>
+            <w:pPr>
+              <w:pStyle w:val="Textoindependiente"/>
+              <w:spacing w:line="360" w:lineRule="auto"/>
+              <w:jc w:val="left"/>
+              <w:rPr>
+                <w:rFonts w:ascii="Times New Roman" w:hAnsi="Times New Roman"/>
+              </w:rPr>
+            </w:pPr>
+            <w:r>
+              <w:rPr>
+                <w:rFonts w:ascii="Times New Roman" w:hAnsi="Times New Roman"/>
                 <w:lang w:val="es-EC" w:eastAsia="es-EC"/>
               </w:rPr>
-              <w:t>Creación de boceto detallado del panel de administración, definiendo secciones y accesos.</w:t>
+              <w:t>Continuación de boceto del panel de administración.</w:t>
             </w:r>
           </w:p>
         </w:tc>
@@ -3253,6 +3170,7 @@
                 <w:sz w:val="18"/>
                 <w:szCs w:val="18"/>
               </w:rPr>
+              <w:lastRenderedPageBreak/>
               <w:t>19/09/2025</w:t>
             </w:r>
           </w:p>
@@ -3260,23 +3178,20 @@
         <w:tc>
           <w:tcPr>
             <w:tcW w:w="4057" w:type="dxa"/>
-          </w:tcPr>
-          <w:p>
-            <w:pPr>
-              <w:pStyle w:val="Textoindependiente"/>
-              <w:spacing w:line="360" w:lineRule="auto"/>
-              <w:jc w:val="left"/>
-              <w:rPr>
-                <w:rFonts w:ascii="Times New Roman" w:hAnsi="Times New Roman"/>
-                <w:sz w:val="18"/>
-                <w:szCs w:val="18"/>
-              </w:rPr>
-            </w:pPr>
-            <w:r>
-              <w:rPr>
-                <w:rFonts w:ascii="Times New Roman" w:hAnsi="Times New Roman"/>
-                <w:sz w:val="18"/>
-                <w:szCs w:val="18"/>
+            <w:shd w:val="clear" w:color="auto" w:fill="auto"/>
+          </w:tcPr>
+          <w:p>
+            <w:pPr>
+              <w:pStyle w:val="Textoindependiente"/>
+              <w:spacing w:line="360" w:lineRule="auto"/>
+              <w:jc w:val="left"/>
+              <w:rPr>
+                <w:rFonts w:ascii="Times New Roman" w:hAnsi="Times New Roman"/>
+              </w:rPr>
+            </w:pPr>
+            <w:r>
+              <w:rPr>
+                <w:rFonts w:ascii="Times New Roman" w:hAnsi="Times New Roman"/>
               </w:rPr>
               <w:t>Análisis de diferencias entre plataforma existente y propuesta de prototipo, identificación de mejoras.</w:t>
             </w:r>
@@ -3324,6 +3239,13 @@
                 <w:szCs w:val="18"/>
               </w:rPr>
             </w:pPr>
+            <w:r>
+              <w:rPr>
+                <w:rFonts w:ascii="Times New Roman" w:hAnsi="Times New Roman"/>
+                <w:szCs w:val="18"/>
+              </w:rPr>
+              <w:t>Se realiza una reunión con el equipo de trabajo</w:t>
+            </w:r>
           </w:p>
         </w:tc>
       </w:tr>
@@ -3356,23 +3278,20 @@
         <w:tc>
           <w:tcPr>
             <w:tcW w:w="4057" w:type="dxa"/>
-          </w:tcPr>
-          <w:p>
-            <w:pPr>
-              <w:pStyle w:val="Textoindependiente"/>
-              <w:spacing w:line="360" w:lineRule="auto"/>
-              <w:jc w:val="left"/>
-              <w:rPr>
-                <w:rFonts w:ascii="Times New Roman" w:hAnsi="Times New Roman"/>
-                <w:sz w:val="18"/>
-                <w:szCs w:val="18"/>
-              </w:rPr>
-            </w:pPr>
-            <w:r>
-              <w:rPr>
-                <w:rFonts w:ascii="Times New Roman" w:hAnsi="Times New Roman"/>
-                <w:sz w:val="18"/>
-                <w:szCs w:val="18"/>
+            <w:shd w:val="clear" w:color="auto" w:fill="auto"/>
+          </w:tcPr>
+          <w:p>
+            <w:pPr>
+              <w:pStyle w:val="Textoindependiente"/>
+              <w:spacing w:line="360" w:lineRule="auto"/>
+              <w:jc w:val="left"/>
+              <w:rPr>
+                <w:rFonts w:ascii="Times New Roman" w:hAnsi="Times New Roman"/>
+              </w:rPr>
+            </w:pPr>
+            <w:r>
+              <w:rPr>
+                <w:rFonts w:ascii="Times New Roman" w:hAnsi="Times New Roman"/>
               </w:rPr>
               <w:t>Configuración del proyecto y creación de entorno de desarrollo.</w:t>
             </w:r>
@@ -3452,23 +3371,20 @@
         <w:tc>
           <w:tcPr>
             <w:tcW w:w="4057" w:type="dxa"/>
-          </w:tcPr>
-          <w:p>
-            <w:pPr>
-              <w:pStyle w:val="Textoindependiente"/>
-              <w:spacing w:line="360" w:lineRule="auto"/>
-              <w:jc w:val="left"/>
-              <w:rPr>
-                <w:rFonts w:ascii="Times New Roman" w:hAnsi="Times New Roman"/>
-                <w:sz w:val="18"/>
-                <w:szCs w:val="18"/>
-              </w:rPr>
-            </w:pPr>
-            <w:r>
-              <w:rPr>
-                <w:rFonts w:ascii="Times New Roman" w:hAnsi="Times New Roman"/>
-                <w:sz w:val="18"/>
-                <w:szCs w:val="18"/>
+            <w:shd w:val="clear" w:color="auto" w:fill="auto"/>
+          </w:tcPr>
+          <w:p>
+            <w:pPr>
+              <w:pStyle w:val="Textoindependiente"/>
+              <w:spacing w:line="360" w:lineRule="auto"/>
+              <w:jc w:val="left"/>
+              <w:rPr>
+                <w:rFonts w:ascii="Times New Roman" w:hAnsi="Times New Roman"/>
+              </w:rPr>
+            </w:pPr>
+            <w:r>
+              <w:rPr>
+                <w:rFonts w:ascii="Times New Roman" w:hAnsi="Times New Roman"/>
               </w:rPr>
               <w:t>Desarrollo de pantallas y funcionalidades de registro de usuarios.</w:t>
             </w:r>
@@ -3548,23 +3464,20 @@
         <w:tc>
           <w:tcPr>
             <w:tcW w:w="4057" w:type="dxa"/>
-          </w:tcPr>
-          <w:p>
-            <w:pPr>
-              <w:pStyle w:val="Textoindependiente"/>
-              <w:spacing w:line="360" w:lineRule="auto"/>
-              <w:jc w:val="left"/>
-              <w:rPr>
-                <w:rFonts w:ascii="Times New Roman" w:hAnsi="Times New Roman"/>
-                <w:sz w:val="18"/>
-                <w:szCs w:val="18"/>
-              </w:rPr>
-            </w:pPr>
-            <w:r>
-              <w:rPr>
-                <w:rFonts w:ascii="Times New Roman" w:hAnsi="Times New Roman"/>
-                <w:sz w:val="18"/>
-                <w:szCs w:val="18"/>
+            <w:shd w:val="clear" w:color="auto" w:fill="auto"/>
+          </w:tcPr>
+          <w:p>
+            <w:pPr>
+              <w:pStyle w:val="Textoindependiente"/>
+              <w:spacing w:line="360" w:lineRule="auto"/>
+              <w:jc w:val="left"/>
+              <w:rPr>
+                <w:rFonts w:ascii="Times New Roman" w:hAnsi="Times New Roman"/>
+              </w:rPr>
+            </w:pPr>
+            <w:r>
+              <w:rPr>
+                <w:rFonts w:ascii="Times New Roman" w:hAnsi="Times New Roman"/>
               </w:rPr>
               <w:t>Desarrollo y pruebas básicas del módulo de autenticación.</w:t>
             </w:r>
@@ -3644,25 +3557,22 @@
         <w:tc>
           <w:tcPr>
             <w:tcW w:w="4057" w:type="dxa"/>
-          </w:tcPr>
-          <w:p>
-            <w:pPr>
-              <w:pStyle w:val="Textoindependiente"/>
-              <w:spacing w:line="360" w:lineRule="auto"/>
-              <w:jc w:val="left"/>
-              <w:rPr>
-                <w:rFonts w:ascii="Times New Roman" w:hAnsi="Times New Roman"/>
-                <w:sz w:val="18"/>
-                <w:szCs w:val="18"/>
-              </w:rPr>
-            </w:pPr>
-            <w:r>
-              <w:rPr>
-                <w:rFonts w:ascii="Times New Roman" w:hAnsi="Times New Roman"/>
-                <w:sz w:val="18"/>
-                <w:szCs w:val="18"/>
-              </w:rPr>
-              <w:t>Creación de pantallas y estructura inicial de cursos para el prototipo.</w:t>
+            <w:shd w:val="clear" w:color="auto" w:fill="auto"/>
+          </w:tcPr>
+          <w:p>
+            <w:pPr>
+              <w:pStyle w:val="Textoindependiente"/>
+              <w:spacing w:line="360" w:lineRule="auto"/>
+              <w:jc w:val="left"/>
+              <w:rPr>
+                <w:rFonts w:ascii="Times New Roman" w:hAnsi="Times New Roman"/>
+              </w:rPr>
+            </w:pPr>
+            <w:r>
+              <w:rPr>
+                <w:rFonts w:ascii="Times New Roman" w:hAnsi="Times New Roman"/>
+              </w:rPr>
+              <w:t>Creación de pantallas y estructura inicial del administrador</w:t>
             </w:r>
           </w:p>
         </w:tc>
@@ -3740,23 +3650,20 @@
         <w:tc>
           <w:tcPr>
             <w:tcW w:w="4057" w:type="dxa"/>
-          </w:tcPr>
-          <w:p>
-            <w:pPr>
-              <w:pStyle w:val="Textoindependiente"/>
-              <w:spacing w:line="360" w:lineRule="auto"/>
-              <w:jc w:val="left"/>
-              <w:rPr>
-                <w:rFonts w:ascii="Times New Roman" w:hAnsi="Times New Roman"/>
-                <w:sz w:val="18"/>
-                <w:szCs w:val="18"/>
-              </w:rPr>
-            </w:pPr>
-            <w:r>
-              <w:rPr>
-                <w:rFonts w:ascii="Times New Roman" w:hAnsi="Times New Roman"/>
-                <w:sz w:val="18"/>
-                <w:szCs w:val="18"/>
+            <w:shd w:val="clear" w:color="auto" w:fill="auto"/>
+          </w:tcPr>
+          <w:p>
+            <w:pPr>
+              <w:pStyle w:val="Textoindependiente"/>
+              <w:spacing w:line="360" w:lineRule="auto"/>
+              <w:jc w:val="left"/>
+              <w:rPr>
+                <w:rFonts w:ascii="Times New Roman" w:hAnsi="Times New Roman"/>
+              </w:rPr>
+            </w:pPr>
+            <w:r>
+              <w:rPr>
+                <w:rFonts w:ascii="Times New Roman" w:hAnsi="Times New Roman"/>
               </w:rPr>
               <w:t xml:space="preserve">Conexión básica de </w:t>
             </w:r>
@@ -3764,8 +3671,6 @@
             <w:r>
               <w:rPr>
                 <w:rFonts w:ascii="Times New Roman" w:hAnsi="Times New Roman"/>
-                <w:sz w:val="18"/>
-                <w:szCs w:val="18"/>
               </w:rPr>
               <w:t>login</w:t>
             </w:r>
@@ -3773,8 +3678,6 @@
             <w:r>
               <w:rPr>
                 <w:rFonts w:ascii="Times New Roman" w:hAnsi="Times New Roman"/>
-                <w:sz w:val="18"/>
-                <w:szCs w:val="18"/>
               </w:rPr>
               <w:t>, registro y gestión de cursos, pruebas iniciales de navegación.</w:t>
             </w:r>
@@ -3847,7 +3750,6 @@
                 <w:sz w:val="18"/>
                 <w:szCs w:val="18"/>
               </w:rPr>
-              <w:lastRenderedPageBreak/>
               <w:t>29/09/2025</w:t>
             </w:r>
           </w:p>
@@ -3855,23 +3757,20 @@
         <w:tc>
           <w:tcPr>
             <w:tcW w:w="4057" w:type="dxa"/>
-          </w:tcPr>
-          <w:p>
-            <w:pPr>
-              <w:pStyle w:val="Textoindependiente"/>
-              <w:spacing w:line="360" w:lineRule="auto"/>
-              <w:jc w:val="left"/>
-              <w:rPr>
-                <w:rFonts w:ascii="Times New Roman" w:hAnsi="Times New Roman"/>
-                <w:sz w:val="18"/>
-                <w:szCs w:val="18"/>
-              </w:rPr>
-            </w:pPr>
-            <w:r>
-              <w:rPr>
-                <w:rFonts w:ascii="Times New Roman" w:hAnsi="Times New Roman"/>
-                <w:sz w:val="18"/>
-                <w:szCs w:val="18"/>
+            <w:shd w:val="clear" w:color="auto" w:fill="auto"/>
+          </w:tcPr>
+          <w:p>
+            <w:pPr>
+              <w:pStyle w:val="Textoindependiente"/>
+              <w:spacing w:line="360" w:lineRule="auto"/>
+              <w:jc w:val="left"/>
+              <w:rPr>
+                <w:rFonts w:ascii="Times New Roman" w:hAnsi="Times New Roman"/>
+              </w:rPr>
+            </w:pPr>
+            <w:r>
+              <w:rPr>
+                <w:rFonts w:ascii="Times New Roman" w:hAnsi="Times New Roman"/>
               </w:rPr>
               <w:t>Evaluación de avances en módulos desarrollados, ajustes de diseño y correcciones iniciales.</w:t>
             </w:r>
@@ -3951,23 +3850,20 @@
         <w:tc>
           <w:tcPr>
             <w:tcW w:w="4057" w:type="dxa"/>
-          </w:tcPr>
-          <w:p>
-            <w:pPr>
-              <w:pStyle w:val="Textoindependiente"/>
-              <w:spacing w:line="360" w:lineRule="auto"/>
-              <w:jc w:val="left"/>
-              <w:rPr>
-                <w:rFonts w:ascii="Times New Roman" w:hAnsi="Times New Roman"/>
-                <w:sz w:val="18"/>
-                <w:szCs w:val="18"/>
-              </w:rPr>
-            </w:pPr>
-            <w:r>
-              <w:rPr>
-                <w:rFonts w:ascii="Times New Roman" w:hAnsi="Times New Roman"/>
-                <w:sz w:val="18"/>
-                <w:szCs w:val="18"/>
+            <w:shd w:val="clear" w:color="auto" w:fill="auto"/>
+          </w:tcPr>
+          <w:p>
+            <w:pPr>
+              <w:pStyle w:val="Textoindependiente"/>
+              <w:spacing w:line="360" w:lineRule="auto"/>
+              <w:jc w:val="left"/>
+              <w:rPr>
+                <w:rFonts w:ascii="Times New Roman" w:hAnsi="Times New Roman"/>
+              </w:rPr>
+            </w:pPr>
+            <w:r>
+              <w:rPr>
+                <w:rFonts w:ascii="Times New Roman" w:hAnsi="Times New Roman"/>
               </w:rPr>
               <w:t>Desarrollo de funcionalidades para agregar y editar cursos en el prototipo.</w:t>
             </w:r>
@@ -4047,18 +3943,23 @@
         <w:tc>
           <w:tcPr>
             <w:tcW w:w="4057" w:type="dxa"/>
-          </w:tcPr>
-          <w:p>
-            <w:pPr>
-              <w:pStyle w:val="Textoindependiente"/>
-              <w:spacing w:line="360" w:lineRule="auto"/>
-              <w:jc w:val="left"/>
-              <w:rPr>
-                <w:rFonts w:ascii="Times New Roman" w:hAnsi="Times New Roman"/>
-                <w:sz w:val="18"/>
-                <w:szCs w:val="18"/>
-              </w:rPr>
-            </w:pPr>
+            <w:shd w:val="clear" w:color="auto" w:fill="auto"/>
+          </w:tcPr>
+          <w:p>
+            <w:pPr>
+              <w:pStyle w:val="Textoindependiente"/>
+              <w:spacing w:line="360" w:lineRule="auto"/>
+              <w:jc w:val="left"/>
+              <w:rPr>
+                <w:rFonts w:ascii="Times New Roman" w:hAnsi="Times New Roman"/>
+              </w:rPr>
+            </w:pPr>
+            <w:r>
+              <w:rPr>
+                <w:rFonts w:ascii="Times New Roman" w:hAnsi="Times New Roman"/>
+              </w:rPr>
+              <w:t>Desarrollo de funcionalidades para agregar y editar cursos en el prototipo.</w:t>
+            </w:r>
           </w:p>
         </w:tc>
         <w:tc>
@@ -4135,18 +4036,23 @@
         <w:tc>
           <w:tcPr>
             <w:tcW w:w="4057" w:type="dxa"/>
-          </w:tcPr>
-          <w:p>
-            <w:pPr>
-              <w:pStyle w:val="Textoindependiente"/>
-              <w:spacing w:line="360" w:lineRule="auto"/>
-              <w:jc w:val="left"/>
-              <w:rPr>
-                <w:rFonts w:ascii="Times New Roman" w:hAnsi="Times New Roman"/>
-                <w:sz w:val="18"/>
-                <w:szCs w:val="18"/>
-              </w:rPr>
-            </w:pPr>
+            <w:shd w:val="clear" w:color="auto" w:fill="auto"/>
+          </w:tcPr>
+          <w:p>
+            <w:pPr>
+              <w:pStyle w:val="Textoindependiente"/>
+              <w:spacing w:line="360" w:lineRule="auto"/>
+              <w:jc w:val="left"/>
+              <w:rPr>
+                <w:rFonts w:ascii="Times New Roman" w:hAnsi="Times New Roman"/>
+              </w:rPr>
+            </w:pPr>
+            <w:r>
+              <w:rPr>
+                <w:rFonts w:ascii="Times New Roman" w:hAnsi="Times New Roman"/>
+              </w:rPr>
+              <w:t>Desarrollo de funcionalidades para agregar y editar cursos en el prototipo.</w:t>
+            </w:r>
           </w:p>
         </w:tc>
         <w:tc>
@@ -4223,16 +4129,106 @@
         <w:tc>
           <w:tcPr>
             <w:tcW w:w="4057" w:type="dxa"/>
-          </w:tcPr>
-          <w:p>
-            <w:pPr>
-              <w:pStyle w:val="Textoindependiente"/>
-              <w:spacing w:line="360" w:lineRule="auto"/>
-              <w:jc w:val="left"/>
-              <w:rPr>
-                <w:rFonts w:ascii="Times New Roman" w:hAnsi="Times New Roman"/>
-                <w:sz w:val="18"/>
-                <w:szCs w:val="18"/>
+            <w:shd w:val="clear" w:color="auto" w:fill="auto"/>
+          </w:tcPr>
+          <w:tbl>
+            <w:tblPr>
+              <w:tblW w:w="0" w:type="auto"/>
+              <w:tblCellSpacing w:w="15" w:type="dxa"/>
+              <w:tblCellMar>
+                <w:top w:w="15" w:type="dxa"/>
+                <w:left w:w="15" w:type="dxa"/>
+                <w:bottom w:w="15" w:type="dxa"/>
+                <w:right w:w="15" w:type="dxa"/>
+              </w:tblCellMar>
+              <w:tblLook w:val="04A0" w:firstRow="1" w:lastRow="0" w:firstColumn="1" w:lastColumn="0" w:noHBand="0" w:noVBand="1"/>
+            </w:tblPr>
+            <w:tblGrid>
+              <w:gridCol w:w="96"/>
+            </w:tblGrid>
+            <w:tr>
+              <w:trPr>
+                <w:tblCellSpacing w:w="15" w:type="dxa"/>
+              </w:trPr>
+              <w:tc>
+                <w:tcPr>
+                  <w:tcW w:w="0" w:type="auto"/>
+                  <w:vAlign w:val="center"/>
+                  <w:hideMark/>
+                </w:tcPr>
+                <w:p>
+                  <w:pPr>
+                    <w:rPr>
+                      <w:sz w:val="22"/>
+                      <w:szCs w:val="22"/>
+                      <w:lang w:val="es-EC" w:eastAsia="es-EC"/>
+                    </w:rPr>
+                  </w:pPr>
+                </w:p>
+              </w:tc>
+            </w:tr>
+          </w:tbl>
+          <w:p>
+            <w:pPr>
+              <w:rPr>
+                <w:vanish/>
+                <w:lang w:val="es-EC" w:eastAsia="es-EC"/>
+              </w:rPr>
+            </w:pPr>
+          </w:p>
+          <w:tbl>
+            <w:tblPr>
+              <w:tblW w:w="4166" w:type="dxa"/>
+              <w:tblCellSpacing w:w="15" w:type="dxa"/>
+              <w:tblCellMar>
+                <w:top w:w="15" w:type="dxa"/>
+                <w:left w:w="15" w:type="dxa"/>
+                <w:bottom w:w="15" w:type="dxa"/>
+                <w:right w:w="15" w:type="dxa"/>
+              </w:tblCellMar>
+              <w:tblLook w:val="04A0" w:firstRow="1" w:lastRow="0" w:firstColumn="1" w:lastColumn="0" w:noHBand="0" w:noVBand="1"/>
+            </w:tblPr>
+            <w:tblGrid>
+              <w:gridCol w:w="4166"/>
+            </w:tblGrid>
+            <w:tr>
+              <w:trPr>
+                <w:trHeight w:val="230"/>
+                <w:tblCellSpacing w:w="15" w:type="dxa"/>
+              </w:trPr>
+              <w:tc>
+                <w:tcPr>
+                  <w:tcW w:w="0" w:type="auto"/>
+                  <w:vAlign w:val="center"/>
+                  <w:hideMark/>
+                </w:tcPr>
+                <w:p>
+                  <w:pPr>
+                    <w:rPr>
+                      <w:sz w:val="22"/>
+                      <w:szCs w:val="22"/>
+                      <w:lang w:val="es-EC" w:eastAsia="es-EC"/>
+                    </w:rPr>
+                  </w:pPr>
+                  <w:r>
+                    <w:rPr>
+                      <w:sz w:val="22"/>
+                      <w:szCs w:val="22"/>
+                      <w:lang w:val="es-EC" w:eastAsia="es-EC"/>
+                    </w:rPr>
+                    <w:t>Conexión de los módulos desarrollados, asegurando consistencia y flujo básico.</w:t>
+                  </w:r>
+                </w:p>
+              </w:tc>
+            </w:tr>
+          </w:tbl>
+          <w:p>
+            <w:pPr>
+              <w:pStyle w:val="Textoindependiente"/>
+              <w:spacing w:line="360" w:lineRule="auto"/>
+              <w:jc w:val="left"/>
+              <w:rPr>
+                <w:rFonts w:ascii="Times New Roman" w:hAnsi="Times New Roman"/>
               </w:rPr>
             </w:pPr>
           </w:p>
@@ -4279,6 +4275,13 @@
                 <w:szCs w:val="18"/>
               </w:rPr>
             </w:pPr>
+            <w:r>
+              <w:rPr>
+                <w:rFonts w:ascii="Times New Roman" w:hAnsi="Times New Roman"/>
+                <w:szCs w:val="18"/>
+              </w:rPr>
+              <w:t>Se realiza una reunión con el equipo de trabajo</w:t>
+            </w:r>
           </w:p>
         </w:tc>
       </w:tr>
@@ -4311,18 +4314,23 @@
         <w:tc>
           <w:tcPr>
             <w:tcW w:w="4057" w:type="dxa"/>
-          </w:tcPr>
-          <w:p>
-            <w:pPr>
-              <w:pStyle w:val="Textoindependiente"/>
-              <w:spacing w:line="360" w:lineRule="auto"/>
-              <w:jc w:val="left"/>
-              <w:rPr>
-                <w:rFonts w:ascii="Times New Roman" w:hAnsi="Times New Roman"/>
-                <w:sz w:val="18"/>
-                <w:szCs w:val="18"/>
-              </w:rPr>
-            </w:pPr>
+            <w:shd w:val="clear" w:color="auto" w:fill="auto"/>
+          </w:tcPr>
+          <w:p>
+            <w:pPr>
+              <w:pStyle w:val="Textoindependiente"/>
+              <w:spacing w:line="360" w:lineRule="auto"/>
+              <w:jc w:val="left"/>
+              <w:rPr>
+                <w:rFonts w:ascii="Times New Roman" w:hAnsi="Times New Roman"/>
+              </w:rPr>
+            </w:pPr>
+            <w:r>
+              <w:rPr>
+                <w:rFonts w:ascii="Times New Roman" w:hAnsi="Times New Roman"/>
+              </w:rPr>
+              <w:t>Mejoras en diseño de pantallas, consistencia visual y facilidad de navegación.</w:t>
+            </w:r>
           </w:p>
         </w:tc>
         <w:tc>
@@ -4399,18 +4407,23 @@
         <w:tc>
           <w:tcPr>
             <w:tcW w:w="4057" w:type="dxa"/>
-          </w:tcPr>
-          <w:p>
-            <w:pPr>
-              <w:pStyle w:val="Textoindependiente"/>
-              <w:spacing w:line="360" w:lineRule="auto"/>
-              <w:jc w:val="left"/>
-              <w:rPr>
-                <w:rFonts w:ascii="Times New Roman" w:hAnsi="Times New Roman"/>
-                <w:sz w:val="18"/>
-                <w:szCs w:val="18"/>
-              </w:rPr>
-            </w:pPr>
+            <w:shd w:val="clear" w:color="auto" w:fill="auto"/>
+          </w:tcPr>
+          <w:p>
+            <w:pPr>
+              <w:pStyle w:val="Textoindependiente"/>
+              <w:spacing w:line="360" w:lineRule="auto"/>
+              <w:jc w:val="left"/>
+              <w:rPr>
+                <w:rFonts w:ascii="Times New Roman" w:hAnsi="Times New Roman"/>
+              </w:rPr>
+            </w:pPr>
+            <w:r>
+              <w:rPr>
+                <w:rFonts w:ascii="Times New Roman" w:hAnsi="Times New Roman"/>
+              </w:rPr>
+              <w:t>Mejoras en diseño de pantallas, consistencia visual y facilidad de navegación.</w:t>
+            </w:r>
           </w:p>
         </w:tc>
         <w:tc>
@@ -5096,6 +5109,7 @@
                 <w:sz w:val="18"/>
                 <w:szCs w:val="18"/>
               </w:rPr>
+              <w:lastRenderedPageBreak/>
               <w:t>20/10/2025</w:t>
             </w:r>
           </w:p>
@@ -8153,7 +8167,7 @@
 </file>
 
 <file path=customXml/itemProps1.xml><?xml version="1.0" encoding="utf-8"?>
-<ds:datastoreItem xmlns:ds="http://schemas.openxmlformats.org/officeDocument/2006/customXml" ds:itemID="{8BA8E291-D09E-4BD9-86DF-A7349F9F0B78}">
+<ds:datastoreItem xmlns:ds="http://schemas.openxmlformats.org/officeDocument/2006/customXml" ds:itemID="{3CBDCFA8-B952-45E5-A60A-FFA3EFA54D34}">
   <ds:schemaRefs>
     <ds:schemaRef ds:uri="http://schemas.openxmlformats.org/officeDocument/2006/bibliography"/>
   </ds:schemaRefs>

--- a/Practicas Preprofesionales/Editables/02MerinoEdnanControlAvanceActividades.docx
+++ b/Practicas Preprofesionales/Editables/02MerinoEdnanControlAvanceActividades.docx
@@ -730,6 +730,8 @@
         </w:rPr>
         <w:t xml:space="preserve"> </w:t>
       </w:r>
+      <w:bookmarkStart w:id="0" w:name="_GoBack"/>
+      <w:bookmarkEnd w:id="0"/>
     </w:p>
     <w:p>
       <w:pPr>
@@ -2172,8 +2174,6 @@
               </w:rPr>
               <w:t>Se realiza una reunión con el equipo de trabajo</w:t>
             </w:r>
-            <w:bookmarkStart w:id="0" w:name="_GoBack"/>
-            <w:bookmarkEnd w:id="0"/>
           </w:p>
         </w:tc>
       </w:tr>
@@ -2936,8 +2936,6 @@
                 <w:p>
                   <w:pPr>
                     <w:rPr>
-                      <w:sz w:val="22"/>
-                      <w:szCs w:val="22"/>
                       <w:lang w:val="es-EC" w:eastAsia="es-EC"/>
                     </w:rPr>
                   </w:pPr>
@@ -2981,8 +2979,6 @@
                 <w:p>
                   <w:pPr>
                     <w:rPr>
-                      <w:sz w:val="22"/>
-                      <w:szCs w:val="22"/>
                       <w:lang w:val="es-EC" w:eastAsia="es-EC"/>
                     </w:rPr>
                   </w:pPr>
@@ -4159,8 +4155,6 @@
                 <w:p>
                   <w:pPr>
                     <w:rPr>
-                      <w:sz w:val="22"/>
-                      <w:szCs w:val="22"/>
                       <w:lang w:val="es-EC" w:eastAsia="es-EC"/>
                     </w:rPr>
                   </w:pPr>
@@ -4205,8 +4199,6 @@
                 <w:p>
                   <w:pPr>
                     <w:rPr>
-                      <w:sz w:val="22"/>
-                      <w:szCs w:val="22"/>
                       <w:lang w:val="es-EC" w:eastAsia="es-EC"/>
                     </w:rPr>
                   </w:pPr>
@@ -4329,7 +4321,13 @@
               <w:rPr>
                 <w:rFonts w:ascii="Times New Roman" w:hAnsi="Times New Roman"/>
               </w:rPr>
-              <w:t>Mejoras en diseño de pantallas, consistencia visual y facilidad de navegación.</w:t>
+              <w:t xml:space="preserve">Mejoras en diseño de pantallas, </w:t>
+            </w:r>
+            <w:r>
+              <w:rPr>
+                <w:rFonts w:ascii="Times New Roman" w:hAnsi="Times New Roman"/>
+              </w:rPr>
+              <w:t>y consistencia visual.</w:t>
             </w:r>
           </w:p>
         </w:tc>
@@ -4422,7 +4420,13 @@
               <w:rPr>
                 <w:rFonts w:ascii="Times New Roman" w:hAnsi="Times New Roman"/>
               </w:rPr>
-              <w:t>Mejoras en diseño de pantallas, consistencia visual y facilidad de navegación.</w:t>
+              <w:t>Mejoras en diseño</w:t>
+            </w:r>
+            <w:r>
+              <w:rPr>
+                <w:rFonts w:ascii="Times New Roman" w:hAnsi="Times New Roman"/>
+              </w:rPr>
+              <w:t xml:space="preserve"> y facilidad de navegación.</w:t>
             </w:r>
           </w:p>
         </w:tc>
@@ -4508,10 +4512,16 @@
               <w:jc w:val="left"/>
               <w:rPr>
                 <w:rFonts w:ascii="Times New Roman" w:hAnsi="Times New Roman"/>
-                <w:sz w:val="18"/>
-                <w:szCs w:val="18"/>
-              </w:rPr>
-            </w:pPr>
+                <w:szCs w:val="18"/>
+              </w:rPr>
+            </w:pPr>
+            <w:r>
+              <w:rPr>
+                <w:rFonts w:ascii="Times New Roman" w:hAnsi="Times New Roman"/>
+                <w:szCs w:val="18"/>
+              </w:rPr>
+              <w:t>Corrección de errores, ajustes en la usabilidad orientado al usuario administrador.</w:t>
+            </w:r>
           </w:p>
         </w:tc>
         <w:tc>
@@ -8167,7 +8177,7 @@
 </file>
 
 <file path=customXml/itemProps1.xml><?xml version="1.0" encoding="utf-8"?>
-<ds:datastoreItem xmlns:ds="http://schemas.openxmlformats.org/officeDocument/2006/customXml" ds:itemID="{3CBDCFA8-B952-45E5-A60A-FFA3EFA54D34}">
+<ds:datastoreItem xmlns:ds="http://schemas.openxmlformats.org/officeDocument/2006/customXml" ds:itemID="{53DF3057-8425-4349-8FFA-C025ED528DA5}">
   <ds:schemaRefs>
     <ds:schemaRef ds:uri="http://schemas.openxmlformats.org/officeDocument/2006/bibliography"/>
   </ds:schemaRefs>
